--- a/1_Onomondo_Softsim_NRF9151_Setup.docx
+++ b/1_Onomondo_Softsim_NRF9151_Setup.docx
@@ -1,18 +1,43 @@
 
 <file path=word/document.xml><?xml version="1.0" encoding="utf-8"?>
-<w:document xmlns:wpc="http://schemas.microsoft.com/office/word/2010/wordprocessingCanvas" xmlns:cx="http://schemas.microsoft.com/office/drawing/2014/chartex" xmlns:cx1="http://schemas.microsoft.com/office/drawing/2015/9/8/chartex" xmlns:cx2="http://schemas.microsoft.com/office/drawing/2015/10/21/chartex" xmlns:cx3="http://schemas.microsoft.com/office/drawing/2016/5/9/chartex" xmlns:cx4="http://schemas.microsoft.com/office/drawing/2016/5/10/chartex" xmlns:cx5="http://schemas.microsoft.com/office/drawing/2016/5/11/chartex" xmlns:cx6="http://schemas.microsoft.com/office/drawing/2016/5/12/chartex" xmlns:cx7="http://schemas.microsoft.com/office/drawing/2016/5/13/chartex" xmlns:cx8="http://schemas.microsoft.com/office/drawing/2016/5/14/chartex" xmlns:mc="http://schemas.openxmlformats.org/markup-compatibility/2006" xmlns:aink="http://schemas.microsoft.com/office/drawing/2016/ink" xmlns:am3d="http://schemas.microsoft.com/office/drawing/2017/model3d" xmlns:o="urn:schemas-microsoft-com:office:office" xmlns:oel="http://schemas.microsoft.com/office/2019/extlst" xmlns:r="http://schemas.openxmlformats.org/officeDocument/2006/relationships" xmlns:m="http://schemas.openxmlformats.org/officeDocument/2006/math" xmlns:v="urn:schemas-microsoft-com:vml" xmlns:wp14="http://schemas.microsoft.com/office/word/2010/wordprocessingDrawing" xmlns:wp="http://schemas.openxmlformats.org/drawingml/2006/wordprocessingDrawing" xmlns:w10="urn:schemas-microsoft-com:office:word" xmlns:w="http://schemas.openxmlformats.org/wordprocessingml/2006/main" xmlns:w14="http://schemas.microsoft.com/office/word/2010/wordml" xmlns:w15="http://schemas.microsoft.com/office/word/2012/wordml" xmlns:w16cex="http://schemas.microsoft.com/office/word/2018/wordml/cex" xmlns:w16cid="http://schemas.microsoft.com/office/word/2016/wordml/cid" xmlns:w16="http://schemas.microsoft.com/office/word/2018/wordml" xmlns:w16du="http://schemas.microsoft.com/office/word/2023/wordml/word16du" xmlns:w16sdtdh="http://schemas.microsoft.com/office/word/2020/wordml/sdtdatahash" xmlns:w16sdtfl="http://schemas.microsoft.com/office/word/2024/wordml/sdtformatlock" xmlns:w16se="http://schemas.microsoft.com/office/word/2015/wordml/symex" xmlns:wpg="http://schemas.microsoft.com/office/word/2010/wordprocessingGroup" xmlns:wpi="http://schemas.microsoft.com/office/word/2010/wordprocessingInk" xmlns:wne="http://schemas.microsoft.com/office/word/2006/wordml" xmlns:wps="http://schemas.microsoft.com/office/word/2010/wordprocessingShape" mc:Ignorable="w14 w15 w16se w16cid w16 w16cex w16sdtdh w16sdtfl w16du wp14">
+<w:document xmlns:wpc="http://schemas.microsoft.com/office/word/2010/wordprocessingCanvas" xmlns:cx="http://schemas.microsoft.com/office/drawing/2014/chartex" xmlns:cx1="http://schemas.microsoft.com/office/drawing/2015/9/8/chartex" xmlns:cx2="http://schemas.microsoft.com/office/drawing/2015/10/21/chartex" xmlns:cx3="http://schemas.microsoft.com/office/drawing/2016/5/9/chartex" xmlns:cx4="http://schemas.microsoft.com/office/drawing/2016/5/10/chartex" xmlns:cx5="http://schemas.microsoft.com/office/drawing/2016/5/11/chartex" xmlns:cx6="http://schemas.microsoft.com/office/drawing/2016/5/12/chartex" xmlns:cx7="http://schemas.microsoft.com/office/drawing/2016/5/13/chartex" xmlns:cx8="http://schemas.microsoft.com/office/drawing/2016/5/14/chartex" xmlns:mc="http://schemas.openxmlformats.org/markup-compatibility/2006" xmlns:aink="http://schemas.microsoft.com/office/drawing/2016/ink" xmlns:am3d="http://schemas.microsoft.com/office/drawing/2017/model3d" xmlns:o="urn:schemas-microsoft-com:office:office" xmlns:oel="http://schemas.microsoft.com/office/2019/extlst" xmlns:r="http://schemas.openxmlformats.org/officeDocument/2006/relationships" xmlns:m="http://schemas.openxmlformats.org/officeDocument/2006/math" xmlns:v="urn:schemas-microsoft-com:vml" xmlns:wp14="http://schemas.microsoft.com/office/word/2010/wordprocessingDrawing" xmlns:wp="http://schemas.openxmlformats.org/drawingml/2006/wordprocessingDrawing" xmlns:w10="urn:schemas-microsoft-com:office:word" xmlns:w="http://schemas.openxmlformats.org/wordprocessingml/2006/main" xmlns:w14="http://schemas.microsoft.com/office/word/2010/wordml" xmlns:w15="http://schemas.microsoft.com/office/word/2012/wordml" xmlns:w16cex="http://schemas.microsoft.com/office/word/2018/wordml/cex" xmlns:w16cid="http://schemas.microsoft.com/office/word/2016/wordml/cid" xmlns:w16="http://schemas.microsoft.com/office/word/2018/wordml" xmlns:w16du="http://schemas.microsoft.com/office/word/2023/wordml/word16du" xmlns:w16sdtdh="http://schemas.microsoft.com/office/word/2020/wordml/sdtdatahash" xmlns:w16se="http://schemas.microsoft.com/office/word/2015/wordml/symex" xmlns:wpg="http://schemas.microsoft.com/office/word/2010/wordprocessingGroup" xmlns:wpi="http://schemas.microsoft.com/office/word/2010/wordprocessingInk" xmlns:wne="http://schemas.microsoft.com/office/word/2006/wordml" xmlns:wps="http://schemas.microsoft.com/office/word/2010/wordprocessingShape" mc:Ignorable="w14 w15 w16se w16cid w16 w16cex w16sdtdh w16du wp14">
   <w:body>
     <w:p>
       <w:pPr>
         <w:pStyle w:val="Title"/>
         <w:jc w:val="center"/>
       </w:pPr>
+      <w:proofErr w:type="spellStart"/>
       <w:r>
         <w:rPr>
           <w:rFonts w:ascii="Aptos Display" w:hAnsi="Aptos Display" w:cs="Aptos Display"/>
           <w:color w:val="1F4E79"/>
         </w:rPr>
-        <w:t>Onomondo SoftSIM Provisioning Guide</w:t>
+        <w:t>Onomondo</w:t>
+      </w:r>
+      <w:proofErr w:type="spellEnd"/>
+      <w:r>
+        <w:rPr>
+          <w:rFonts w:ascii="Aptos Display" w:hAnsi="Aptos Display" w:cs="Aptos Display"/>
+          <w:color w:val="1F4E79"/>
+        </w:rPr>
+        <w:t xml:space="preserve"> </w:t>
+      </w:r>
+      <w:proofErr w:type="spellStart"/>
+      <w:r>
+        <w:rPr>
+          <w:rFonts w:ascii="Aptos Display" w:hAnsi="Aptos Display" w:cs="Aptos Display"/>
+          <w:color w:val="1F4E79"/>
+        </w:rPr>
+        <w:t>SoftSIM</w:t>
+      </w:r>
+      <w:proofErr w:type="spellEnd"/>
+      <w:r>
+        <w:rPr>
+          <w:rFonts w:ascii="Aptos Display" w:hAnsi="Aptos Display" w:cs="Aptos Display"/>
+          <w:color w:val="1F4E79"/>
+        </w:rPr>
+        <w:t xml:space="preserve"> Provisioning Guide</w:t>
       </w:r>
     </w:p>
     <w:p>
@@ -26,7 +51,67 @@
           <w:color w:val="444444"/>
           <w:sz w:val="26"/>
         </w:rPr>
-        <w:t>Nordic nRF9151 DK using Windows, VS Code, nRF Connect, and the Onomondo SoftSIM CLI</w:t>
+        <w:t xml:space="preserve">Nordic nRF9151 DK using Windows, VS Code, </w:t>
+      </w:r>
+      <w:proofErr w:type="spellStart"/>
+      <w:r>
+        <w:rPr>
+          <w:rFonts w:cs="Aptos"/>
+          <w:i/>
+          <w:color w:val="444444"/>
+          <w:sz w:val="26"/>
+        </w:rPr>
+        <w:t>nRF</w:t>
+      </w:r>
+      <w:proofErr w:type="spellEnd"/>
+      <w:r>
+        <w:rPr>
+          <w:rFonts w:cs="Aptos"/>
+          <w:i/>
+          <w:color w:val="444444"/>
+          <w:sz w:val="26"/>
+        </w:rPr>
+        <w:t xml:space="preserve"> Connect, and the </w:t>
+      </w:r>
+      <w:proofErr w:type="spellStart"/>
+      <w:r>
+        <w:rPr>
+          <w:rFonts w:cs="Aptos"/>
+          <w:i/>
+          <w:color w:val="444444"/>
+          <w:sz w:val="26"/>
+        </w:rPr>
+        <w:t>Onomondo</w:t>
+      </w:r>
+      <w:proofErr w:type="spellEnd"/>
+      <w:r>
+        <w:rPr>
+          <w:rFonts w:cs="Aptos"/>
+          <w:i/>
+          <w:color w:val="444444"/>
+          <w:sz w:val="26"/>
+        </w:rPr>
+        <w:t xml:space="preserve"> </w:t>
+      </w:r>
+      <w:proofErr w:type="spellStart"/>
+      <w:r>
+        <w:rPr>
+          <w:rFonts w:cs="Aptos"/>
+          <w:i/>
+          <w:color w:val="444444"/>
+          <w:sz w:val="26"/>
+        </w:rPr>
+        <w:t>SoftSIM</w:t>
+      </w:r>
+      <w:proofErr w:type="spellEnd"/>
+      <w:r>
+        <w:rPr>
+          <w:rFonts w:cs="Aptos"/>
+          <w:i/>
+          <w:color w:val="444444"/>
+          <w:sz w:val="26"/>
+        </w:rPr>
+        <w:t xml:space="preserve"> CLI</w:t>
       </w:r>
     </w:p>
     <w:p>
@@ -88,7 +173,61 @@
                 <w:color w:val="000000"/>
                 <w:sz w:val="19"/>
               </w:rPr>
-              <w:t>At the end of this procedure, the nRF9151 DK has an Onomondo SoftSIM profile provisioned into device storage and can register on LTE using the SoftSIM.</w:t>
+              <w:t xml:space="preserve">At the end of this procedure, the nRF9151 DK has an </w:t>
+            </w:r>
+            <w:proofErr w:type="spellStart"/>
+            <w:r>
+              <w:rPr>
+                <w:rFonts w:cs="Aptos"/>
+                <w:color w:val="000000"/>
+                <w:sz w:val="19"/>
+              </w:rPr>
+              <w:t>Onomondo</w:t>
+            </w:r>
+            <w:proofErr w:type="spellEnd"/>
+            <w:r>
+              <w:rPr>
+                <w:rFonts w:cs="Aptos"/>
+                <w:color w:val="000000"/>
+                <w:sz w:val="19"/>
+              </w:rPr>
+              <w:t xml:space="preserve"> </w:t>
+            </w:r>
+            <w:proofErr w:type="spellStart"/>
+            <w:r>
+              <w:rPr>
+                <w:rFonts w:cs="Aptos"/>
+                <w:color w:val="000000"/>
+                <w:sz w:val="19"/>
+              </w:rPr>
+              <w:t>SoftSIM</w:t>
+            </w:r>
+            <w:proofErr w:type="spellEnd"/>
+            <w:r>
+              <w:rPr>
+                <w:rFonts w:cs="Aptos"/>
+                <w:color w:val="000000"/>
+                <w:sz w:val="19"/>
+              </w:rPr>
+              <w:t xml:space="preserve"> profile provisioned into device storage and can register on LTE using the </w:t>
+            </w:r>
+            <w:proofErr w:type="spellStart"/>
+            <w:r>
+              <w:rPr>
+                <w:rFonts w:cs="Aptos"/>
+                <w:color w:val="000000"/>
+                <w:sz w:val="19"/>
+              </w:rPr>
+              <w:t>SoftSIM</w:t>
+            </w:r>
+            <w:proofErr w:type="spellEnd"/>
+            <w:r>
+              <w:rPr>
+                <w:rFonts w:cs="Aptos"/>
+                <w:color w:val="000000"/>
+                <w:sz w:val="19"/>
+              </w:rPr>
+              <w:t>.</w:t>
             </w:r>
           </w:p>
         </w:tc>
@@ -127,7 +266,15 @@
         <w:spacing w:after="40"/>
       </w:pPr>
       <w:r>
-        <w:t>3. Open VS Code and prepare nRF Connect</w:t>
+        <w:t xml:space="preserve">3. Open VS Code and prepare </w:t>
+      </w:r>
+      <w:proofErr w:type="spellStart"/>
+      <w:r>
+        <w:t>nRF</w:t>
+      </w:r>
+      <w:proofErr w:type="spellEnd"/>
+      <w:r>
+        <w:t xml:space="preserve"> Connect</w:t>
       </w:r>
     </w:p>
     <w:p>
@@ -136,7 +283,23 @@
         <w:spacing w:after="40"/>
       </w:pPr>
       <w:r>
-        <w:t>4. Create the Onomondo SoftSIM workspace</w:t>
+        <w:t xml:space="preserve">4. Create the </w:t>
+      </w:r>
+      <w:proofErr w:type="spellStart"/>
+      <w:r>
+        <w:t>Onomondo</w:t>
+      </w:r>
+      <w:proofErr w:type="spellEnd"/>
+      <w:r>
+        <w:t xml:space="preserve"> </w:t>
+      </w:r>
+      <w:proofErr w:type="spellStart"/>
+      <w:r>
+        <w:t>SoftSIM</w:t>
+      </w:r>
+      <w:proofErr w:type="spellEnd"/>
+      <w:r>
+        <w:t xml:space="preserve"> workspace</w:t>
       </w:r>
     </w:p>
     <w:p>
@@ -154,7 +317,23 @@
         <w:spacing w:after="40"/>
       </w:pPr>
       <w:r>
-        <w:t>6. Download and prepare the Onomondo SoftSIM CLI</w:t>
+        <w:t xml:space="preserve">6. Download and prepare the </w:t>
+      </w:r>
+      <w:proofErr w:type="spellStart"/>
+      <w:r>
+        <w:t>Onomondo</w:t>
+      </w:r>
+      <w:proofErr w:type="spellEnd"/>
+      <w:r>
+        <w:t xml:space="preserve"> </w:t>
+      </w:r>
+      <w:proofErr w:type="spellStart"/>
+      <w:r>
+        <w:t>SoftSIM</w:t>
+      </w:r>
+      <w:proofErr w:type="spellEnd"/>
+      <w:r>
+        <w:t xml:space="preserve"> CLI</w:t>
       </w:r>
     </w:p>
     <w:p>
@@ -163,7 +342,15 @@
         <w:spacing w:after="40"/>
       </w:pPr>
       <w:r>
-        <w:t>7. Generate the RSA key pair and create the SoftSIM API key</w:t>
+        <w:t xml:space="preserve">7. Generate the RSA key pair and create the </w:t>
+      </w:r>
+      <w:proofErr w:type="spellStart"/>
+      <w:r>
+        <w:t>SoftSIM</w:t>
+      </w:r>
+      <w:proofErr w:type="spellEnd"/>
+      <w:r>
+        <w:t xml:space="preserve"> API key</w:t>
       </w:r>
     </w:p>
     <w:p>
@@ -172,7 +359,15 @@
         <w:spacing w:after="40"/>
       </w:pPr>
       <w:r>
-        <w:t>8. Fetch and format one encrypted SoftSIM profile</w:t>
+        <w:t xml:space="preserve">8. Fetch and format one encrypted </w:t>
+      </w:r>
+      <w:proofErr w:type="spellStart"/>
+      <w:r>
+        <w:t>SoftSIM</w:t>
+      </w:r>
+      <w:proofErr w:type="spellEnd"/>
+      <w:r>
+        <w:t xml:space="preserve"> profile</w:t>
       </w:r>
     </w:p>
     <w:p>
@@ -181,7 +376,23 @@
         <w:spacing w:after="40"/>
       </w:pPr>
       <w:r>
-        <w:t>9. Provision the SoftSIM profile through the nRF serial terminal</w:t>
+        <w:t xml:space="preserve">9. Provision the </w:t>
+      </w:r>
+      <w:proofErr w:type="spellStart"/>
+      <w:r>
+        <w:t>SoftSIM</w:t>
+      </w:r>
+      <w:proofErr w:type="spellEnd"/>
+      <w:r>
+        <w:t xml:space="preserve"> profile through the </w:t>
+      </w:r>
+      <w:proofErr w:type="spellStart"/>
+      <w:r>
+        <w:t>nRF</w:t>
+      </w:r>
+      <w:proofErr w:type="spellEnd"/>
+      <w:r>
+        <w:t xml:space="preserve"> serial terminal</w:t>
       </w:r>
     </w:p>
     <w:p>
@@ -263,7 +474,21 @@
         <w:rPr>
           <w:highlight w:val="yellow"/>
         </w:rPr>
-        <w:t>IDE: Visual Studio Code with the nRF Connect extension installed.</w:t>
+        <w:t xml:space="preserve">IDE: Visual Studio Code with the </w:t>
+      </w:r>
+      <w:proofErr w:type="spellStart"/>
+      <w:r>
+        <w:rPr>
+          <w:highlight w:val="yellow"/>
+        </w:rPr>
+        <w:t>nRF</w:t>
+      </w:r>
+      <w:proofErr w:type="spellEnd"/>
+      <w:r>
+        <w:rPr>
+          <w:highlight w:val="yellow"/>
+        </w:rPr>
+        <w:t xml:space="preserve"> Connect extension installed.</w:t>
       </w:r>
     </w:p>
     <w:p>
@@ -290,7 +515,23 @@
         <w:spacing w:after="40"/>
       </w:pPr>
       <w:r>
-        <w:t>You already have an Onomondo account and at least one allocated SoftSIM profile available.</w:t>
+        <w:t xml:space="preserve">You already have an </w:t>
+      </w:r>
+      <w:proofErr w:type="spellStart"/>
+      <w:r>
+        <w:t>Onomondo</w:t>
+      </w:r>
+      <w:proofErr w:type="spellEnd"/>
+      <w:r>
+        <w:t xml:space="preserve"> account and at least one allocated </w:t>
+      </w:r>
+      <w:proofErr w:type="spellStart"/>
+      <w:r>
+        <w:t>SoftSIM</w:t>
+      </w:r>
+      <w:proofErr w:type="spellEnd"/>
+      <w:r>
+        <w:t xml:space="preserve"> profile available.</w:t>
       </w:r>
     </w:p>
     <w:p>
@@ -376,7 +617,15 @@
         <w:spacing w:after="40"/>
       </w:pPr>
       <w:r>
-        <w:t>The guide uses C:\ss as the SoftSIM CLI/provisioning folder and C:\b\softsim as the short build folder.</w:t>
+        <w:t xml:space="preserve">The guide uses C:\ss as the </w:t>
+      </w:r>
+      <w:proofErr w:type="spellStart"/>
+      <w:r>
+        <w:t>SoftSIM</w:t>
+      </w:r>
+      <w:proofErr w:type="spellEnd"/>
+      <w:r>
+        <w:t xml:space="preserve"> CLI/provisioning folder and C:\b\softsim as the short build folder.</w:t>
       </w:r>
     </w:p>
     <w:p>
@@ -393,7 +642,23 @@
         <w:spacing w:after="40"/>
       </w:pPr>
       <w:r>
-        <w:t>Do not paste the Onomondo SoftSIM API key into a chat</w:t>
+        <w:t xml:space="preserve">Do not paste the </w:t>
+      </w:r>
+      <w:proofErr w:type="spellStart"/>
+      <w:r>
+        <w:t>Onomondo</w:t>
+      </w:r>
+      <w:proofErr w:type="spellEnd"/>
+      <w:r>
+        <w:t xml:space="preserve"> </w:t>
+      </w:r>
+      <w:proofErr w:type="spellStart"/>
+      <w:r>
+        <w:t>SoftSIM</w:t>
+      </w:r>
+      <w:proofErr w:type="spellEnd"/>
+      <w:r>
+        <w:t xml:space="preserve"> API key into a chat</w:t>
       </w:r>
       <w:r>
         <w:t>.</w:t>
@@ -405,7 +670,15 @@
         <w:spacing w:after="40"/>
       </w:pPr>
       <w:r>
-        <w:t>Do not share the private key file named softsim_key.</w:t>
+        <w:t xml:space="preserve">Do not share the private key file named </w:t>
+      </w:r>
+      <w:proofErr w:type="spellStart"/>
+      <w:r>
+        <w:t>softsim_key</w:t>
+      </w:r>
+      <w:proofErr w:type="spellEnd"/>
+      <w:r>
+        <w:t>.</w:t>
       </w:r>
     </w:p>
     <w:p>
@@ -414,7 +687,15 @@
         <w:spacing w:after="40"/>
       </w:pPr>
       <w:r>
-        <w:t>Do not share the generated HEX SoftSIM profile string.</w:t>
+        <w:t xml:space="preserve">Do not share the generated HEX </w:t>
+      </w:r>
+      <w:proofErr w:type="spellStart"/>
+      <w:r>
+        <w:t>SoftSIM</w:t>
+      </w:r>
+      <w:proofErr w:type="spellEnd"/>
+      <w:r>
+        <w:t xml:space="preserve"> profile string.</w:t>
       </w:r>
     </w:p>
     <w:p>
@@ -423,7 +704,15 @@
         <w:spacing w:after="40"/>
       </w:pPr>
       <w:r>
-        <w:t>Use one generated SoftSIM profile for one physical device. Do not provision the same profile onto multiple boards.</w:t>
+        <w:t xml:space="preserve">Use one generated </w:t>
+      </w:r>
+      <w:proofErr w:type="spellStart"/>
+      <w:r>
+        <w:t>SoftSIM</w:t>
+      </w:r>
+      <w:proofErr w:type="spellEnd"/>
+      <w:r>
+        <w:t xml:space="preserve"> profile for one physical device. Do not provision the same profile onto multiple boards.</w:t>
       </w:r>
     </w:p>
     <w:p>
@@ -491,7 +780,61 @@
                 <w:color w:val="000000"/>
                 <w:sz w:val="19"/>
               </w:rPr>
-              <w:t>The Onomondo SoftSIM API key, the RSA private key, and the SoftSIM HEX profile are different things. The API key is used on the PC to fetch encrypted profiles. The private key decrypts one local encrypted profile. The HEX profile is the string pasted into the board serial terminal.</w:t>
+              <w:t xml:space="preserve">The </w:t>
+            </w:r>
+            <w:proofErr w:type="spellStart"/>
+            <w:r>
+              <w:rPr>
+                <w:rFonts w:cs="Aptos"/>
+                <w:color w:val="000000"/>
+                <w:sz w:val="19"/>
+              </w:rPr>
+              <w:t>Onomondo</w:t>
+            </w:r>
+            <w:proofErr w:type="spellEnd"/>
+            <w:r>
+              <w:rPr>
+                <w:rFonts w:cs="Aptos"/>
+                <w:color w:val="000000"/>
+                <w:sz w:val="19"/>
+              </w:rPr>
+              <w:t xml:space="preserve"> </w:t>
+            </w:r>
+            <w:proofErr w:type="spellStart"/>
+            <w:r>
+              <w:rPr>
+                <w:rFonts w:cs="Aptos"/>
+                <w:color w:val="000000"/>
+                <w:sz w:val="19"/>
+              </w:rPr>
+              <w:t>SoftSIM</w:t>
+            </w:r>
+            <w:proofErr w:type="spellEnd"/>
+            <w:r>
+              <w:rPr>
+                <w:rFonts w:cs="Aptos"/>
+                <w:color w:val="000000"/>
+                <w:sz w:val="19"/>
+              </w:rPr>
+              <w:t xml:space="preserve"> API key, the RSA private key, and the </w:t>
+            </w:r>
+            <w:proofErr w:type="spellStart"/>
+            <w:r>
+              <w:rPr>
+                <w:rFonts w:cs="Aptos"/>
+                <w:color w:val="000000"/>
+                <w:sz w:val="19"/>
+              </w:rPr>
+              <w:t>SoftSIM</w:t>
+            </w:r>
+            <w:proofErr w:type="spellEnd"/>
+            <w:r>
+              <w:rPr>
+                <w:rFonts w:cs="Aptos"/>
+                <w:color w:val="000000"/>
+                <w:sz w:val="19"/>
+              </w:rPr>
+              <w:t xml:space="preserve"> HEX profile are different things. The API key is used on the PC to fetch encrypted profiles. The private key decrypts one local encrypted profile. The HEX profile is the string pasted into the board serial terminal.</w:t>
             </w:r>
           </w:p>
         </w:tc>
@@ -521,12 +864,21 @@
         <w:spacing w:before="40" w:after="120" w:line="240" w:lineRule="auto"/>
         <w:ind w:left="216" w:right="72"/>
       </w:pPr>
-      <w:r>
-        <w:rPr>
-          <w:rFonts w:cs="Consolas"/>
-          <w:color w:val="1F1F1F"/>
-        </w:rPr>
-        <w:t>Onomondo account</w:t>
+      <w:proofErr w:type="spellStart"/>
+      <w:r>
+        <w:rPr>
+          <w:rFonts w:cs="Consolas"/>
+          <w:color w:val="1F1F1F"/>
+        </w:rPr>
+        <w:t>Onomondo</w:t>
+      </w:r>
+      <w:proofErr w:type="spellEnd"/>
+      <w:r>
+        <w:rPr>
+          <w:rFonts w:cs="Consolas"/>
+          <w:color w:val="1F1F1F"/>
+        </w:rPr>
+        <w:t xml:space="preserve"> account</w:t>
       </w:r>
       <w:r>
         <w:rPr>
@@ -534,7 +886,23 @@
           <w:color w:val="1F1F1F"/>
         </w:rPr>
         <w:br/>
-        <w:t xml:space="preserve">    -&gt; SoftSIM API key created with your public RSA key</w:t>
+        <w:t xml:space="preserve">    -&gt; </w:t>
+      </w:r>
+      <w:proofErr w:type="spellStart"/>
+      <w:r>
+        <w:rPr>
+          <w:rFonts w:cs="Consolas"/>
+          <w:color w:val="1F1F1F"/>
+        </w:rPr>
+        <w:t>SoftSIM</w:t>
+      </w:r>
+      <w:proofErr w:type="spellEnd"/>
+      <w:r>
+        <w:rPr>
+          <w:rFonts w:cs="Consolas"/>
+          <w:color w:val="1F1F1F"/>
+        </w:rPr>
+        <w:t xml:space="preserve"> API key created with your public RSA key</w:t>
       </w:r>
       <w:r>
         <w:rPr>
@@ -558,7 +926,23 @@
           <w:color w:val="1F1F1F"/>
         </w:rPr>
         <w:br/>
-        <w:t xml:space="preserve">                -&gt; paste HEX profile into nRF serial terminal</w:t>
+        <w:t xml:space="preserve">                -&gt; paste HEX profile into </w:t>
+      </w:r>
+      <w:proofErr w:type="spellStart"/>
+      <w:r>
+        <w:rPr>
+          <w:rFonts w:cs="Consolas"/>
+          <w:color w:val="1F1F1F"/>
+        </w:rPr>
+        <w:t>nRF</w:t>
+      </w:r>
+      <w:proofErr w:type="spellEnd"/>
+      <w:r>
+        <w:rPr>
+          <w:rFonts w:cs="Consolas"/>
+          <w:color w:val="1F1F1F"/>
+        </w:rPr>
+        <w:t xml:space="preserve"> serial terminal</w:t>
       </w:r>
       <w:r>
         <w:rPr>
@@ -574,8 +958,17 @@
           <w:color w:val="1F1F1F"/>
         </w:rPr>
         <w:br/>
-        <w:t xml:space="preserve">                        -&gt; modem registers on LTE using the SoftSIM</w:t>
-      </w:r>
+        <w:t xml:space="preserve">                        -&gt; modem registers on LTE using the </w:t>
+      </w:r>
+      <w:proofErr w:type="spellStart"/>
+      <w:r>
+        <w:rPr>
+          <w:rFonts w:cs="Consolas"/>
+          <w:color w:val="1F1F1F"/>
+        </w:rPr>
+        <w:t>SoftSIM</w:t>
+      </w:r>
+      <w:proofErr w:type="spellEnd"/>
     </w:p>
     <w:p>
       <w:pPr>
@@ -605,7 +998,21 @@
           <w:highlight w:val="yellow"/>
         </w:rPr>
         <w:lastRenderedPageBreak/>
-        <w:t>3. Open VS Code and prepare nRF Connect</w:t>
+        <w:t xml:space="preserve">3. Open VS Code and prepare </w:t>
+      </w:r>
+      <w:proofErr w:type="spellStart"/>
+      <w:r>
+        <w:rPr>
+          <w:highlight w:val="yellow"/>
+        </w:rPr>
+        <w:t>nRF</w:t>
+      </w:r>
+      <w:proofErr w:type="spellEnd"/>
+      <w:r>
+        <w:rPr>
+          <w:highlight w:val="yellow"/>
+        </w:rPr>
+        <w:t xml:space="preserve"> Connect</w:t>
       </w:r>
     </w:p>
     <w:p>
@@ -613,7 +1020,15 @@
         <w:pStyle w:val="Heading2"/>
       </w:pPr>
       <w:r>
-        <w:t>3.1 Launch VS Code and open the nRF Connect extension</w:t>
+        <w:t xml:space="preserve">3.1 Launch VS Code and open the </w:t>
+      </w:r>
+      <w:proofErr w:type="spellStart"/>
+      <w:r>
+        <w:t>nRF</w:t>
+      </w:r>
+      <w:proofErr w:type="spellEnd"/>
+      <w:r>
+        <w:t xml:space="preserve"> Connect extension</w:t>
       </w:r>
     </w:p>
     <w:p>
@@ -631,7 +1046,15 @@
         <w:spacing w:after="40"/>
       </w:pPr>
       <w:r>
-        <w:t>Open the Extensions view and install the nRF Connect for VS Code extension if it is not already installed.</w:t>
+        <w:t xml:space="preserve">Open the Extensions view and install the </w:t>
+      </w:r>
+      <w:proofErr w:type="spellStart"/>
+      <w:r>
+        <w:t>nRF</w:t>
+      </w:r>
+      <w:proofErr w:type="spellEnd"/>
+      <w:r>
+        <w:t xml:space="preserve"> Connect for VS Code extension if it is not already installed.</w:t>
       </w:r>
     </w:p>
     <w:p>
@@ -640,7 +1063,15 @@
         <w:spacing w:after="40"/>
       </w:pPr>
       <w:r>
-        <w:t>Open the nRF Connect panel from the VS Code activity bar.</w:t>
+        <w:t xml:space="preserve">Open the </w:t>
+      </w:r>
+      <w:proofErr w:type="spellStart"/>
+      <w:r>
+        <w:t>nRF</w:t>
+      </w:r>
+      <w:proofErr w:type="spellEnd"/>
+      <w:r>
+        <w:t xml:space="preserve"> Connect panel from the VS Code activity bar.</w:t>
       </w:r>
     </w:p>
     <w:p>
@@ -649,7 +1080,23 @@
         <w:spacing w:after="40"/>
       </w:pPr>
       <w:r>
-        <w:t>Install or select a compatible nRF Connect SDK and matching toolchain from the nRF Connect extension. Keep the SDK and toolchain versions matched. Do not mix a random SDK folder with a different toolchain.</w:t>
+        <w:t xml:space="preserve">Install or select a compatible </w:t>
+      </w:r>
+      <w:proofErr w:type="spellStart"/>
+      <w:r>
+        <w:t>nRF</w:t>
+      </w:r>
+      <w:proofErr w:type="spellEnd"/>
+      <w:r>
+        <w:t xml:space="preserve"> Connect SDK and matching toolchain from the </w:t>
+      </w:r>
+      <w:proofErr w:type="spellStart"/>
+      <w:r>
+        <w:t>nRF</w:t>
+      </w:r>
+      <w:proofErr w:type="spellEnd"/>
+      <w:r>
+        <w:t xml:space="preserve"> Connect extension. Keep the SDK and toolchain versions matched. Do not mix a random SDK folder with a different toolchain.</w:t>
       </w:r>
     </w:p>
     <w:p>
@@ -658,7 +1105,15 @@
         <w:spacing w:after="40"/>
       </w:pPr>
       <w:r>
-        <w:t>Open a terminal that has the Nordic/west environment available. The nRF Connect extension can provide this environment. If west is not recognized, the terminal is not using the correct SDK/toolchain environment.</w:t>
+        <w:t xml:space="preserve">Open a terminal that has the Nordic/west environment available. The </w:t>
+      </w:r>
+      <w:proofErr w:type="spellStart"/>
+      <w:r>
+        <w:t>nRF</w:t>
+      </w:r>
+      <w:proofErr w:type="spellEnd"/>
+      <w:r>
+        <w:t xml:space="preserve"> Connect extension can provide this environment. If west is not recognized, the terminal is not using the correct SDK/toolchain environment.</w:t>
       </w:r>
     </w:p>
     <w:p>
@@ -693,7 +1148,15 @@
         <w:spacing w:after="40"/>
       </w:pPr>
       <w:r>
-        <w:t>In the nRF Connect extension, look under Connected Devices.</w:t>
+        <w:t xml:space="preserve">In the </w:t>
+      </w:r>
+      <w:proofErr w:type="spellStart"/>
+      <w:r>
+        <w:t>nRF</w:t>
+      </w:r>
+      <w:proofErr w:type="spellEnd"/>
+      <w:r>
+        <w:t xml:space="preserve"> Connect extension, look under Connected Devices.</w:t>
       </w:r>
     </w:p>
     <w:p>
@@ -711,7 +1174,23 @@
         <w:spacing w:after="40"/>
       </w:pPr>
       <w:r>
-        <w:t>Use the listed serial ports later for the nRF serial terminal. One of these ports will show the SoftSIM sample logs and accept the pasted HEX profile.</w:t>
+        <w:t xml:space="preserve">Use the listed serial ports later for the </w:t>
+      </w:r>
+      <w:proofErr w:type="spellStart"/>
+      <w:r>
+        <w:t>nRF</w:t>
+      </w:r>
+      <w:proofErr w:type="spellEnd"/>
+      <w:r>
+        <w:t xml:space="preserve"> serial terminal. One of these ports will show the </w:t>
+      </w:r>
+      <w:proofErr w:type="spellStart"/>
+      <w:r>
+        <w:t>SoftSIM</w:t>
+      </w:r>
+      <w:proofErr w:type="spellEnd"/>
+      <w:r>
+        <w:t xml:space="preserve"> sample logs and accept the pasted HEX profile.</w:t>
       </w:r>
     </w:p>
     <w:tbl>
@@ -761,7 +1240,50 @@
                 <w:color w:val="000000"/>
                 <w:sz w:val="19"/>
               </w:rPr>
-              <w:t>If the board does not appear under Connected Devices, fix USB/power/driver detection before continuing. Do not start debugging SoftSIM until the computer reliably sees the DK.</w:t>
+              <w:t xml:space="preserve">If the board does not appear under Connected Devices, fix USB/power/driver detection before continuing. Do not start debugging </w:t>
+            </w:r>
+            <w:proofErr w:type="spellStart"/>
+            <w:r>
+              <w:rPr>
+                <w:rFonts w:cs="Aptos"/>
+                <w:color w:val="000000"/>
+                <w:sz w:val="19"/>
+              </w:rPr>
+              <w:t>SoftSIM</w:t>
+            </w:r>
+            <w:proofErr w:type="spellEnd"/>
+            <w:r>
+              <w:rPr>
+                <w:rFonts w:cs="Aptos"/>
+                <w:color w:val="000000"/>
+                <w:sz w:val="19"/>
+              </w:rPr>
+              <w:t xml:space="preserve"> until the computer reliably sees the DK.</w:t>
+            </w:r>
+            <w:r>
+              <w:rPr>
+                <w:rFonts w:cs="Aptos"/>
+                <w:color w:val="000000"/>
+                <w:sz w:val="19"/>
+              </w:rPr>
+              <w:t xml:space="preserve"> </w:t>
+            </w:r>
+            <w:r>
+              <w:rPr>
+                <w:rFonts w:cs="Aptos"/>
+                <w:color w:val="000000"/>
+                <w:sz w:val="19"/>
+                <w:highlight w:val="yellow"/>
+              </w:rPr>
+              <w:t>You may have to install/update SEGGER</w:t>
+            </w:r>
+            <w:r>
+              <w:rPr>
+                <w:rFonts w:cs="Aptos"/>
+                <w:color w:val="000000"/>
+                <w:sz w:val="19"/>
+              </w:rPr>
+              <w:t>. This is mentioned on the NRF website.</w:t>
             </w:r>
           </w:p>
         </w:tc>
@@ -789,12 +1311,271 @@
       </w:pPr>
       <w:r>
         <w:lastRenderedPageBreak/>
-        <w:t>4. Create the Onomondo SoftSIM workspace</w:t>
+        <w:t xml:space="preserve">4. Create the </w:t>
+      </w:r>
+      <w:proofErr w:type="spellStart"/>
+      <w:r>
+        <w:t>Onomondo</w:t>
+      </w:r>
+      <w:proofErr w:type="spellEnd"/>
+      <w:r>
+        <w:t xml:space="preserve"> </w:t>
+      </w:r>
+      <w:proofErr w:type="spellStart"/>
+      <w:r>
+        <w:t>SoftSIM</w:t>
+      </w:r>
+      <w:proofErr w:type="spellEnd"/>
+      <w:r>
+        <w:t xml:space="preserve"> workspace</w:t>
       </w:r>
     </w:p>
     <w:p>
       <w:r>
-        <w:t>Create a clean workspace that is separate from the default Nordic SDK workspace. This prevents west from mixing the default Nordic manifest with the Onomondo SoftSIM manifest.</w:t>
+        <w:t xml:space="preserve">Create a clean workspace that is separate from the default Nordic SDK workspace. This prevents west from mixing the default Nordic manifest with the </w:t>
+      </w:r>
+      <w:proofErr w:type="spellStart"/>
+      <w:r>
+        <w:t>Onomondo</w:t>
+      </w:r>
+      <w:proofErr w:type="spellEnd"/>
+      <w:r>
+        <w:t xml:space="preserve"> </w:t>
+      </w:r>
+      <w:proofErr w:type="spellStart"/>
+      <w:r>
+        <w:t>SoftSIM</w:t>
+      </w:r>
+      <w:proofErr w:type="spellEnd"/>
+      <w:r>
+        <w:t xml:space="preserve"> manifest.</w:t>
+      </w:r>
+    </w:p>
+    <w:p>
+      <w:pPr>
+        <w:spacing w:before="40" w:after="40"/>
+        <w:rPr>
+          <w:i/>
+          <w:iCs/>
+          <w:u w:val="single"/>
+        </w:rPr>
+      </w:pPr>
+      <w:r>
+        <w:rPr>
+          <w:rFonts w:cs="Aptos"/>
+          <w:b/>
+          <w:i/>
+          <w:iCs/>
+          <w:color w:val="7F6000"/>
+          <w:u w:val="single"/>
+        </w:rPr>
+        <w:t>Submodule requirement</w:t>
+      </w:r>
+    </w:p>
+    <w:p>
+      <w:pPr>
+        <w:spacing w:after="40"/>
+        <w:rPr>
+          <w:rFonts w:cs="Aptos"/>
+          <w:i/>
+          <w:iCs/>
+          <w:color w:val="000000"/>
+          <w:sz w:val="19"/>
+          <w:highlight w:val="yellow"/>
+          <w:u w:val="single"/>
+        </w:rPr>
+      </w:pPr>
+      <w:r>
+        <w:rPr>
+          <w:rFonts w:cs="Aptos"/>
+          <w:i/>
+          <w:iCs/>
+          <w:color w:val="000000"/>
+          <w:sz w:val="19"/>
+          <w:highlight w:val="yellow"/>
+          <w:u w:val="single"/>
+        </w:rPr>
+        <w:t xml:space="preserve">These commands can be input into the NRC connect terminal. This terminal can be opened under welcome -&gt; Open terminal.  </w:t>
+      </w:r>
+    </w:p>
+    <w:p>
+      <w:pPr>
+        <w:spacing w:after="40"/>
+        <w:rPr>
+          <w:rFonts w:cs="Aptos"/>
+          <w:i/>
+          <w:iCs/>
+          <w:color w:val="000000"/>
+          <w:sz w:val="19"/>
+          <w:u w:val="single"/>
+        </w:rPr>
+      </w:pPr>
+      <w:r>
+        <w:rPr>
+          <w:rFonts w:cs="Aptos"/>
+          <w:i/>
+          <w:iCs/>
+          <w:color w:val="000000"/>
+          <w:sz w:val="19"/>
+          <w:highlight w:val="yellow"/>
+          <w:u w:val="single"/>
+        </w:rPr>
+        <w:t xml:space="preserve">If it does not show up, create an application, then create a temporary build with the NRF9151 board selected as the device, then refresh the </w:t>
+      </w:r>
+      <w:proofErr w:type="spellStart"/>
+      <w:r>
+        <w:rPr>
+          <w:rFonts w:cs="Aptos"/>
+          <w:i/>
+          <w:iCs/>
+          <w:color w:val="000000"/>
+          <w:sz w:val="19"/>
+          <w:highlight w:val="yellow"/>
+          <w:u w:val="single"/>
+        </w:rPr>
+        <w:t>nrf</w:t>
+      </w:r>
+      <w:proofErr w:type="spellEnd"/>
+      <w:r>
+        <w:rPr>
+          <w:rFonts w:cs="Aptos"/>
+          <w:i/>
+          <w:iCs/>
+          <w:color w:val="000000"/>
+          <w:sz w:val="19"/>
+          <w:highlight w:val="yellow"/>
+          <w:u w:val="single"/>
+        </w:rPr>
+        <w:t xml:space="preserve"> connection</w:t>
+      </w:r>
+    </w:p>
+    <w:p>
+      <w:pPr>
+        <w:spacing w:after="40"/>
+        <w:rPr>
+          <w:rFonts w:cs="Aptos"/>
+          <w:i/>
+          <w:iCs/>
+          <w:color w:val="000000"/>
+          <w:sz w:val="19"/>
+          <w:u w:val="single"/>
+        </w:rPr>
+      </w:pPr>
+    </w:p>
+    <w:p>
+      <w:pPr>
+        <w:rPr>
+          <w:i/>
+          <w:iCs/>
+          <w:u w:val="single"/>
+        </w:rPr>
+      </w:pPr>
+      <w:r>
+        <w:rPr>
+          <w:rFonts w:cs="Aptos"/>
+          <w:i/>
+          <w:iCs/>
+          <w:color w:val="000000"/>
+          <w:sz w:val="19"/>
+          <w:u w:val="single"/>
+        </w:rPr>
+        <w:t xml:space="preserve">The </w:t>
+      </w:r>
+      <w:proofErr w:type="spellStart"/>
+      <w:r>
+        <w:rPr>
+          <w:rFonts w:cs="Aptos"/>
+          <w:i/>
+          <w:iCs/>
+          <w:color w:val="000000"/>
+          <w:sz w:val="19"/>
+          <w:u w:val="single"/>
+        </w:rPr>
+        <w:t>onomondo-uicc</w:t>
+      </w:r>
+      <w:proofErr w:type="spellEnd"/>
+      <w:r>
+        <w:rPr>
+          <w:rFonts w:cs="Aptos"/>
+          <w:i/>
+          <w:iCs/>
+          <w:color w:val="000000"/>
+          <w:sz w:val="19"/>
+          <w:u w:val="single"/>
+        </w:rPr>
+        <w:t xml:space="preserve"> library is a git submodule under modules/lib/</w:t>
+      </w:r>
+      <w:proofErr w:type="spellStart"/>
+      <w:r>
+        <w:rPr>
+          <w:rFonts w:cs="Aptos"/>
+          <w:i/>
+          <w:iCs/>
+          <w:color w:val="000000"/>
+          <w:sz w:val="19"/>
+          <w:u w:val="single"/>
+        </w:rPr>
+        <w:t>onomondo-softsim</w:t>
+      </w:r>
+      <w:proofErr w:type="spellEnd"/>
+      <w:r>
+        <w:rPr>
+          <w:rFonts w:cs="Aptos"/>
+          <w:i/>
+          <w:iCs/>
+          <w:color w:val="000000"/>
+          <w:sz w:val="19"/>
+          <w:u w:val="single"/>
+        </w:rPr>
+        <w:t xml:space="preserve">. If you skip the git submodule update command, the </w:t>
+      </w:r>
+      <w:proofErr w:type="spellStart"/>
+      <w:r>
+        <w:rPr>
+          <w:rFonts w:cs="Aptos"/>
+          <w:i/>
+          <w:iCs/>
+          <w:color w:val="000000"/>
+          <w:sz w:val="19"/>
+          <w:u w:val="single"/>
+        </w:rPr>
+        <w:t>CMake</w:t>
+      </w:r>
+      <w:proofErr w:type="spellEnd"/>
+      <w:r>
+        <w:rPr>
+          <w:rFonts w:cs="Aptos"/>
+          <w:i/>
+          <w:iCs/>
+          <w:color w:val="000000"/>
+          <w:sz w:val="19"/>
+          <w:u w:val="single"/>
+        </w:rPr>
+        <w:t xml:space="preserve"> configure step can fail because lib/</w:t>
+      </w:r>
+      <w:proofErr w:type="spellStart"/>
+      <w:r>
+        <w:rPr>
+          <w:rFonts w:cs="Aptos"/>
+          <w:i/>
+          <w:iCs/>
+          <w:color w:val="000000"/>
+          <w:sz w:val="19"/>
+          <w:u w:val="single"/>
+        </w:rPr>
+        <w:t>onomondo-uicc</w:t>
+      </w:r>
+      <w:proofErr w:type="spellEnd"/>
+      <w:r>
+        <w:rPr>
+          <w:rFonts w:cs="Aptos"/>
+          <w:i/>
+          <w:iCs/>
+          <w:color w:val="000000"/>
+          <w:sz w:val="19"/>
+          <w:u w:val="single"/>
+        </w:rPr>
+        <w:t xml:space="preserve"> is empty.</w:t>
       </w:r>
     </w:p>
     <w:p>
@@ -812,19 +1593,28 @@
         <w:spacing w:before="40" w:after="120" w:line="240" w:lineRule="auto"/>
         <w:ind w:left="216" w:right="72"/>
       </w:pPr>
-      <w:r>
-        <w:rPr>
-          <w:rFonts w:cs="Consolas"/>
-          <w:color w:val="1F1F1F"/>
-        </w:rPr>
-        <w:t>mkdir C:\Users\</w:t>
-      </w:r>
-      <w:r>
-        <w:rPr>
-          <w:rFonts w:cs="Consolas"/>
-          <w:color w:val="1F1F1F"/>
-        </w:rPr>
-        <w:t>exampleuser</w:t>
+      <w:proofErr w:type="spellStart"/>
+      <w:r>
+        <w:rPr>
+          <w:rFonts w:cs="Consolas"/>
+          <w:color w:val="1F1F1F"/>
+        </w:rPr>
+        <w:t>mkdir</w:t>
+      </w:r>
+      <w:proofErr w:type="spellEnd"/>
+      <w:r>
+        <w:rPr>
+          <w:rFonts w:cs="Consolas"/>
+          <w:color w:val="1F1F1F"/>
+        </w:rPr>
+        <w:t xml:space="preserve"> C:\Users\</w:t>
+      </w:r>
+      <w:r>
+        <w:rPr>
+          <w:rFonts w:cs="Consolas"/>
+          <w:color w:val="1F1F1F"/>
+        </w:rPr>
+        <w:t>will5</w:t>
       </w:r>
       <w:r>
         <w:rPr>
@@ -846,7 +1636,7 @@
           <w:rFonts w:cs="Consolas"/>
           <w:color w:val="1F1F1F"/>
         </w:rPr>
-        <w:t>exampleuser</w:t>
+        <w:t>will5</w:t>
       </w:r>
       <w:r>
         <w:rPr>
@@ -861,7 +1651,15 @@
         <w:pStyle w:val="Heading2"/>
       </w:pPr>
       <w:r>
-        <w:t>4.2 Correction: clear ZEPHYR_BASE before west init if needed</w:t>
+        <w:t xml:space="preserve">4.2 Correction: clear ZEPHYR_BASE before west </w:t>
+      </w:r>
+      <w:proofErr w:type="spellStart"/>
+      <w:r>
+        <w:t>init</w:t>
+      </w:r>
+      <w:proofErr w:type="spellEnd"/>
+      <w:r>
+        <w:t xml:space="preserve"> if needed</w:t>
       </w:r>
     </w:p>
     <w:p>
@@ -955,8 +1753,26 @@
           <w:rFonts w:cs="Consolas"/>
           <w:color w:val="1F1F1F"/>
         </w:rPr>
-        <w:t>Remove-Item Env:ZEPHYR_BASE</w:t>
-      </w:r>
+        <w:t xml:space="preserve">Remove-Item </w:t>
+      </w:r>
+      <w:proofErr w:type="spellStart"/>
+      <w:proofErr w:type="gramStart"/>
+      <w:r>
+        <w:rPr>
+          <w:rFonts w:cs="Consolas"/>
+          <w:color w:val="1F1F1F"/>
+        </w:rPr>
+        <w:t>Env:ZEPHYR</w:t>
+      </w:r>
+      <w:proofErr w:type="gramEnd"/>
+      <w:r>
+        <w:rPr>
+          <w:rFonts w:cs="Consolas"/>
+          <w:color w:val="1F1F1F"/>
+        </w:rPr>
+        <w:t>_BASE</w:t>
+      </w:r>
+      <w:proofErr w:type="spellEnd"/>
     </w:p>
     <w:tbl>
       <w:tblPr>
@@ -1005,7 +1821,35 @@
                 <w:color w:val="000000"/>
                 <w:sz w:val="19"/>
               </w:rPr>
-              <w:t>Remove-Item Env:ZEPHYR_BASE clears the variable only for the current PowerShell session. That is usually what you want. It avoids breaking other Nordic SDK workflows permanently.</w:t>
+              <w:t xml:space="preserve">Remove-Item </w:t>
+            </w:r>
+            <w:proofErr w:type="spellStart"/>
+            <w:proofErr w:type="gramStart"/>
+            <w:r>
+              <w:rPr>
+                <w:rFonts w:cs="Aptos"/>
+                <w:color w:val="000000"/>
+                <w:sz w:val="19"/>
+              </w:rPr>
+              <w:t>Env:ZEPHYR</w:t>
+            </w:r>
+            <w:proofErr w:type="gramEnd"/>
+            <w:r>
+              <w:rPr>
+                <w:rFonts w:cs="Aptos"/>
+                <w:color w:val="000000"/>
+                <w:sz w:val="19"/>
+              </w:rPr>
+              <w:t>_BASE</w:t>
+            </w:r>
+            <w:proofErr w:type="spellEnd"/>
+            <w:r>
+              <w:rPr>
+                <w:rFonts w:cs="Aptos"/>
+                <w:color w:val="000000"/>
+                <w:sz w:val="19"/>
+              </w:rPr>
+              <w:t xml:space="preserve"> clears the variable only for the current PowerShell session. That is usually what you want. It avoids breaking other Nordic SDK workflows permanently.</w:t>
             </w:r>
           </w:p>
         </w:tc>
@@ -1017,7 +1861,23 @@
         <w:pStyle w:val="Heading2"/>
       </w:pPr>
       <w:r>
-        <w:t>4.3 Initialize the Onomondo SoftSIM workspace</w:t>
+        <w:t xml:space="preserve">4.3 Initialize the </w:t>
+      </w:r>
+      <w:proofErr w:type="spellStart"/>
+      <w:r>
+        <w:t>Onomondo</w:t>
+      </w:r>
+      <w:proofErr w:type="spellEnd"/>
+      <w:r>
+        <w:t xml:space="preserve"> </w:t>
+      </w:r>
+      <w:proofErr w:type="spellStart"/>
+      <w:r>
+        <w:t>SoftSIM</w:t>
+      </w:r>
+      <w:proofErr w:type="spellEnd"/>
+      <w:r>
+        <w:t xml:space="preserve"> workspace</w:t>
       </w:r>
     </w:p>
     <w:p>
@@ -1032,7 +1892,23 @@
           <w:rFonts w:cs="Consolas"/>
           <w:color w:val="1F1F1F"/>
         </w:rPr>
-        <w:t>west init -m https://github.com/onomondo/nrf-softsim.git</w:t>
+        <w:t xml:space="preserve">west </w:t>
+      </w:r>
+      <w:proofErr w:type="spellStart"/>
+      <w:r>
+        <w:rPr>
+          <w:rFonts w:cs="Consolas"/>
+          <w:color w:val="1F1F1F"/>
+        </w:rPr>
+        <w:t>init</w:t>
+      </w:r>
+      <w:proofErr w:type="spellEnd"/>
+      <w:r>
+        <w:rPr>
+          <w:rFonts w:cs="Consolas"/>
+          <w:color w:val="1F1F1F"/>
+        </w:rPr>
+        <w:t xml:space="preserve"> -m https://github.com/onomondo/nrf-softsim.git</w:t>
       </w:r>
       <w:r>
         <w:rPr>
@@ -1040,8 +1916,33 @@
           <w:color w:val="1F1F1F"/>
         </w:rPr>
         <w:br/>
-        <w:t>git -C modules/lib/onomondo-softsim submodule update --init</w:t>
-      </w:r>
+        <w:t>git -C modules/lib/</w:t>
+      </w:r>
+      <w:proofErr w:type="spellStart"/>
+      <w:r>
+        <w:rPr>
+          <w:rFonts w:cs="Consolas"/>
+          <w:color w:val="1F1F1F"/>
+        </w:rPr>
+        <w:t>onomondo-softsim</w:t>
+      </w:r>
+      <w:proofErr w:type="spellEnd"/>
+      <w:r>
+        <w:rPr>
+          <w:rFonts w:cs="Consolas"/>
+          <w:color w:val="1F1F1F"/>
+        </w:rPr>
+        <w:t xml:space="preserve"> submodule update --</w:t>
+      </w:r>
+      <w:proofErr w:type="spellStart"/>
+      <w:r>
+        <w:rPr>
+          <w:rFonts w:cs="Consolas"/>
+          <w:color w:val="1F1F1F"/>
+        </w:rPr>
+        <w:t>init</w:t>
+      </w:r>
+      <w:proofErr w:type="spellEnd"/>
       <w:r>
         <w:rPr>
           <w:rFonts w:cs="Consolas"/>
@@ -1051,59 +1952,6 @@
         <w:t>west update</w:t>
       </w:r>
     </w:p>
-    <w:tbl>
-      <w:tblPr>
-        <w:tblW w:w="0" w:type="auto"/>
-        <w:jc w:val="center"/>
-        <w:tblLook w:val="04A0" w:firstRow="1" w:lastRow="0" w:firstColumn="1" w:lastColumn="0" w:noHBand="0" w:noVBand="1"/>
-      </w:tblPr>
-      <w:tblGrid>
-        <w:gridCol w:w="10214"/>
-      </w:tblGrid>
-      <w:tr>
-        <w:trPr>
-          <w:jc w:val="center"/>
-        </w:trPr>
-        <w:tc>
-          <w:tcPr>
-            <w:tcW w:w="10224" w:type="dxa"/>
-            <w:tcBorders>
-              <w:top w:val="single" w:sz="4" w:space="0" w:color="FFFFFF"/>
-              <w:left w:val="single" w:sz="4" w:space="0" w:color="FFFFFF"/>
-              <w:bottom w:val="single" w:sz="4" w:space="0" w:color="FFFFFF"/>
-              <w:right w:val="single" w:sz="4" w:space="0" w:color="FFFFFF"/>
-            </w:tcBorders>
-            <w:shd w:val="clear" w:color="auto" w:fill="FFF2CC"/>
-          </w:tcPr>
-          <w:p>
-            <w:pPr>
-              <w:spacing w:before="40" w:after="40"/>
-            </w:pPr>
-            <w:r>
-              <w:rPr>
-                <w:rFonts w:cs="Aptos"/>
-                <w:b/>
-                <w:color w:val="7F6000"/>
-              </w:rPr>
-              <w:t>Submodule requirement</w:t>
-            </w:r>
-          </w:p>
-          <w:p>
-            <w:pPr>
-              <w:spacing w:after="40"/>
-            </w:pPr>
-            <w:r>
-              <w:rPr>
-                <w:rFonts w:cs="Aptos"/>
-                <w:color w:val="000000"/>
-                <w:sz w:val="19"/>
-              </w:rPr>
-              <w:t>The onomondo-uicc library is a git submodule under modules/lib/onomondo-softsim. If you skip the git submodule update command, the CMake configure step can fail because lib/onomondo-uicc is empty.</w:t>
-            </w:r>
-          </w:p>
-        </w:tc>
-      </w:tr>
-    </w:tbl>
     <w:p/>
     <w:p>
       <w:pPr>
@@ -1131,7 +1979,15 @@
     </w:p>
     <w:p>
       <w:r>
-        <w:t>The external-profile sample is the correct first test because it waits for a SoftSIM profile over the serial port, provisions it, reboots, and then tries to attach to LTE.</w:t>
+        <w:t xml:space="preserve">The external-profile sample is the correct first test because it waits for a </w:t>
+      </w:r>
+      <w:proofErr w:type="spellStart"/>
+      <w:r>
+        <w:t>SoftSIM</w:t>
+      </w:r>
+      <w:proofErr w:type="spellEnd"/>
+      <w:r>
+        <w:t xml:space="preserve"> profile over the serial port, provisions it, reboots, and then tries to attach to LTE.</w:t>
       </w:r>
     </w:p>
     <w:p>
@@ -1154,8 +2010,33 @@
           <w:rFonts w:cs="Consolas"/>
           <w:color w:val="1F1F1F"/>
         </w:rPr>
-        <w:t>cd modules/lib/onomondo-softsim/samples/softsim_external_profile</w:t>
-      </w:r>
+        <w:t>cd modules/lib/</w:t>
+      </w:r>
+      <w:proofErr w:type="spellStart"/>
+      <w:r>
+        <w:rPr>
+          <w:rFonts w:cs="Consolas"/>
+          <w:color w:val="1F1F1F"/>
+        </w:rPr>
+        <w:t>onomondo-softsim</w:t>
+      </w:r>
+      <w:proofErr w:type="spellEnd"/>
+      <w:r>
+        <w:rPr>
+          <w:rFonts w:cs="Consolas"/>
+          <w:color w:val="1F1F1F"/>
+        </w:rPr>
+        <w:t>/samples/</w:t>
+      </w:r>
+      <w:proofErr w:type="spellStart"/>
+      <w:r>
+        <w:rPr>
+          <w:rFonts w:cs="Consolas"/>
+          <w:color w:val="1F1F1F"/>
+        </w:rPr>
+        <w:t>softsim_external_profile</w:t>
+      </w:r>
+      <w:proofErr w:type="spellEnd"/>
     </w:p>
     <w:p>
       <w:pPr>
@@ -1190,7 +2071,23 @@
           <w:color w:val="1F1F1F"/>
         </w:rPr>
         <w:br/>
-        <w:t>west build --sysbuild -b nrf9151dk/nrf9151/ns -d C:\b\softsim</w:t>
+        <w:t>west build --</w:t>
+      </w:r>
+      <w:proofErr w:type="spellStart"/>
+      <w:r>
+        <w:rPr>
+          <w:rFonts w:cs="Consolas"/>
+          <w:color w:val="1F1F1F"/>
+        </w:rPr>
+        <w:t>sysbuild</w:t>
+      </w:r>
+      <w:proofErr w:type="spellEnd"/>
+      <w:r>
+        <w:rPr>
+          <w:rFonts w:cs="Consolas"/>
+          <w:color w:val="1F1F1F"/>
+        </w:rPr>
+        <w:t xml:space="preserve"> -b nrf9151dk/nrf9151/ns -d C:\b\softsim</w:t>
       </w:r>
     </w:p>
     <w:p>
@@ -1263,7 +2160,25 @@
                 <w:color w:val="000000"/>
                 <w:sz w:val="19"/>
               </w:rPr>
-              <w:t>If you build with -d C:\b\softsim, also flash with -d C:\b\softsim. Otherwise west flash may look in the default build folder and fail.</w:t>
+              <w:t xml:space="preserve">If you build with -d C:\b\softsim, also flash with -d C:\b\softsim. </w:t>
+            </w:r>
+            <w:proofErr w:type="gramStart"/>
+            <w:r>
+              <w:rPr>
+                <w:rFonts w:cs="Aptos"/>
+                <w:color w:val="000000"/>
+                <w:sz w:val="19"/>
+              </w:rPr>
+              <w:t>Otherwise</w:t>
+            </w:r>
+            <w:proofErr w:type="gramEnd"/>
+            <w:r>
+              <w:rPr>
+                <w:rFonts w:cs="Aptos"/>
+                <w:color w:val="000000"/>
+                <w:sz w:val="19"/>
+              </w:rPr>
+              <w:t xml:space="preserve"> west flash may look in the default build folder and fail.</w:t>
             </w:r>
           </w:p>
         </w:tc>
@@ -1280,7 +2195,15 @@
     </w:p>
     <w:p>
       <w:r>
-        <w:t>After flashing, open the serial terminal. On first boot of the external-profile sample, the board should print something similar to:</w:t>
+        <w:t xml:space="preserve">After flashing, open the serial terminal. On first boot of the external-profile sample, the board should print something </w:t>
+      </w:r>
+      <w:proofErr w:type="gramStart"/>
+      <w:r>
+        <w:t>similar to</w:t>
+      </w:r>
+      <w:proofErr w:type="gramEnd"/>
+      <w:r>
+        <w:t>:</w:t>
       </w:r>
     </w:p>
     <w:p>
@@ -1290,12 +2213,21 @@
         <w:spacing w:before="40" w:after="120" w:line="240" w:lineRule="auto"/>
         <w:ind w:left="216" w:right="72"/>
       </w:pPr>
-      <w:r>
-        <w:rPr>
-          <w:rFonts w:cs="Consolas"/>
-          <w:color w:val="1F1F1F"/>
-        </w:rPr>
-        <w:t>SoftSIM sample started.</w:t>
+      <w:proofErr w:type="spellStart"/>
+      <w:r>
+        <w:rPr>
+          <w:rFonts w:cs="Consolas"/>
+          <w:color w:val="1F1F1F"/>
+        </w:rPr>
+        <w:t>SoftSIM</w:t>
+      </w:r>
+      <w:proofErr w:type="spellEnd"/>
+      <w:r>
+        <w:rPr>
+          <w:rFonts w:cs="Consolas"/>
+          <w:color w:val="1F1F1F"/>
+        </w:rPr>
+        <w:t xml:space="preserve"> sample started.</w:t>
       </w:r>
       <w:r>
         <w:rPr>
@@ -1303,7 +2235,23 @@
           <w:color w:val="1F1F1F"/>
         </w:rPr>
         <w:br/>
-        <w:t>Transfer SoftSIM profile using serial COM port, terminate by newline character (return key)</w:t>
+        <w:t xml:space="preserve">Transfer </w:t>
+      </w:r>
+      <w:proofErr w:type="spellStart"/>
+      <w:r>
+        <w:rPr>
+          <w:rFonts w:cs="Consolas"/>
+          <w:color w:val="1F1F1F"/>
+        </w:rPr>
+        <w:t>SoftSIM</w:t>
+      </w:r>
+      <w:proofErr w:type="spellEnd"/>
+      <w:r>
+        <w:rPr>
+          <w:rFonts w:cs="Consolas"/>
+          <w:color w:val="1F1F1F"/>
+        </w:rPr>
+        <w:t xml:space="preserve"> profile using serial COM port, terminate by newline character (return key)</w:t>
       </w:r>
     </w:p>
     <w:p>
@@ -1327,12 +2275,60 @@
       </w:pPr>
       <w:r>
         <w:lastRenderedPageBreak/>
-        <w:t>6. Download and prepare the Onomondo SoftSIM CLI</w:t>
+        <w:t xml:space="preserve">6. Download and prepare the </w:t>
+      </w:r>
+      <w:proofErr w:type="spellStart"/>
+      <w:r>
+        <w:t>Onomondo</w:t>
+      </w:r>
+      <w:proofErr w:type="spellEnd"/>
+      <w:r>
+        <w:t xml:space="preserve"> </w:t>
+      </w:r>
+      <w:proofErr w:type="spellStart"/>
+      <w:r>
+        <w:t>SoftSIM</w:t>
+      </w:r>
+      <w:proofErr w:type="spellEnd"/>
+      <w:r>
+        <w:t xml:space="preserve"> CLI</w:t>
       </w:r>
     </w:p>
     <w:p>
       <w:r>
-        <w:t>The Onomondo SoftSIM CLI is the PC-side tool used to fetch encrypted profiles from Onomondo and convert one profile into the HEX format accepted by the nRF91 SoftSIM sample.</w:t>
+        <w:t xml:space="preserve">The </w:t>
+      </w:r>
+      <w:proofErr w:type="spellStart"/>
+      <w:r>
+        <w:t>Onomondo</w:t>
+      </w:r>
+      <w:proofErr w:type="spellEnd"/>
+      <w:r>
+        <w:t xml:space="preserve"> </w:t>
+      </w:r>
+      <w:proofErr w:type="spellStart"/>
+      <w:r>
+        <w:t>SoftSIM</w:t>
+      </w:r>
+      <w:proofErr w:type="spellEnd"/>
+      <w:r>
+        <w:t xml:space="preserve"> CLI is the PC-side tool used to fetch encrypted profiles from </w:t>
+      </w:r>
+      <w:proofErr w:type="spellStart"/>
+      <w:r>
+        <w:t>Onomondo</w:t>
+      </w:r>
+      <w:proofErr w:type="spellEnd"/>
+      <w:r>
+        <w:t xml:space="preserve"> and convert one profile into the HEX format accepted by the nRF91 </w:t>
+      </w:r>
+      <w:proofErr w:type="spellStart"/>
+      <w:r>
+        <w:t>SoftSIM</w:t>
+      </w:r>
+      <w:proofErr w:type="spellEnd"/>
+      <w:r>
+        <w:t xml:space="preserve"> sample.</w:t>
       </w:r>
     </w:p>
     <w:p>
@@ -1350,12 +2346,21 @@
         <w:spacing w:before="40" w:after="120" w:line="240" w:lineRule="auto"/>
         <w:ind w:left="216" w:right="72"/>
       </w:pPr>
-      <w:r>
-        <w:rPr>
-          <w:rFonts w:cs="Consolas"/>
-          <w:color w:val="1F1F1F"/>
-        </w:rPr>
-        <w:t>mkdir C:\ss</w:t>
+      <w:proofErr w:type="spellStart"/>
+      <w:r>
+        <w:rPr>
+          <w:rFonts w:cs="Consolas"/>
+          <w:color w:val="1F1F1F"/>
+        </w:rPr>
+        <w:t>mkdir</w:t>
+      </w:r>
+      <w:proofErr w:type="spellEnd"/>
+      <w:r>
+        <w:rPr>
+          <w:rFonts w:cs="Consolas"/>
+          <w:color w:val="1F1F1F"/>
+        </w:rPr>
+        <w:t xml:space="preserve"> C:\ss</w:t>
       </w:r>
       <w:r>
         <w:rPr>
@@ -1380,7 +2385,23 @@
         <w:spacing w:after="40"/>
       </w:pPr>
       <w:r>
-        <w:t>Open the Onomondo SoftSIM CLI GitHub page: https://github.com/onomondo/onomondo-softsim-cli</w:t>
+        <w:t xml:space="preserve">Open the </w:t>
+      </w:r>
+      <w:proofErr w:type="spellStart"/>
+      <w:r>
+        <w:t>Onomondo</w:t>
+      </w:r>
+      <w:proofErr w:type="spellEnd"/>
+      <w:r>
+        <w:t xml:space="preserve"> </w:t>
+      </w:r>
+      <w:proofErr w:type="spellStart"/>
+      <w:r>
+        <w:t>SoftSIM</w:t>
+      </w:r>
+      <w:proofErr w:type="spellEnd"/>
+      <w:r>
+        <w:t xml:space="preserve"> CLI GitHub page: https://github.com/onomondo/onomondo-softsim-cli</w:t>
       </w:r>
     </w:p>
     <w:p>
@@ -1543,7 +2564,25 @@
                 <w:color w:val="000000"/>
                 <w:sz w:val="19"/>
               </w:rPr>
-              <w:t>Use .\softsim.exe, not softsim.exe by itself, when running from the current folder. PowerShell does not automatically execute programs from the current directory unless you include .\.</w:t>
+              <w:t xml:space="preserve">Use .\softsim.exe, not softsim.exe by itself, when running from the current folder. PowerShell does not automatically execute programs from the current directory unless you </w:t>
+            </w:r>
+            <w:proofErr w:type="gramStart"/>
+            <w:r>
+              <w:rPr>
+                <w:rFonts w:cs="Aptos"/>
+                <w:color w:val="000000"/>
+                <w:sz w:val="19"/>
+              </w:rPr>
+              <w:t>include .</w:t>
+            </w:r>
+            <w:proofErr w:type="gramEnd"/>
+            <w:r>
+              <w:rPr>
+                <w:rFonts w:cs="Aptos"/>
+                <w:color w:val="000000"/>
+                <w:sz w:val="19"/>
+              </w:rPr>
+              <w:t>\.</w:t>
             </w:r>
           </w:p>
         </w:tc>
@@ -1571,7 +2610,15 @@
       </w:pPr>
       <w:r>
         <w:lastRenderedPageBreak/>
-        <w:t>7. Generate the RSA key pair and create the SoftSIM API key</w:t>
+        <w:t xml:space="preserve">7. Generate the RSA key pair and create the </w:t>
+      </w:r>
+      <w:proofErr w:type="spellStart"/>
+      <w:r>
+        <w:t>SoftSIM</w:t>
+      </w:r>
+      <w:proofErr w:type="spellEnd"/>
+      <w:r>
+        <w:t xml:space="preserve"> API key</w:t>
       </w:r>
     </w:p>
     <w:p>
@@ -1584,7 +2631,15 @@
     </w:p>
     <w:p>
       <w:r>
-        <w:t>Generate a 4096-bit RSA key pair. When ssh-keygen asks for a passphrase, press Enter twice to leave it empty. The SoftSIM CLI does not support password-protected keys.</w:t>
+        <w:t xml:space="preserve">Generate a 4096-bit RSA key pair. When ssh-keygen asks for a passphrase, press Enter twice to leave it empty. The </w:t>
+      </w:r>
+      <w:proofErr w:type="spellStart"/>
+      <w:r>
+        <w:t>SoftSIM</w:t>
+      </w:r>
+      <w:proofErr w:type="spellEnd"/>
+      <w:r>
+        <w:t xml:space="preserve"> CLI does not support password-protected keys.</w:t>
       </w:r>
     </w:p>
     <w:p>
@@ -1607,8 +2662,49 @@
           <w:color w:val="1F1F1F"/>
         </w:rPr>
         <w:br/>
-        <w:t>ssh-keygen -t rsa -m PEM -b 4096 -f .\softsim_key</w:t>
-      </w:r>
+        <w:t xml:space="preserve">ssh-keygen -t </w:t>
+      </w:r>
+      <w:proofErr w:type="spellStart"/>
+      <w:r>
+        <w:rPr>
+          <w:rFonts w:cs="Consolas"/>
+          <w:color w:val="1F1F1F"/>
+        </w:rPr>
+        <w:t>rsa</w:t>
+      </w:r>
+      <w:proofErr w:type="spellEnd"/>
+      <w:r>
+        <w:rPr>
+          <w:rFonts w:cs="Consolas"/>
+          <w:color w:val="1F1F1F"/>
+        </w:rPr>
+        <w:t xml:space="preserve"> -m PEM -b 4096 -</w:t>
+      </w:r>
+      <w:proofErr w:type="gramStart"/>
+      <w:r>
+        <w:rPr>
+          <w:rFonts w:cs="Consolas"/>
+          <w:color w:val="1F1F1F"/>
+        </w:rPr>
+        <w:t>f .</w:t>
+      </w:r>
+      <w:proofErr w:type="gramEnd"/>
+      <w:r>
+        <w:rPr>
+          <w:rFonts w:cs="Consolas"/>
+          <w:color w:val="1F1F1F"/>
+        </w:rPr>
+        <w:t>\</w:t>
+      </w:r>
+      <w:proofErr w:type="spellStart"/>
+      <w:r>
+        <w:rPr>
+          <w:rFonts w:cs="Consolas"/>
+          <w:color w:val="1F1F1F"/>
+        </w:rPr>
+        <w:t>softsim_key</w:t>
+      </w:r>
+      <w:proofErr w:type="spellEnd"/>
     </w:p>
     <w:tbl>
       <w:tblPr>
@@ -1657,7 +2753,43 @@
                 <w:color w:val="000000"/>
                 <w:sz w:val="19"/>
               </w:rPr>
-              <w:t>This creates softsim_key and softsim_key.pub. The file softsim_key is the private key. Keep it secret.</w:t>
+              <w:t xml:space="preserve">This creates </w:t>
+            </w:r>
+            <w:proofErr w:type="spellStart"/>
+            <w:r>
+              <w:rPr>
+                <w:rFonts w:cs="Aptos"/>
+                <w:color w:val="000000"/>
+                <w:sz w:val="19"/>
+              </w:rPr>
+              <w:t>softsim_key</w:t>
+            </w:r>
+            <w:proofErr w:type="spellEnd"/>
+            <w:r>
+              <w:rPr>
+                <w:rFonts w:cs="Aptos"/>
+                <w:color w:val="000000"/>
+                <w:sz w:val="19"/>
+              </w:rPr>
+              <w:t xml:space="preserve"> and softsim_key.pub. The file </w:t>
+            </w:r>
+            <w:proofErr w:type="spellStart"/>
+            <w:r>
+              <w:rPr>
+                <w:rFonts w:cs="Aptos"/>
+                <w:color w:val="000000"/>
+                <w:sz w:val="19"/>
+              </w:rPr>
+              <w:t>softsim_key</w:t>
+            </w:r>
+            <w:proofErr w:type="spellEnd"/>
+            <w:r>
+              <w:rPr>
+                <w:rFonts w:cs="Aptos"/>
+                <w:color w:val="000000"/>
+                <w:sz w:val="19"/>
+              </w:rPr>
+              <w:t xml:space="preserve"> is the private key. Keep it secret.</w:t>
             </w:r>
           </w:p>
         </w:tc>
@@ -1689,8 +2821,17 @@
           <w:rFonts w:cs="Consolas"/>
           <w:color w:val="1F1F1F"/>
         </w:rPr>
-        <w:t>ssh-keygen -e -m PKCS8 -f .\softsim_key.pub | Set-Content -Encoding ascii .\softsim_key_public.pem</w:t>
-      </w:r>
+        <w:t>ssh-keygen -e -m PKCS8 -f .\softsim_key.pub | Set-Content -Encoding ascii .\</w:t>
+      </w:r>
+      <w:proofErr w:type="spellStart"/>
+      <w:r>
+        <w:rPr>
+          <w:rFonts w:cs="Consolas"/>
+          <w:color w:val="1F1F1F"/>
+        </w:rPr>
+        <w:t>softsim_key_public.pem</w:t>
+      </w:r>
+      <w:proofErr w:type="spellEnd"/>
     </w:p>
     <w:p>
       <w:r>
@@ -1709,8 +2850,17 @@
           <w:rFonts w:cs="Consolas"/>
           <w:color w:val="1F1F1F"/>
         </w:rPr>
-        <w:t>Get-Content .\softsim_key_public.pem</w:t>
-      </w:r>
+        <w:t>Get-Content .\</w:t>
+      </w:r>
+      <w:proofErr w:type="spellStart"/>
+      <w:r>
+        <w:rPr>
+          <w:rFonts w:cs="Consolas"/>
+          <w:color w:val="1F1F1F"/>
+        </w:rPr>
+        <w:t>softsim_key_public.pem</w:t>
+      </w:r>
+      <w:proofErr w:type="spellEnd"/>
     </w:p>
     <w:p>
       <w:r>
@@ -1753,7 +2903,15 @@
         <w:pStyle w:val="Heading2"/>
       </w:pPr>
       <w:r>
-        <w:t>7.3 Copy the public key and create the SoftSIM API key</w:t>
+        <w:t xml:space="preserve">7.3 Copy the public key and create the </w:t>
+      </w:r>
+      <w:proofErr w:type="spellStart"/>
+      <w:r>
+        <w:t>SoftSIM</w:t>
+      </w:r>
+      <w:proofErr w:type="spellEnd"/>
+      <w:r>
+        <w:t xml:space="preserve"> API key</w:t>
       </w:r>
     </w:p>
     <w:p>
@@ -1768,7 +2926,23 @@
           <w:rFonts w:cs="Consolas"/>
           <w:color w:val="1F1F1F"/>
         </w:rPr>
-        <w:t>Get-Content .\softsim_key_public.pem -Raw | Set-Clipboard</w:t>
+        <w:t>Get-Content .\</w:t>
+      </w:r>
+      <w:proofErr w:type="spellStart"/>
+      <w:r>
+        <w:rPr>
+          <w:rFonts w:cs="Consolas"/>
+          <w:color w:val="1F1F1F"/>
+        </w:rPr>
+        <w:t>softsim_key_public.pem</w:t>
+      </w:r>
+      <w:proofErr w:type="spellEnd"/>
+      <w:r>
+        <w:rPr>
+          <w:rFonts w:cs="Consolas"/>
+          <w:color w:val="1F1F1F"/>
+        </w:rPr>
+        <w:t xml:space="preserve"> -Raw | Set-Clipboard</w:t>
       </w:r>
     </w:p>
     <w:p>
@@ -1777,7 +2951,15 @@
         <w:spacing w:after="40"/>
       </w:pPr>
       <w:r>
-        <w:t>Log into the Onomondo platform.</w:t>
+        <w:t xml:space="preserve">Log into the </w:t>
+      </w:r>
+      <w:proofErr w:type="spellStart"/>
+      <w:r>
+        <w:t>Onomondo</w:t>
+      </w:r>
+      <w:proofErr w:type="spellEnd"/>
+      <w:r>
+        <w:t xml:space="preserve"> platform.</w:t>
       </w:r>
     </w:p>
     <w:p>
@@ -1786,7 +2968,15 @@
         <w:spacing w:after="40"/>
       </w:pPr>
       <w:r>
-        <w:t>Go to the SoftSIM API key creation page. The CLI guide points to https://app.onomondo.com/api-keys/softsim/new.</w:t>
+        <w:t xml:space="preserve">Go to the </w:t>
+      </w:r>
+      <w:proofErr w:type="spellStart"/>
+      <w:r>
+        <w:t>SoftSIM</w:t>
+      </w:r>
+      <w:proofErr w:type="spellEnd"/>
+      <w:r>
+        <w:t xml:space="preserve"> API key creation page. The CLI guide points to https://app.onomondo.com/api-keys/softsim/new.</w:t>
       </w:r>
     </w:p>
     <w:p>
@@ -1804,7 +2994,15 @@
         <w:spacing w:after="40"/>
       </w:pPr>
       <w:r>
-        <w:t>Create the SoftSIM API key.</w:t>
+        <w:t xml:space="preserve">Create the </w:t>
+      </w:r>
+      <w:proofErr w:type="spellStart"/>
+      <w:r>
+        <w:t>SoftSIM</w:t>
+      </w:r>
+      <w:proofErr w:type="spellEnd"/>
+      <w:r>
+        <w:t xml:space="preserve"> API key.</w:t>
       </w:r>
     </w:p>
     <w:p>
@@ -1863,7 +3061,25 @@
                 <w:color w:val="000000"/>
                 <w:sz w:val="19"/>
               </w:rPr>
-              <w:t>Profiles fetched with a SoftSIM API key can only be decrypted by the private key that matches the public key used to create that API key. If decryption fails later, this mismatch is the first thing to check.</w:t>
+              <w:t xml:space="preserve">Profiles fetched with a </w:t>
+            </w:r>
+            <w:proofErr w:type="spellStart"/>
+            <w:r>
+              <w:rPr>
+                <w:rFonts w:cs="Aptos"/>
+                <w:color w:val="000000"/>
+                <w:sz w:val="19"/>
+              </w:rPr>
+              <w:t>SoftSIM</w:t>
+            </w:r>
+            <w:proofErr w:type="spellEnd"/>
+            <w:r>
+              <w:rPr>
+                <w:rFonts w:cs="Aptos"/>
+                <w:color w:val="000000"/>
+                <w:sz w:val="19"/>
+              </w:rPr>
+              <w:t xml:space="preserve"> API key can only be decrypted by the private key that matches the public key used to create that API key. If decryption fails later, this mismatch is the first thing to check.</w:t>
             </w:r>
           </w:p>
         </w:tc>
@@ -1891,7 +3107,15 @@
       </w:pPr>
       <w:r>
         <w:lastRenderedPageBreak/>
-        <w:t>8. Fetch and format one encrypted SoftSIM profile</w:t>
+        <w:t xml:space="preserve">8. Fetch and format one encrypted </w:t>
+      </w:r>
+      <w:proofErr w:type="spellStart"/>
+      <w:r>
+        <w:t>SoftSIM</w:t>
+      </w:r>
+      <w:proofErr w:type="spellEnd"/>
+      <w:r>
+        <w:t xml:space="preserve"> profile</w:t>
       </w:r>
     </w:p>
     <w:tbl>
@@ -1976,8 +3200,16 @@
           <w:color w:val="1F1F1F"/>
         </w:rPr>
         <w:br/>
+      </w:r>
+      <w:proofErr w:type="spellStart"/>
+      <w:r>
+        <w:rPr>
+          <w:rFonts w:cs="Consolas"/>
+          <w:color w:val="1F1F1F"/>
+        </w:rPr>
         <w:t>dir</w:t>
       </w:r>
+      <w:proofErr w:type="spellEnd"/>
     </w:p>
     <w:p>
       <w:r>
@@ -2004,8 +3236,16 @@
           <w:color w:val="1F1F1F"/>
         </w:rPr>
         <w:br/>
+      </w:r>
+      <w:proofErr w:type="spellStart"/>
+      <w:r>
+        <w:rPr>
+          <w:rFonts w:cs="Consolas"/>
+          <w:color w:val="1F1F1F"/>
+        </w:rPr>
         <w:t>softsim_key</w:t>
       </w:r>
+      <w:proofErr w:type="spellEnd"/>
       <w:r>
         <w:rPr>
           <w:rFonts w:cs="Consolas"/>
@@ -2020,8 +3260,16 @@
           <w:color w:val="1F1F1F"/>
         </w:rPr>
         <w:br/>
+      </w:r>
+      <w:proofErr w:type="spellStart"/>
+      <w:r>
+        <w:rPr>
+          <w:rFonts w:cs="Consolas"/>
+          <w:color w:val="1F1F1F"/>
+        </w:rPr>
         <w:t>softsim_key_public.pem</w:t>
       </w:r>
+      <w:proofErr w:type="spellEnd"/>
     </w:p>
     <w:p>
       <w:pPr>
@@ -2054,7 +3302,55 @@
           <w:rFonts w:cs="Consolas"/>
           <w:color w:val="1F1F1F"/>
         </w:rPr>
-        <w:t>$apiKey = Read-Host "Paste your Onomondo SoftSIM API key"</w:t>
+        <w:t>$</w:t>
+      </w:r>
+      <w:proofErr w:type="spellStart"/>
+      <w:r>
+        <w:rPr>
+          <w:rFonts w:cs="Consolas"/>
+          <w:color w:val="1F1F1F"/>
+        </w:rPr>
+        <w:t>apiKey</w:t>
+      </w:r>
+      <w:proofErr w:type="spellEnd"/>
+      <w:r>
+        <w:rPr>
+          <w:rFonts w:cs="Consolas"/>
+          <w:color w:val="1F1F1F"/>
+        </w:rPr>
+        <w:t xml:space="preserve"> = Read-Host "Paste your </w:t>
+      </w:r>
+      <w:proofErr w:type="spellStart"/>
+      <w:r>
+        <w:rPr>
+          <w:rFonts w:cs="Consolas"/>
+          <w:color w:val="1F1F1F"/>
+        </w:rPr>
+        <w:t>Onomondo</w:t>
+      </w:r>
+      <w:proofErr w:type="spellEnd"/>
+      <w:r>
+        <w:rPr>
+          <w:rFonts w:cs="Consolas"/>
+          <w:color w:val="1F1F1F"/>
+        </w:rPr>
+        <w:t xml:space="preserve"> </w:t>
+      </w:r>
+      <w:proofErr w:type="spellStart"/>
+      <w:r>
+        <w:rPr>
+          <w:rFonts w:cs="Consolas"/>
+          <w:color w:val="1F1F1F"/>
+        </w:rPr>
+        <w:t>SoftSIM</w:t>
+      </w:r>
+      <w:proofErr w:type="spellEnd"/>
+      <w:r>
+        <w:rPr>
+          <w:rFonts w:cs="Consolas"/>
+          <w:color w:val="1F1F1F"/>
+        </w:rPr>
+        <w:t xml:space="preserve"> API key"</w:t>
       </w:r>
     </w:p>
     <w:p>
@@ -2074,12 +3370,68 @@
           <w:rFonts w:cs="Consolas"/>
           <w:color w:val="1F1F1F"/>
         </w:rPr>
-        <w:t>Paste your Onomondo SoftSIM API key:</w:t>
+        <w:t xml:space="preserve">Paste your </w:t>
+      </w:r>
+      <w:proofErr w:type="spellStart"/>
+      <w:r>
+        <w:rPr>
+          <w:rFonts w:cs="Consolas"/>
+          <w:color w:val="1F1F1F"/>
+        </w:rPr>
+        <w:t>Onomondo</w:t>
+      </w:r>
+      <w:proofErr w:type="spellEnd"/>
+      <w:r>
+        <w:rPr>
+          <w:rFonts w:cs="Consolas"/>
+          <w:color w:val="1F1F1F"/>
+        </w:rPr>
+        <w:t xml:space="preserve"> </w:t>
+      </w:r>
+      <w:proofErr w:type="spellStart"/>
+      <w:r>
+        <w:rPr>
+          <w:rFonts w:cs="Consolas"/>
+          <w:color w:val="1F1F1F"/>
+        </w:rPr>
+        <w:t>SoftSIM</w:t>
+      </w:r>
+      <w:proofErr w:type="spellEnd"/>
+      <w:r>
+        <w:rPr>
+          <w:rFonts w:cs="Consolas"/>
+          <w:color w:val="1F1F1F"/>
+        </w:rPr>
+        <w:t xml:space="preserve"> API key:</w:t>
       </w:r>
     </w:p>
     <w:p>
       <w:r>
-        <w:t>At that prompt, paste your Onomondo SoftSIM API key and press Enter. Do not add quotes. This command only stores the key in a temporary variable named $apiKey. It does not fetch the profile yet.</w:t>
+        <w:t xml:space="preserve">At that prompt, paste your </w:t>
+      </w:r>
+      <w:proofErr w:type="spellStart"/>
+      <w:r>
+        <w:t>Onomondo</w:t>
+      </w:r>
+      <w:proofErr w:type="spellEnd"/>
+      <w:r>
+        <w:t xml:space="preserve"> </w:t>
+      </w:r>
+      <w:proofErr w:type="spellStart"/>
+      <w:r>
+        <w:t>SoftSIM</w:t>
+      </w:r>
+      <w:proofErr w:type="spellEnd"/>
+      <w:r>
+        <w:t xml:space="preserve"> API key and press Enter. Do not add quotes. This command only stores the key in a temporary variable named $</w:t>
+      </w:r>
+      <w:proofErr w:type="spellStart"/>
+      <w:r>
+        <w:t>apiKey</w:t>
+      </w:r>
+      <w:proofErr w:type="spellEnd"/>
+      <w:r>
+        <w:t>. It does not fetch the profile yet.</w:t>
       </w:r>
     </w:p>
     <w:tbl>
@@ -2129,7 +3481,25 @@
                 <w:color w:val="000000"/>
                 <w:sz w:val="19"/>
               </w:rPr>
-              <w:t>Read-Host without -AsSecureString may visibly echo the pasted API key in some terminals. Do not screen-share or record this step. Remove the variable after the fetch command.</w:t>
+              <w:t>Read-Host without -</w:t>
+            </w:r>
+            <w:proofErr w:type="spellStart"/>
+            <w:r>
+              <w:rPr>
+                <w:rFonts w:cs="Aptos"/>
+                <w:color w:val="000000"/>
+                <w:sz w:val="19"/>
+              </w:rPr>
+              <w:t>AsSecureString</w:t>
+            </w:r>
+            <w:proofErr w:type="spellEnd"/>
+            <w:r>
+              <w:rPr>
+                <w:rFonts w:cs="Aptos"/>
+                <w:color w:val="000000"/>
+                <w:sz w:val="19"/>
+              </w:rPr>
+              <w:t xml:space="preserve"> may visibly echo the pasted API key in some terminals. Do not screen-share or record this step. Remove the variable after the fetch command.</w:t>
             </w:r>
           </w:p>
         </w:tc>
@@ -2161,7 +3531,55 @@
           <w:rFonts w:cs="Consolas"/>
           <w:color w:val="1F1F1F"/>
         </w:rPr>
-        <w:t>.\softsim.exe fetch --api-key $apiKey -n 1 -o .\profiles</w:t>
+        <w:t>.\softsim.exe fetch --</w:t>
+      </w:r>
+      <w:proofErr w:type="spellStart"/>
+      <w:r>
+        <w:rPr>
+          <w:rFonts w:cs="Consolas"/>
+          <w:color w:val="1F1F1F"/>
+        </w:rPr>
+        <w:t>api</w:t>
+      </w:r>
+      <w:proofErr w:type="spellEnd"/>
+      <w:r>
+        <w:rPr>
+          <w:rFonts w:cs="Consolas"/>
+          <w:color w:val="1F1F1F"/>
+        </w:rPr>
+        <w:t>-key $</w:t>
+      </w:r>
+      <w:proofErr w:type="spellStart"/>
+      <w:r>
+        <w:rPr>
+          <w:rFonts w:cs="Consolas"/>
+          <w:color w:val="1F1F1F"/>
+        </w:rPr>
+        <w:t>apiKey</w:t>
+      </w:r>
+      <w:proofErr w:type="spellEnd"/>
+      <w:r>
+        <w:rPr>
+          <w:rFonts w:cs="Consolas"/>
+          <w:color w:val="1F1F1F"/>
+        </w:rPr>
+        <w:t xml:space="preserve"> -n 1 -</w:t>
+      </w:r>
+      <w:proofErr w:type="gramStart"/>
+      <w:r>
+        <w:rPr>
+          <w:rFonts w:cs="Consolas"/>
+          <w:color w:val="1F1F1F"/>
+        </w:rPr>
+        <w:t>o .</w:t>
+      </w:r>
+      <w:proofErr w:type="gramEnd"/>
+      <w:r>
+        <w:rPr>
+          <w:rFonts w:cs="Consolas"/>
+          <w:color w:val="1F1F1F"/>
+        </w:rPr>
+        <w:t>\profiles</w:t>
       </w:r>
     </w:p>
     <w:p>
@@ -2181,8 +3599,17 @@
           <w:rFonts w:cs="Consolas"/>
           <w:color w:val="1F1F1F"/>
         </w:rPr>
-        <w:t>Remove-Variable apiKey</w:t>
-      </w:r>
+        <w:t xml:space="preserve">Remove-Variable </w:t>
+      </w:r>
+      <w:proofErr w:type="spellStart"/>
+      <w:r>
+        <w:rPr>
+          <w:rFonts w:cs="Consolas"/>
+          <w:color w:val="1F1F1F"/>
+        </w:rPr>
+        <w:t>apiKey</w:t>
+      </w:r>
+      <w:proofErr w:type="spellEnd"/>
     </w:p>
     <w:p>
       <w:r>
@@ -2196,12 +3623,30 @@
         <w:spacing w:before="40" w:after="120" w:line="240" w:lineRule="auto"/>
         <w:ind w:left="216" w:right="72"/>
       </w:pPr>
-      <w:r>
-        <w:rPr>
-          <w:rFonts w:cs="Consolas"/>
-          <w:color w:val="1F1F1F"/>
-        </w:rPr>
-        <w:t>dir .\profiles</w:t>
+      <w:proofErr w:type="spellStart"/>
+      <w:proofErr w:type="gramStart"/>
+      <w:r>
+        <w:rPr>
+          <w:rFonts w:cs="Consolas"/>
+          <w:color w:val="1F1F1F"/>
+        </w:rPr>
+        <w:t>dir</w:t>
+      </w:r>
+      <w:proofErr w:type="spellEnd"/>
+      <w:r>
+        <w:rPr>
+          <w:rFonts w:cs="Consolas"/>
+          <w:color w:val="1F1F1F"/>
+        </w:rPr>
+        <w:t xml:space="preserve"> .</w:t>
+      </w:r>
+      <w:proofErr w:type="gramEnd"/>
+      <w:r>
+        <w:rPr>
+          <w:rFonts w:cs="Consolas"/>
+          <w:color w:val="1F1F1F"/>
+        </w:rPr>
+        <w:t>\profiles</w:t>
       </w:r>
     </w:p>
     <w:tbl>
@@ -2268,7 +3713,20 @@
     </w:p>
     <w:p>
       <w:r>
-        <w:t>Run this after dir .\profiles shows a downloaded encrypted profile file:</w:t>
+        <w:t xml:space="preserve">Run this after </w:t>
+      </w:r>
+      <w:proofErr w:type="spellStart"/>
+      <w:proofErr w:type="gramStart"/>
+      <w:r>
+        <w:t>dir</w:t>
+      </w:r>
+      <w:proofErr w:type="spellEnd"/>
+      <w:r>
+        <w:t xml:space="preserve"> .</w:t>
+      </w:r>
+      <w:proofErr w:type="gramEnd"/>
+      <w:r>
+        <w:t>\profiles shows a downloaded encrypted profile file:</w:t>
       </w:r>
     </w:p>
     <w:p>
@@ -2283,7 +3741,55 @@
           <w:rFonts w:cs="Consolas"/>
           <w:color w:val="1F1F1F"/>
         </w:rPr>
-        <w:t>.\softsim.exe next --key .\softsim_key -i .\profiles --format=hex | Set-Content -Encoding ascii .\profile_001.hex</w:t>
+        <w:t>.\softsim.exe next --</w:t>
+      </w:r>
+      <w:proofErr w:type="gramStart"/>
+      <w:r>
+        <w:rPr>
+          <w:rFonts w:cs="Consolas"/>
+          <w:color w:val="1F1F1F"/>
+        </w:rPr>
+        <w:t>key .</w:t>
+      </w:r>
+      <w:proofErr w:type="gramEnd"/>
+      <w:r>
+        <w:rPr>
+          <w:rFonts w:cs="Consolas"/>
+          <w:color w:val="1F1F1F"/>
+        </w:rPr>
+        <w:t>\</w:t>
+      </w:r>
+      <w:proofErr w:type="spellStart"/>
+      <w:r>
+        <w:rPr>
+          <w:rFonts w:cs="Consolas"/>
+          <w:color w:val="1F1F1F"/>
+        </w:rPr>
+        <w:t>softsim_key</w:t>
+      </w:r>
+      <w:proofErr w:type="spellEnd"/>
+      <w:r>
+        <w:rPr>
+          <w:rFonts w:cs="Consolas"/>
+          <w:color w:val="1F1F1F"/>
+        </w:rPr>
+        <w:t xml:space="preserve"> -</w:t>
+      </w:r>
+      <w:proofErr w:type="spellStart"/>
+      <w:r>
+        <w:rPr>
+          <w:rFonts w:cs="Consolas"/>
+          <w:color w:val="1F1F1F"/>
+        </w:rPr>
+        <w:t>i</w:t>
+      </w:r>
+      <w:proofErr w:type="spellEnd"/>
+      <w:r>
+        <w:rPr>
+          <w:rFonts w:cs="Consolas"/>
+          <w:color w:val="1F1F1F"/>
+        </w:rPr>
+        <w:t xml:space="preserve"> .\profiles --format=hex | Set-Content -Encoding ascii .\profile_001.hex</w:t>
       </w:r>
     </w:p>
     <w:p>
@@ -2307,12 +3813,21 @@
         <w:spacing w:before="40" w:after="120" w:line="240" w:lineRule="auto"/>
         <w:ind w:left="216" w:right="72"/>
       </w:pPr>
-      <w:r>
-        <w:rPr>
-          <w:rFonts w:cs="Consolas"/>
-          <w:color w:val="1F1F1F"/>
-        </w:rPr>
-        <w:t>dir .\profile_001.hex</w:t>
+      <w:proofErr w:type="spellStart"/>
+      <w:r>
+        <w:rPr>
+          <w:rFonts w:cs="Consolas"/>
+          <w:color w:val="1F1F1F"/>
+        </w:rPr>
+        <w:t>dir</w:t>
+      </w:r>
+      <w:proofErr w:type="spellEnd"/>
+      <w:r>
+        <w:rPr>
+          <w:rFonts w:cs="Consolas"/>
+          <w:color w:val="1F1F1F"/>
+        </w:rPr>
+        <w:t xml:space="preserve"> .\profile_001.hex</w:t>
       </w:r>
       <w:r>
         <w:rPr>
@@ -2327,7 +3842,23 @@
           <w:color w:val="1F1F1F"/>
         </w:rPr>
         <w:br/>
-        <w:t>$profile = (Get-Content .\profile_001.hex -Raw).Trim()</w:t>
+        <w:t>$profile = (Get-Content .\profile_001.hex -Raw</w:t>
+      </w:r>
+      <w:proofErr w:type="gramStart"/>
+      <w:r>
+        <w:rPr>
+          <w:rFonts w:cs="Consolas"/>
+          <w:color w:val="1F1F1F"/>
+        </w:rPr>
+        <w:t>).Trim</w:t>
+      </w:r>
+      <w:proofErr w:type="gramEnd"/>
+      <w:r>
+        <w:rPr>
+          <w:rFonts w:cs="Consolas"/>
+          <w:color w:val="1F1F1F"/>
+        </w:rPr>
+        <w:t>()</w:t>
       </w:r>
       <w:r>
         <w:rPr>
@@ -2342,7 +3873,23 @@
           <w:color w:val="1F1F1F"/>
         </w:rPr>
         <w:br/>
-        <w:t>if ($profile -notmatch '^[0-9A-Fa-f]+$') {</w:t>
+        <w:t>if ($profile -</w:t>
+      </w:r>
+      <w:proofErr w:type="spellStart"/>
+      <w:r>
+        <w:rPr>
+          <w:rFonts w:cs="Consolas"/>
+          <w:color w:val="1F1F1F"/>
+        </w:rPr>
+        <w:t>notmatch</w:t>
+      </w:r>
+      <w:proofErr w:type="spellEnd"/>
+      <w:r>
+        <w:rPr>
+          <w:rFonts w:cs="Consolas"/>
+          <w:color w:val="1F1F1F"/>
+        </w:rPr>
+        <w:t xml:space="preserve"> '^[0-9A-Fa-f]+$') {</w:t>
       </w:r>
       <w:r>
         <w:rPr>
@@ -2373,7 +3920,25 @@
           <w:color w:val="1F1F1F"/>
         </w:rPr>
         <w:br/>
-        <w:t>if (($profile.Length % 2) -ne 0) {</w:t>
+        <w:t>if (($</w:t>
+      </w:r>
+      <w:proofErr w:type="spellStart"/>
+      <w:proofErr w:type="gramStart"/>
+      <w:r>
+        <w:rPr>
+          <w:rFonts w:cs="Consolas"/>
+          <w:color w:val="1F1F1F"/>
+        </w:rPr>
+        <w:t>profile.Length</w:t>
+      </w:r>
+      <w:proofErr w:type="spellEnd"/>
+      <w:proofErr w:type="gramEnd"/>
+      <w:r>
+        <w:rPr>
+          <w:rFonts w:cs="Consolas"/>
+          <w:color w:val="1F1F1F"/>
+        </w:rPr>
+        <w:t xml:space="preserve"> % 2) -ne 0) {</w:t>
       </w:r>
       <w:r>
         <w:rPr>
@@ -2404,8 +3969,19 @@
           <w:color w:val="1F1F1F"/>
         </w:rPr>
         <w:br/>
-        <w:t>$profile.Length</w:t>
-      </w:r>
+        <w:t>$</w:t>
+      </w:r>
+      <w:proofErr w:type="spellStart"/>
+      <w:proofErr w:type="gramStart"/>
+      <w:r>
+        <w:rPr>
+          <w:rFonts w:cs="Consolas"/>
+          <w:color w:val="1F1F1F"/>
+        </w:rPr>
+        <w:t>profile.Length</w:t>
+      </w:r>
+      <w:proofErr w:type="spellEnd"/>
+      <w:proofErr w:type="gramEnd"/>
       <w:r>
         <w:rPr>
           <w:rFonts w:cs="Consolas"/>
@@ -2490,7 +4066,23 @@
       </w:pPr>
       <w:r>
         <w:lastRenderedPageBreak/>
-        <w:t>9. Provision the SoftSIM profile through the nRF serial terminal</w:t>
+        <w:t xml:space="preserve">9. Provision the </w:t>
+      </w:r>
+      <w:proofErr w:type="spellStart"/>
+      <w:r>
+        <w:t>SoftSIM</w:t>
+      </w:r>
+      <w:proofErr w:type="spellEnd"/>
+      <w:r>
+        <w:t xml:space="preserve"> profile through the </w:t>
+      </w:r>
+      <w:proofErr w:type="spellStart"/>
+      <w:r>
+        <w:t>nRF</w:t>
+      </w:r>
+      <w:proofErr w:type="spellEnd"/>
+      <w:r>
+        <w:t xml:space="preserve"> serial terminal</w:t>
       </w:r>
     </w:p>
     <w:p>
@@ -2507,7 +4099,15 @@
         <w:spacing w:after="40"/>
       </w:pPr>
       <w:r>
-        <w:t>In VS Code, open the nRF Connect extension.</w:t>
+        <w:t xml:space="preserve">In VS Code, open the </w:t>
+      </w:r>
+      <w:proofErr w:type="spellStart"/>
+      <w:r>
+        <w:t>nRF</w:t>
+      </w:r>
+      <w:proofErr w:type="spellEnd"/>
+      <w:r>
+        <w:t xml:space="preserve"> Connect extension.</w:t>
       </w:r>
     </w:p>
     <w:p>
@@ -2534,7 +4134,15 @@
         <w:spacing w:after="40"/>
       </w:pPr>
       <w:r>
-        <w:t>Open the nRF serial terminal for the port that shows the board logs.</w:t>
+        <w:t xml:space="preserve">Open the </w:t>
+      </w:r>
+      <w:proofErr w:type="spellStart"/>
+      <w:r>
+        <w:t>nRF</w:t>
+      </w:r>
+      <w:proofErr w:type="spellEnd"/>
+      <w:r>
+        <w:t xml:space="preserve"> serial terminal for the port that shows the board logs.</w:t>
       </w:r>
     </w:p>
     <w:p>
@@ -2552,7 +4160,15 @@
         <w:spacing w:after="40"/>
       </w:pPr>
       <w:r>
-        <w:t>Wait for the SoftSIM sample prompt.</w:t>
+        <w:t xml:space="preserve">Wait for the </w:t>
+      </w:r>
+      <w:proofErr w:type="spellStart"/>
+      <w:r>
+        <w:t>SoftSIM</w:t>
+      </w:r>
+      <w:proofErr w:type="spellEnd"/>
+      <w:r>
+        <w:t xml:space="preserve"> sample prompt.</w:t>
       </w:r>
     </w:p>
     <w:p>
@@ -2570,12 +4186,21 @@
         <w:spacing w:before="40" w:after="120" w:line="240" w:lineRule="auto"/>
         <w:ind w:left="216" w:right="72"/>
       </w:pPr>
-      <w:r>
-        <w:rPr>
-          <w:rFonts w:cs="Consolas"/>
-          <w:color w:val="1F1F1F"/>
-        </w:rPr>
-        <w:t>SoftSIM sample started.</w:t>
+      <w:proofErr w:type="spellStart"/>
+      <w:r>
+        <w:rPr>
+          <w:rFonts w:cs="Consolas"/>
+          <w:color w:val="1F1F1F"/>
+        </w:rPr>
+        <w:t>SoftSIM</w:t>
+      </w:r>
+      <w:proofErr w:type="spellEnd"/>
+      <w:r>
+        <w:rPr>
+          <w:rFonts w:cs="Consolas"/>
+          <w:color w:val="1F1F1F"/>
+        </w:rPr>
+        <w:t xml:space="preserve"> sample started.</w:t>
       </w:r>
       <w:r>
         <w:rPr>
@@ -2583,7 +4208,23 @@
           <w:color w:val="1F1F1F"/>
         </w:rPr>
         <w:br/>
-        <w:t>Transfer SoftSIM profile using serial COM port, terminate by newline character (return key)</w:t>
+        <w:t xml:space="preserve">Transfer </w:t>
+      </w:r>
+      <w:proofErr w:type="spellStart"/>
+      <w:r>
+        <w:rPr>
+          <w:rFonts w:cs="Consolas"/>
+          <w:color w:val="1F1F1F"/>
+        </w:rPr>
+        <w:t>SoftSIM</w:t>
+      </w:r>
+      <w:proofErr w:type="spellEnd"/>
+      <w:r>
+        <w:rPr>
+          <w:rFonts w:cs="Consolas"/>
+          <w:color w:val="1F1F1F"/>
+        </w:rPr>
+        <w:t xml:space="preserve"> profile using serial COM port, terminate by newline character (return key)</w:t>
       </w:r>
     </w:p>
     <w:p>
@@ -2609,7 +4250,15 @@
         <w:spacing w:after="40"/>
       </w:pPr>
       <w:r>
-        <w:t>Click inside the nRF serial terminal.</w:t>
+        <w:t xml:space="preserve">Click inside the </w:t>
+      </w:r>
+      <w:proofErr w:type="spellStart"/>
+      <w:r>
+        <w:t>nRF</w:t>
+      </w:r>
+      <w:proofErr w:type="spellEnd"/>
+      <w:r>
+        <w:t xml:space="preserve"> serial terminal.</w:t>
       </w:r>
     </w:p>
     <w:p>
@@ -2677,7 +4326,43 @@
                 <w:color w:val="000000"/>
                 <w:sz w:val="19"/>
               </w:rPr>
-              <w:t>When you paste the SoftSIM HEX profile into the nRF serial terminal, the terminal may not visibly show the pasted string. That is normal. Paste the profile once and press Enter. Do not paste it repeatedly just because it did not echo.</w:t>
+              <w:t xml:space="preserve">When you paste the </w:t>
+            </w:r>
+            <w:proofErr w:type="spellStart"/>
+            <w:r>
+              <w:rPr>
+                <w:rFonts w:cs="Aptos"/>
+                <w:color w:val="000000"/>
+                <w:sz w:val="19"/>
+              </w:rPr>
+              <w:t>SoftSIM</w:t>
+            </w:r>
+            <w:proofErr w:type="spellEnd"/>
+            <w:r>
+              <w:rPr>
+                <w:rFonts w:cs="Aptos"/>
+                <w:color w:val="000000"/>
+                <w:sz w:val="19"/>
+              </w:rPr>
+              <w:t xml:space="preserve"> HEX profile into the </w:t>
+            </w:r>
+            <w:proofErr w:type="spellStart"/>
+            <w:r>
+              <w:rPr>
+                <w:rFonts w:cs="Aptos"/>
+                <w:color w:val="000000"/>
+                <w:sz w:val="19"/>
+              </w:rPr>
+              <w:t>nRF</w:t>
+            </w:r>
+            <w:proofErr w:type="spellEnd"/>
+            <w:r>
+              <w:rPr>
+                <w:rFonts w:cs="Aptos"/>
+                <w:color w:val="000000"/>
+                <w:sz w:val="19"/>
+              </w:rPr>
+              <w:t xml:space="preserve"> serial terminal, the terminal may not visibly show the pasted string. That is normal. Paste the profile once and press Enter. Do not paste it repeatedly just because it did not echo.</w:t>
             </w:r>
           </w:p>
         </w:tc>
@@ -2694,7 +4379,15 @@
     </w:p>
     <w:p>
       <w:r>
-        <w:t>A successful profile transfer may show a line similar to:</w:t>
+        <w:t xml:space="preserve">A successful profile transfer may show a line </w:t>
+      </w:r>
+      <w:proofErr w:type="gramStart"/>
+      <w:r>
+        <w:t>similar to</w:t>
+      </w:r>
+      <w:proofErr w:type="gramEnd"/>
+      <w:r>
+        <w:t>:</w:t>
       </w:r>
     </w:p>
     <w:p>
@@ -2758,7 +4451,39 @@
           <w:rFonts w:cs="Consolas"/>
           <w:color w:val="1F1F1F"/>
         </w:rPr>
-        <w:t>[00:00:00.405,578] &lt;inf&gt; softsim_sample: SoftSIM sample started.</w:t>
+        <w:t xml:space="preserve">[00:00:00.405,578] &lt;inf&gt; </w:t>
+      </w:r>
+      <w:proofErr w:type="spellStart"/>
+      <w:r>
+        <w:rPr>
+          <w:rFonts w:cs="Consolas"/>
+          <w:color w:val="1F1F1F"/>
+        </w:rPr>
+        <w:t>softsim_sample</w:t>
+      </w:r>
+      <w:proofErr w:type="spellEnd"/>
+      <w:r>
+        <w:rPr>
+          <w:rFonts w:cs="Consolas"/>
+          <w:color w:val="1F1F1F"/>
+        </w:rPr>
+        <w:t xml:space="preserve">: </w:t>
+      </w:r>
+      <w:proofErr w:type="spellStart"/>
+      <w:r>
+        <w:rPr>
+          <w:rFonts w:cs="Consolas"/>
+          <w:color w:val="1F1F1F"/>
+        </w:rPr>
+        <w:t>SoftSIM</w:t>
+      </w:r>
+      <w:proofErr w:type="spellEnd"/>
+      <w:r>
+        <w:rPr>
+          <w:rFonts w:cs="Consolas"/>
+          <w:color w:val="1F1F1F"/>
+        </w:rPr>
+        <w:t xml:space="preserve"> sample started.</w:t>
       </w:r>
       <w:r>
         <w:rPr>
@@ -2766,7 +4491,39 @@
           <w:color w:val="1F1F1F"/>
         </w:rPr>
         <w:br/>
-        <w:t>[00:00:00.407,562] &lt;inf&gt; softsim_sample: Transfer SoftSIM profile using serial COM port, terminate by newline character (return key)</w:t>
+        <w:t xml:space="preserve">[00:00:00.407,562] &lt;inf&gt; </w:t>
+      </w:r>
+      <w:proofErr w:type="spellStart"/>
+      <w:r>
+        <w:rPr>
+          <w:rFonts w:cs="Consolas"/>
+          <w:color w:val="1F1F1F"/>
+        </w:rPr>
+        <w:t>softsim_sample</w:t>
+      </w:r>
+      <w:proofErr w:type="spellEnd"/>
+      <w:r>
+        <w:rPr>
+          <w:rFonts w:cs="Consolas"/>
+          <w:color w:val="1F1F1F"/>
+        </w:rPr>
+        <w:t xml:space="preserve">: Transfer </w:t>
+      </w:r>
+      <w:proofErr w:type="spellStart"/>
+      <w:r>
+        <w:rPr>
+          <w:rFonts w:cs="Consolas"/>
+          <w:color w:val="1F1F1F"/>
+        </w:rPr>
+        <w:t>SoftSIM</w:t>
+      </w:r>
+      <w:proofErr w:type="spellEnd"/>
+      <w:r>
+        <w:rPr>
+          <w:rFonts w:cs="Consolas"/>
+          <w:color w:val="1F1F1F"/>
+        </w:rPr>
+        <w:t xml:space="preserve"> profile using serial COM port, terminate by newline character (return key)</w:t>
       </w:r>
       <w:r>
         <w:rPr>
@@ -2782,7 +4539,23 @@
           <w:color w:val="1F1F1F"/>
         </w:rPr>
         <w:br/>
-        <w:t>*** Booting nRF Connect SDK v3.1.1-e2a97fe2578a ***</w:t>
+        <w:t xml:space="preserve">*** Booting </w:t>
+      </w:r>
+      <w:proofErr w:type="spellStart"/>
+      <w:r>
+        <w:rPr>
+          <w:rFonts w:cs="Consolas"/>
+          <w:color w:val="1F1F1F"/>
+        </w:rPr>
+        <w:t>nRF</w:t>
+      </w:r>
+      <w:proofErr w:type="spellEnd"/>
+      <w:r>
+        <w:rPr>
+          <w:rFonts w:cs="Consolas"/>
+          <w:color w:val="1F1F1F"/>
+        </w:rPr>
+        <w:t xml:space="preserve"> Connect SDK v3.1.1-e2a97fe2578a ***</w:t>
       </w:r>
       <w:r>
         <w:rPr>
@@ -2798,7 +4571,39 @@
           <w:color w:val="1F1F1F"/>
         </w:rPr>
         <w:br/>
-        <w:t>[00:00:00.265,747] &lt;inf&gt; softsim_sample: SoftSIM sample started.</w:t>
+        <w:t xml:space="preserve">[00:00:00.265,747] &lt;inf&gt; </w:t>
+      </w:r>
+      <w:proofErr w:type="spellStart"/>
+      <w:r>
+        <w:rPr>
+          <w:rFonts w:cs="Consolas"/>
+          <w:color w:val="1F1F1F"/>
+        </w:rPr>
+        <w:t>softsim_sample</w:t>
+      </w:r>
+      <w:proofErr w:type="spellEnd"/>
+      <w:r>
+        <w:rPr>
+          <w:rFonts w:cs="Consolas"/>
+          <w:color w:val="1F1F1F"/>
+        </w:rPr>
+        <w:t xml:space="preserve">: </w:t>
+      </w:r>
+      <w:proofErr w:type="spellStart"/>
+      <w:r>
+        <w:rPr>
+          <w:rFonts w:cs="Consolas"/>
+          <w:color w:val="1F1F1F"/>
+        </w:rPr>
+        <w:t>SoftSIM</w:t>
+      </w:r>
+      <w:proofErr w:type="spellEnd"/>
+      <w:r>
+        <w:rPr>
+          <w:rFonts w:cs="Consolas"/>
+          <w:color w:val="1F1F1F"/>
+        </w:rPr>
+        <w:t xml:space="preserve"> sample started.</w:t>
       </w:r>
       <w:r>
         <w:rPr>
@@ -2806,7 +4611,23 @@
           <w:color w:val="1F1F1F"/>
         </w:rPr>
         <w:br/>
-        <w:t>[00:00:00.640,136] &lt;inf&gt; softsim_sample: Waiting for LTE connect event.</w:t>
+        <w:t xml:space="preserve">[00:00:00.640,136] &lt;inf&gt; </w:t>
+      </w:r>
+      <w:proofErr w:type="spellStart"/>
+      <w:r>
+        <w:rPr>
+          <w:rFonts w:cs="Consolas"/>
+          <w:color w:val="1F1F1F"/>
+        </w:rPr>
+        <w:t>softsim_sample</w:t>
+      </w:r>
+      <w:proofErr w:type="spellEnd"/>
+      <w:r>
+        <w:rPr>
+          <w:rFonts w:cs="Consolas"/>
+          <w:color w:val="1F1F1F"/>
+        </w:rPr>
+        <w:t>: Waiting for LTE connect event.</w:t>
       </w:r>
       <w:r>
         <w:rPr>
@@ -2822,7 +4643,23 @@
           <w:color w:val="1F1F1F"/>
         </w:rPr>
         <w:br/>
-        <w:t>[00:00:35.094,787] &lt;inf&gt; softsim_sample: RRC mode: Connected</w:t>
+        <w:t xml:space="preserve">[00:00:35.094,787] &lt;inf&gt; </w:t>
+      </w:r>
+      <w:proofErr w:type="spellStart"/>
+      <w:r>
+        <w:rPr>
+          <w:rFonts w:cs="Consolas"/>
+          <w:color w:val="1F1F1F"/>
+        </w:rPr>
+        <w:t>softsim_sample</w:t>
+      </w:r>
+      <w:proofErr w:type="spellEnd"/>
+      <w:r>
+        <w:rPr>
+          <w:rFonts w:cs="Consolas"/>
+          <w:color w:val="1F1F1F"/>
+        </w:rPr>
+        <w:t>: RRC mode: Connected</w:t>
       </w:r>
       <w:r>
         <w:rPr>
@@ -2838,7 +4675,23 @@
           <w:color w:val="1F1F1F"/>
         </w:rPr>
         <w:br/>
-        <w:t>[00:00:38.821,380] &lt;inf&gt; softsim_sample: Network registration status: Connected - roaming</w:t>
+        <w:t xml:space="preserve">[00:00:38.821,380] &lt;inf&gt; </w:t>
+      </w:r>
+      <w:proofErr w:type="spellStart"/>
+      <w:r>
+        <w:rPr>
+          <w:rFonts w:cs="Consolas"/>
+          <w:color w:val="1F1F1F"/>
+        </w:rPr>
+        <w:t>softsim_sample</w:t>
+      </w:r>
+      <w:proofErr w:type="spellEnd"/>
+      <w:r>
+        <w:rPr>
+          <w:rFonts w:cs="Consolas"/>
+          <w:color w:val="1F1F1F"/>
+        </w:rPr>
+        <w:t>: Network registration status: Connected - roaming</w:t>
       </w:r>
       <w:r>
         <w:rPr>
@@ -2846,7 +4699,23 @@
           <w:color w:val="1F1F1F"/>
         </w:rPr>
         <w:br/>
-        <w:t>[00:00:38.821,472] &lt;inf&gt; softsim_sample: LTE connected!</w:t>
+        <w:t xml:space="preserve">[00:00:38.821,472] &lt;inf&gt; </w:t>
+      </w:r>
+      <w:proofErr w:type="spellStart"/>
+      <w:r>
+        <w:rPr>
+          <w:rFonts w:cs="Consolas"/>
+          <w:color w:val="1F1F1F"/>
+        </w:rPr>
+        <w:t>softsim_sample</w:t>
+      </w:r>
+      <w:proofErr w:type="spellEnd"/>
+      <w:r>
+        <w:rPr>
+          <w:rFonts w:cs="Consolas"/>
+          <w:color w:val="1F1F1F"/>
+        </w:rPr>
+        <w:t>: LTE connected!</w:t>
       </w:r>
       <w:r>
         <w:rPr>
@@ -2854,7 +4723,23 @@
           <w:color w:val="1F1F1F"/>
         </w:rPr>
         <w:br/>
-        <w:t>[00:00:38.823,852] &lt;inf&gt; softsim_sample: PSM parameter update: TAU: 3240, Active time: -1</w:t>
+        <w:t xml:space="preserve">[00:00:38.823,852] &lt;inf&gt; </w:t>
+      </w:r>
+      <w:proofErr w:type="spellStart"/>
+      <w:r>
+        <w:rPr>
+          <w:rFonts w:cs="Consolas"/>
+          <w:color w:val="1F1F1F"/>
+        </w:rPr>
+        <w:t>softsim_sample</w:t>
+      </w:r>
+      <w:proofErr w:type="spellEnd"/>
+      <w:r>
+        <w:rPr>
+          <w:rFonts w:cs="Consolas"/>
+          <w:color w:val="1F1F1F"/>
+        </w:rPr>
+        <w:t>: PSM parameter update: TAU: 3240, Active time: -1</w:t>
       </w:r>
       <w:r>
         <w:rPr>
@@ -2870,7 +4755,23 @@
           <w:color w:val="1F1F1F"/>
         </w:rPr>
         <w:br/>
-        <w:t>[00:00:51.664,367] &lt;inf&gt; softsim_sample: RRC mode: Idle</w:t>
+        <w:t xml:space="preserve">[00:00:51.664,367] &lt;inf&gt; </w:t>
+      </w:r>
+      <w:proofErr w:type="spellStart"/>
+      <w:r>
+        <w:rPr>
+          <w:rFonts w:cs="Consolas"/>
+          <w:color w:val="1F1F1F"/>
+        </w:rPr>
+        <w:t>softsim_sample</w:t>
+      </w:r>
+      <w:proofErr w:type="spellEnd"/>
+      <w:r>
+        <w:rPr>
+          <w:rFonts w:cs="Consolas"/>
+          <w:color w:val="1F1F1F"/>
+        </w:rPr>
+        <w:t>: RRC mode: Idle</w:t>
       </w:r>
     </w:p>
     <w:p>
@@ -2993,7 +4894,25 @@
                 <w:b/>
                 <w:sz w:val="17"/>
               </w:rPr>
-              <w:t>Booting nRF Connect SDK</w:t>
+              <w:t xml:space="preserve">Booting </w:t>
+            </w:r>
+            <w:proofErr w:type="spellStart"/>
+            <w:r>
+              <w:rPr>
+                <w:rFonts w:cs="Aptos"/>
+                <w:b/>
+                <w:sz w:val="17"/>
+              </w:rPr>
+              <w:t>nRF</w:t>
+            </w:r>
+            <w:proofErr w:type="spellEnd"/>
+            <w:r>
+              <w:rPr>
+                <w:rFonts w:cs="Aptos"/>
+                <w:b/>
+                <w:sz w:val="17"/>
+              </w:rPr>
+              <w:t xml:space="preserve"> Connect SDK</w:t>
             </w:r>
           </w:p>
         </w:tc>
@@ -3215,7 +5134,39 @@
                 <w:rFonts w:cs="Aptos"/>
                 <w:sz w:val="17"/>
               </w:rPr>
-              <w:t>The SoftSIM is provisioned and the board is attached to LTE.</w:t>
+              <w:t xml:space="preserve">The </w:t>
+            </w:r>
+            <w:proofErr w:type="spellStart"/>
+            <w:r>
+              <w:rPr>
+                <w:rFonts w:cs="Aptos"/>
+                <w:sz w:val="17"/>
+              </w:rPr>
+              <w:t>SoftSIM</w:t>
+            </w:r>
+            <w:proofErr w:type="spellEnd"/>
+            <w:r>
+              <w:rPr>
+                <w:rFonts w:cs="Aptos"/>
+                <w:sz w:val="17"/>
+              </w:rPr>
+              <w:t xml:space="preserve"> is </w:t>
+            </w:r>
+            <w:proofErr w:type="gramStart"/>
+            <w:r>
+              <w:rPr>
+                <w:rFonts w:cs="Aptos"/>
+                <w:sz w:val="17"/>
+              </w:rPr>
+              <w:t>provisioned</w:t>
+            </w:r>
+            <w:proofErr w:type="gramEnd"/>
+            <w:r>
+              <w:rPr>
+                <w:rFonts w:cs="Aptos"/>
+                <w:sz w:val="17"/>
+              </w:rPr>
+              <w:t xml:space="preserve"> and the board is attached to LTE.</w:t>
             </w:r>
           </w:p>
         </w:tc>
@@ -3310,7 +5261,61 @@
                 <w:color w:val="000000"/>
                 <w:sz w:val="19"/>
               </w:rPr>
-              <w:t>This developer kit now has an Onomondo SoftSIM profile provisioned. The SoftSIM provisioning and LTE registration stages are done. The next stage is application logic: sending your required messages in response to button presses.</w:t>
+              <w:t xml:space="preserve">This developer kit now has an </w:t>
+            </w:r>
+            <w:proofErr w:type="spellStart"/>
+            <w:r>
+              <w:rPr>
+                <w:rFonts w:cs="Aptos"/>
+                <w:color w:val="000000"/>
+                <w:sz w:val="19"/>
+              </w:rPr>
+              <w:t>Onomondo</w:t>
+            </w:r>
+            <w:proofErr w:type="spellEnd"/>
+            <w:r>
+              <w:rPr>
+                <w:rFonts w:cs="Aptos"/>
+                <w:color w:val="000000"/>
+                <w:sz w:val="19"/>
+              </w:rPr>
+              <w:t xml:space="preserve"> </w:t>
+            </w:r>
+            <w:proofErr w:type="spellStart"/>
+            <w:r>
+              <w:rPr>
+                <w:rFonts w:cs="Aptos"/>
+                <w:color w:val="000000"/>
+                <w:sz w:val="19"/>
+              </w:rPr>
+              <w:t>SoftSIM</w:t>
+            </w:r>
+            <w:proofErr w:type="spellEnd"/>
+            <w:r>
+              <w:rPr>
+                <w:rFonts w:cs="Aptos"/>
+                <w:color w:val="000000"/>
+                <w:sz w:val="19"/>
+              </w:rPr>
+              <w:t xml:space="preserve"> profile provisioned. The </w:t>
+            </w:r>
+            <w:proofErr w:type="spellStart"/>
+            <w:r>
+              <w:rPr>
+                <w:rFonts w:cs="Aptos"/>
+                <w:color w:val="000000"/>
+                <w:sz w:val="19"/>
+              </w:rPr>
+              <w:t>SoftSIM</w:t>
+            </w:r>
+            <w:proofErr w:type="spellEnd"/>
+            <w:r>
+              <w:rPr>
+                <w:rFonts w:cs="Aptos"/>
+                <w:color w:val="000000"/>
+                <w:sz w:val="19"/>
+              </w:rPr>
+              <w:t xml:space="preserve"> provisioning and LTE registration stages are done. The next stage is application logic: sending your required messages in response to button presses.</w:t>
             </w:r>
           </w:p>
         </w:tc>
@@ -3322,7 +5327,15 @@
         <w:pStyle w:val="Heading2"/>
       </w:pPr>
       <w:r>
-        <w:t>10.2 Check the Onomondo platform</w:t>
+        <w:t xml:space="preserve">10.2 Check the </w:t>
+      </w:r>
+      <w:proofErr w:type="spellStart"/>
+      <w:r>
+        <w:t>Onomondo</w:t>
+      </w:r>
+      <w:proofErr w:type="spellEnd"/>
+      <w:r>
+        <w:t xml:space="preserve"> platform</w:t>
       </w:r>
     </w:p>
     <w:p>
@@ -3331,7 +5344,15 @@
         <w:spacing w:after="40"/>
       </w:pPr>
       <w:r>
-        <w:t>Log into the Onomondo platform.</w:t>
+        <w:t xml:space="preserve">Log into the </w:t>
+      </w:r>
+      <w:proofErr w:type="spellStart"/>
+      <w:r>
+        <w:t>Onomondo</w:t>
+      </w:r>
+      <w:proofErr w:type="spellEnd"/>
+      <w:r>
+        <w:t xml:space="preserve"> platform.</w:t>
       </w:r>
     </w:p>
     <w:p>
@@ -3340,7 +5361,15 @@
         <w:spacing w:after="40"/>
       </w:pPr>
       <w:r>
-        <w:t>Find the SoftSIM/SIM associated with this device.</w:t>
+        <w:t xml:space="preserve">Find the </w:t>
+      </w:r>
+      <w:proofErr w:type="spellStart"/>
+      <w:r>
+        <w:t>SoftSIM</w:t>
+      </w:r>
+      <w:proofErr w:type="spellEnd"/>
+      <w:r>
+        <w:t>/SIM associated with this device.</w:t>
       </w:r>
     </w:p>
     <w:p>
@@ -3497,8 +5526,42 @@
                 <w:rFonts w:cs="Aptos"/>
                 <w:sz w:val="16"/>
               </w:rPr>
-              <w:t>Run Remove-Item Env:ZEPHYR_BASE in the current PowerShell session, then rerun west init.</w:t>
+              <w:t xml:space="preserve">Run Remove-Item </w:t>
             </w:r>
+            <w:proofErr w:type="spellStart"/>
+            <w:proofErr w:type="gramStart"/>
+            <w:r>
+              <w:rPr>
+                <w:rFonts w:cs="Aptos"/>
+                <w:sz w:val="16"/>
+              </w:rPr>
+              <w:t>Env:ZEPHYR</w:t>
+            </w:r>
+            <w:proofErr w:type="gramEnd"/>
+            <w:r>
+              <w:rPr>
+                <w:rFonts w:cs="Aptos"/>
+                <w:sz w:val="16"/>
+              </w:rPr>
+              <w:t>_BASE</w:t>
+            </w:r>
+            <w:proofErr w:type="spellEnd"/>
+            <w:r>
+              <w:rPr>
+                <w:rFonts w:cs="Aptos"/>
+                <w:sz w:val="16"/>
+              </w:rPr>
+              <w:t xml:space="preserve"> in the current PowerShell session, then rerun west </w:t>
+            </w:r>
+            <w:proofErr w:type="spellStart"/>
+            <w:r>
+              <w:rPr>
+                <w:rFonts w:cs="Aptos"/>
+                <w:sz w:val="16"/>
+              </w:rPr>
+              <w:t>init.</w:t>
+            </w:r>
+            <w:proofErr w:type="spellEnd"/>
           </w:p>
         </w:tc>
       </w:tr>
@@ -3515,12 +5578,37 @@
             <w:pPr>
               <w:spacing w:before="20" w:after="20"/>
             </w:pPr>
+            <w:proofErr w:type="spellStart"/>
             <w:r>
               <w:rPr>
                 <w:rFonts w:cs="Aptos"/>
                 <w:sz w:val="16"/>
               </w:rPr>
-              <w:t>CMake fails with missing Onomondo UICC files</w:t>
+              <w:t>CMake</w:t>
+            </w:r>
+            <w:proofErr w:type="spellEnd"/>
+            <w:r>
+              <w:rPr>
+                <w:rFonts w:cs="Aptos"/>
+                <w:sz w:val="16"/>
+              </w:rPr>
+              <w:t xml:space="preserve"> fails with missing </w:t>
+            </w:r>
+            <w:proofErr w:type="spellStart"/>
+            <w:r>
+              <w:rPr>
+                <w:rFonts w:cs="Aptos"/>
+                <w:sz w:val="16"/>
+              </w:rPr>
+              <w:t>Onomondo</w:t>
+            </w:r>
+            <w:proofErr w:type="spellEnd"/>
+            <w:r>
+              <w:rPr>
+                <w:rFonts w:cs="Aptos"/>
+                <w:sz w:val="16"/>
+              </w:rPr>
+              <w:t xml:space="preserve"> UICC files</w:t>
             </w:r>
           </w:p>
         </w:tc>
@@ -3537,7 +5625,23 @@
                 <w:rFonts w:cs="Aptos"/>
                 <w:sz w:val="16"/>
               </w:rPr>
-              <w:t>The onomondo-uicc submodule was not initialized.</w:t>
+              <w:t xml:space="preserve">The </w:t>
+            </w:r>
+            <w:proofErr w:type="spellStart"/>
+            <w:r>
+              <w:rPr>
+                <w:rFonts w:cs="Aptos"/>
+                <w:sz w:val="16"/>
+              </w:rPr>
+              <w:t>onomondo-uicc</w:t>
+            </w:r>
+            <w:proofErr w:type="spellEnd"/>
+            <w:r>
+              <w:rPr>
+                <w:rFonts w:cs="Aptos"/>
+                <w:sz w:val="16"/>
+              </w:rPr>
+              <w:t xml:space="preserve"> submodule was not initialized.</w:t>
             </w:r>
           </w:p>
         </w:tc>
@@ -3554,7 +5658,39 @@
                 <w:rFonts w:cs="Aptos"/>
                 <w:sz w:val="16"/>
               </w:rPr>
-              <w:t>Run git -C modules/lib/onomondo-softsim submodule update --init, then west update.</w:t>
+              <w:t>Run git -C modules/lib/</w:t>
+            </w:r>
+            <w:proofErr w:type="spellStart"/>
+            <w:r>
+              <w:rPr>
+                <w:rFonts w:cs="Aptos"/>
+                <w:sz w:val="16"/>
+              </w:rPr>
+              <w:t>onomondo-softsim</w:t>
+            </w:r>
+            <w:proofErr w:type="spellEnd"/>
+            <w:r>
+              <w:rPr>
+                <w:rFonts w:cs="Aptos"/>
+                <w:sz w:val="16"/>
+              </w:rPr>
+              <w:t xml:space="preserve"> submodule update --</w:t>
+            </w:r>
+            <w:proofErr w:type="spellStart"/>
+            <w:r>
+              <w:rPr>
+                <w:rFonts w:cs="Aptos"/>
+                <w:sz w:val="16"/>
+              </w:rPr>
+              <w:t>init</w:t>
+            </w:r>
+            <w:proofErr w:type="spellEnd"/>
+            <w:r>
+              <w:rPr>
+                <w:rFonts w:cs="Aptos"/>
+                <w:sz w:val="16"/>
+              </w:rPr>
+              <w:t>, then west update.</w:t>
             </w:r>
           </w:p>
         </w:tc>
@@ -3651,7 +5787,23 @@
                 <w:rFonts w:cs="Aptos"/>
                 <w:sz w:val="16"/>
               </w:rPr>
-              <w:t>PowerShell is not running from C:\ss, or the .\ prefix is missing.</w:t>
+              <w:t xml:space="preserve">PowerShell is not running from C:\ss, or </w:t>
+            </w:r>
+            <w:proofErr w:type="gramStart"/>
+            <w:r>
+              <w:rPr>
+                <w:rFonts w:cs="Aptos"/>
+                <w:sz w:val="16"/>
+              </w:rPr>
+              <w:t>the .</w:t>
+            </w:r>
+            <w:proofErr w:type="gramEnd"/>
+            <w:r>
+              <w:rPr>
+                <w:rFonts w:cs="Aptos"/>
+                <w:sz w:val="16"/>
+              </w:rPr>
+              <w:t>\ prefix is missing.</w:t>
             </w:r>
           </w:p>
         </w:tc>
@@ -3782,7 +5934,71 @@
                 <w:rFonts w:cs="Aptos"/>
                 <w:sz w:val="16"/>
               </w:rPr>
-              <w:t>Run .\softsim.exe fetch --api-key $apiKey -n 1 -o .\profiles, then dir .\profiles.</w:t>
+              <w:t>Run .\softsim.exe fetch --</w:t>
+            </w:r>
+            <w:proofErr w:type="spellStart"/>
+            <w:r>
+              <w:rPr>
+                <w:rFonts w:cs="Aptos"/>
+                <w:sz w:val="16"/>
+              </w:rPr>
+              <w:t>api</w:t>
+            </w:r>
+            <w:proofErr w:type="spellEnd"/>
+            <w:r>
+              <w:rPr>
+                <w:rFonts w:cs="Aptos"/>
+                <w:sz w:val="16"/>
+              </w:rPr>
+              <w:t>-key $</w:t>
+            </w:r>
+            <w:proofErr w:type="spellStart"/>
+            <w:r>
+              <w:rPr>
+                <w:rFonts w:cs="Aptos"/>
+                <w:sz w:val="16"/>
+              </w:rPr>
+              <w:t>apiKey</w:t>
+            </w:r>
+            <w:proofErr w:type="spellEnd"/>
+            <w:r>
+              <w:rPr>
+                <w:rFonts w:cs="Aptos"/>
+                <w:sz w:val="16"/>
+              </w:rPr>
+              <w:t xml:space="preserve"> -n 1 -</w:t>
+            </w:r>
+            <w:proofErr w:type="gramStart"/>
+            <w:r>
+              <w:rPr>
+                <w:rFonts w:cs="Aptos"/>
+                <w:sz w:val="16"/>
+              </w:rPr>
+              <w:t>o .</w:t>
+            </w:r>
+            <w:proofErr w:type="gramEnd"/>
+            <w:r>
+              <w:rPr>
+                <w:rFonts w:cs="Aptos"/>
+                <w:sz w:val="16"/>
+              </w:rPr>
+              <w:t xml:space="preserve">\profiles, then </w:t>
+            </w:r>
+            <w:proofErr w:type="spellStart"/>
+            <w:r>
+              <w:rPr>
+                <w:rFonts w:cs="Aptos"/>
+                <w:sz w:val="16"/>
+              </w:rPr>
+              <w:t>dir</w:t>
+            </w:r>
+            <w:proofErr w:type="spellEnd"/>
+            <w:r>
+              <w:rPr>
+                <w:rFonts w:cs="Aptos"/>
+                <w:sz w:val="16"/>
+              </w:rPr>
+              <w:t xml:space="preserve"> .\profiles.</w:t>
             </w:r>
           </w:p>
         </w:tc>
@@ -3839,7 +6055,23 @@
                 <w:rFonts w:cs="Aptos"/>
                 <w:sz w:val="16"/>
               </w:rPr>
-              <w:t>Confirm it is a SoftSIM API key, not a generic key. Retry with a valid key and internet connection.</w:t>
+              <w:t xml:space="preserve">Confirm it is a </w:t>
+            </w:r>
+            <w:proofErr w:type="spellStart"/>
+            <w:r>
+              <w:rPr>
+                <w:rFonts w:cs="Aptos"/>
+                <w:sz w:val="16"/>
+              </w:rPr>
+              <w:t>SoftSIM</w:t>
+            </w:r>
+            <w:proofErr w:type="spellEnd"/>
+            <w:r>
+              <w:rPr>
+                <w:rFonts w:cs="Aptos"/>
+                <w:sz w:val="16"/>
+              </w:rPr>
+              <w:t xml:space="preserve"> API key, not a generic key. Retry with a valid key and internet connection.</w:t>
             </w:r>
           </w:p>
         </w:tc>
@@ -3879,7 +6111,23 @@
                 <w:rFonts w:cs="Aptos"/>
                 <w:sz w:val="16"/>
               </w:rPr>
-              <w:t>Private key does not match the public key used when the SoftSIM API key was created.</w:t>
+              <w:t xml:space="preserve">Private key does not match the public key used when the </w:t>
+            </w:r>
+            <w:proofErr w:type="spellStart"/>
+            <w:r>
+              <w:rPr>
+                <w:rFonts w:cs="Aptos"/>
+                <w:sz w:val="16"/>
+              </w:rPr>
+              <w:t>SoftSIM</w:t>
+            </w:r>
+            <w:proofErr w:type="spellEnd"/>
+            <w:r>
+              <w:rPr>
+                <w:rFonts w:cs="Aptos"/>
+                <w:sz w:val="16"/>
+              </w:rPr>
+              <w:t xml:space="preserve"> API key was created.</w:t>
             </w:r>
           </w:p>
         </w:tc>
@@ -3896,7 +6144,23 @@
                 <w:rFonts w:cs="Aptos"/>
                 <w:sz w:val="16"/>
               </w:rPr>
-              <w:t>Use the matching private key or create a new SoftSIM API key using your current public key.</w:t>
+              <w:t xml:space="preserve">Use the matching private key or create a new </w:t>
+            </w:r>
+            <w:proofErr w:type="spellStart"/>
+            <w:r>
+              <w:rPr>
+                <w:rFonts w:cs="Aptos"/>
+                <w:sz w:val="16"/>
+              </w:rPr>
+              <w:t>SoftSIM</w:t>
+            </w:r>
+            <w:proofErr w:type="spellEnd"/>
+            <w:r>
+              <w:rPr>
+                <w:rFonts w:cs="Aptos"/>
+                <w:sz w:val="16"/>
+              </w:rPr>
+              <w:t xml:space="preserve"> API key using your current public key.</w:t>
             </w:r>
           </w:p>
         </w:tc>
@@ -3953,7 +6217,23 @@
                 <w:rFonts w:cs="Aptos"/>
                 <w:sz w:val="16"/>
               </w:rPr>
-              <w:t>Confirm you flashed softsim_external_profile, reset the board, and check the other serial port.</w:t>
+              <w:t xml:space="preserve">Confirm you flashed </w:t>
+            </w:r>
+            <w:proofErr w:type="spellStart"/>
+            <w:r>
+              <w:rPr>
+                <w:rFonts w:cs="Aptos"/>
+                <w:sz w:val="16"/>
+              </w:rPr>
+              <w:t>softsim_external_profile</w:t>
+            </w:r>
+            <w:proofErr w:type="spellEnd"/>
+            <w:r>
+              <w:rPr>
+                <w:rFonts w:cs="Aptos"/>
+                <w:sz w:val="16"/>
+              </w:rPr>
+              <w:t>, reset the board, and check the other serial port.</w:t>
             </w:r>
           </w:p>
         </w:tc>
@@ -4067,7 +6347,23 @@
                 <w:rFonts w:cs="Aptos"/>
                 <w:sz w:val="16"/>
               </w:rPr>
-              <w:t>Check antenna, location, Onomondo platform status, modem firmware, and network logs.</w:t>
+              <w:t xml:space="preserve">Check antenna, location, </w:t>
+            </w:r>
+            <w:proofErr w:type="spellStart"/>
+            <w:r>
+              <w:rPr>
+                <w:rFonts w:cs="Aptos"/>
+                <w:sz w:val="16"/>
+              </w:rPr>
+              <w:t>Onomondo</w:t>
+            </w:r>
+            <w:proofErr w:type="spellEnd"/>
+            <w:r>
+              <w:rPr>
+                <w:rFonts w:cs="Aptos"/>
+                <w:sz w:val="16"/>
+              </w:rPr>
+              <w:t xml:space="preserve"> platform status, modem firmware, and network logs.</w:t>
             </w:r>
           </w:p>
         </w:tc>
@@ -4226,7 +6522,7 @@
           <w:rFonts w:cs="Consolas"/>
           <w:color w:val="1F1F1F"/>
         </w:rPr>
-        <w:t>exampleuser</w:t>
+        <w:t>will5</w:t>
       </w:r>
       <w:r>
         <w:rPr>
@@ -4234,7 +6530,54 @@
           <w:color w:val="1F1F1F"/>
         </w:rPr>
         <w:br/>
-        <w:t>mkdir onomondo-softsim-test</w:t>
+      </w:r>
+      <w:proofErr w:type="spellStart"/>
+      <w:r>
+        <w:rPr>
+          <w:rFonts w:cs="Consolas"/>
+          <w:color w:val="1F1F1F"/>
+        </w:rPr>
+        <w:t>mkdir</w:t>
+      </w:r>
+      <w:proofErr w:type="spellEnd"/>
+      <w:r>
+        <w:rPr>
+          <w:rFonts w:cs="Consolas"/>
+          <w:color w:val="1F1F1F"/>
+        </w:rPr>
+        <w:t xml:space="preserve"> </w:t>
+      </w:r>
+      <w:proofErr w:type="spellStart"/>
+      <w:r>
+        <w:rPr>
+          <w:rFonts w:cs="Consolas"/>
+          <w:color w:val="1F1F1F"/>
+        </w:rPr>
+        <w:t>onomondo</w:t>
+      </w:r>
+      <w:proofErr w:type="spellEnd"/>
+      <w:r>
+        <w:rPr>
+          <w:rFonts w:cs="Consolas"/>
+          <w:color w:val="1F1F1F"/>
+        </w:rPr>
+        <w:t>-</w:t>
+      </w:r>
+      <w:proofErr w:type="spellStart"/>
+      <w:r>
+        <w:rPr>
+          <w:rFonts w:cs="Consolas"/>
+          <w:color w:val="1F1F1F"/>
+        </w:rPr>
+        <w:t>softsim</w:t>
+      </w:r>
+      <w:proofErr w:type="spellEnd"/>
+      <w:r>
+        <w:rPr>
+          <w:rFonts w:cs="Consolas"/>
+          <w:color w:val="1F1F1F"/>
+        </w:rPr>
+        <w:t>-test</w:t>
       </w:r>
       <w:r>
         <w:rPr>
@@ -4242,7 +6585,39 @@
           <w:color w:val="1F1F1F"/>
         </w:rPr>
         <w:br/>
-        <w:t>cd onomondo-softsim-test</w:t>
+        <w:t xml:space="preserve">cd </w:t>
+      </w:r>
+      <w:proofErr w:type="spellStart"/>
+      <w:r>
+        <w:rPr>
+          <w:rFonts w:cs="Consolas"/>
+          <w:color w:val="1F1F1F"/>
+        </w:rPr>
+        <w:t>onomondo</w:t>
+      </w:r>
+      <w:proofErr w:type="spellEnd"/>
+      <w:r>
+        <w:rPr>
+          <w:rFonts w:cs="Consolas"/>
+          <w:color w:val="1F1F1F"/>
+        </w:rPr>
+        <w:t>-</w:t>
+      </w:r>
+      <w:proofErr w:type="spellStart"/>
+      <w:r>
+        <w:rPr>
+          <w:rFonts w:cs="Consolas"/>
+          <w:color w:val="1F1F1F"/>
+        </w:rPr>
+        <w:t>softsim</w:t>
+      </w:r>
+      <w:proofErr w:type="spellEnd"/>
+      <w:r>
+        <w:rPr>
+          <w:rFonts w:cs="Consolas"/>
+          <w:color w:val="1F1F1F"/>
+        </w:rPr>
+        <w:t>-test</w:t>
       </w:r>
       <w:r>
         <w:rPr>
@@ -4257,8 +6632,17 @@
           <w:color w:val="1F1F1F"/>
         </w:rPr>
         <w:br/>
-        <w:t>Remove-Item Env:ZEPHYR_BASE</w:t>
-      </w:r>
+        <w:t xml:space="preserve">Remove-Item </w:t>
+      </w:r>
+      <w:proofErr w:type="spellStart"/>
+      <w:r>
+        <w:rPr>
+          <w:rFonts w:cs="Consolas"/>
+          <w:color w:val="1F1F1F"/>
+        </w:rPr>
+        <w:t>Env:ZEPHYR_BASE</w:t>
+      </w:r>
+      <w:proofErr w:type="spellEnd"/>
       <w:r>
         <w:rPr>
           <w:rFonts w:cs="Consolas"/>
@@ -4272,7 +6656,23 @@
           <w:color w:val="1F1F1F"/>
         </w:rPr>
         <w:br/>
-        <w:t>west init -m https://github.com/onomondo/nrf-softsim.git</w:t>
+        <w:t xml:space="preserve">west </w:t>
+      </w:r>
+      <w:proofErr w:type="spellStart"/>
+      <w:r>
+        <w:rPr>
+          <w:rFonts w:cs="Consolas"/>
+          <w:color w:val="1F1F1F"/>
+        </w:rPr>
+        <w:t>init</w:t>
+      </w:r>
+      <w:proofErr w:type="spellEnd"/>
+      <w:r>
+        <w:rPr>
+          <w:rFonts w:cs="Consolas"/>
+          <w:color w:val="1F1F1F"/>
+        </w:rPr>
+        <w:t xml:space="preserve"> -m https://github.com/onomondo/nrf-softsim.git</w:t>
       </w:r>
       <w:r>
         <w:rPr>
@@ -4280,8 +6680,33 @@
           <w:color w:val="1F1F1F"/>
         </w:rPr>
         <w:br/>
-        <w:t>git -C modules/lib/onomondo-softsim submodule update --init</w:t>
-      </w:r>
+        <w:t>git -C modules/lib/</w:t>
+      </w:r>
+      <w:proofErr w:type="spellStart"/>
+      <w:r>
+        <w:rPr>
+          <w:rFonts w:cs="Consolas"/>
+          <w:color w:val="1F1F1F"/>
+        </w:rPr>
+        <w:t>onomondo-softsim</w:t>
+      </w:r>
+      <w:proofErr w:type="spellEnd"/>
+      <w:r>
+        <w:rPr>
+          <w:rFonts w:cs="Consolas"/>
+          <w:color w:val="1F1F1F"/>
+        </w:rPr>
+        <w:t xml:space="preserve"> submodule update --</w:t>
+      </w:r>
+      <w:proofErr w:type="spellStart"/>
+      <w:r>
+        <w:rPr>
+          <w:rFonts w:cs="Consolas"/>
+          <w:color w:val="1F1F1F"/>
+        </w:rPr>
+        <w:t>init</w:t>
+      </w:r>
+      <w:proofErr w:type="spellEnd"/>
       <w:r>
         <w:rPr>
           <w:rFonts w:cs="Consolas"/>
@@ -4303,8 +6728,33 @@
           <w:color w:val="1F1F1F"/>
         </w:rPr>
         <w:br/>
-        <w:t>cd modules/lib/onomondo-softsim/samples/softsim_external_profile</w:t>
-      </w:r>
+        <w:t>cd modules/lib/</w:t>
+      </w:r>
+      <w:proofErr w:type="spellStart"/>
+      <w:r>
+        <w:rPr>
+          <w:rFonts w:cs="Consolas"/>
+          <w:color w:val="1F1F1F"/>
+        </w:rPr>
+        <w:t>onomondo-softsim</w:t>
+      </w:r>
+      <w:proofErr w:type="spellEnd"/>
+      <w:r>
+        <w:rPr>
+          <w:rFonts w:cs="Consolas"/>
+          <w:color w:val="1F1F1F"/>
+        </w:rPr>
+        <w:t>/samples/</w:t>
+      </w:r>
+      <w:proofErr w:type="spellStart"/>
+      <w:r>
+        <w:rPr>
+          <w:rFonts w:cs="Consolas"/>
+          <w:color w:val="1F1F1F"/>
+        </w:rPr>
+        <w:t>softsim_external_profile</w:t>
+      </w:r>
+      <w:proofErr w:type="spellEnd"/>
       <w:r>
         <w:rPr>
           <w:rFonts w:cs="Consolas"/>
@@ -4326,7 +6776,23 @@
           <w:color w:val="1F1F1F"/>
         </w:rPr>
         <w:br/>
-        <w:t>west build --sysbuild -b nrf9151dk/nrf9151/ns -d C:\b\softsim</w:t>
+        <w:t>west build --</w:t>
+      </w:r>
+      <w:proofErr w:type="spellStart"/>
+      <w:r>
+        <w:rPr>
+          <w:rFonts w:cs="Consolas"/>
+          <w:color w:val="1F1F1F"/>
+        </w:rPr>
+        <w:t>sysbuild</w:t>
+      </w:r>
+      <w:proofErr w:type="spellEnd"/>
+      <w:r>
+        <w:rPr>
+          <w:rFonts w:cs="Consolas"/>
+          <w:color w:val="1F1F1F"/>
+        </w:rPr>
+        <w:t xml:space="preserve"> -b nrf9151dk/nrf9151/ns -d C:\b\softsim</w:t>
       </w:r>
       <w:r>
         <w:rPr>
@@ -4342,7 +6808,15 @@
         <w:pStyle w:val="Heading2"/>
       </w:pPr>
       <w:r>
-        <w:t>A.2 SoftSIM CLI, key pair, fetch, and HEX profile</w:t>
+        <w:t xml:space="preserve">A.2 </w:t>
+      </w:r>
+      <w:proofErr w:type="spellStart"/>
+      <w:r>
+        <w:t>SoftSIM</w:t>
+      </w:r>
+      <w:proofErr w:type="spellEnd"/>
+      <w:r>
+        <w:t xml:space="preserve"> CLI, key pair, fetch, and HEX profile</w:t>
       </w:r>
     </w:p>
     <w:p>
@@ -4352,12 +6826,21 @@
         <w:spacing w:before="40" w:after="120" w:line="240" w:lineRule="auto"/>
         <w:ind w:left="216" w:right="72"/>
       </w:pPr>
-      <w:r>
-        <w:rPr>
-          <w:rFonts w:cs="Consolas"/>
-          <w:color w:val="1F1F1F"/>
-        </w:rPr>
-        <w:t>mkdir C:\ss</w:t>
+      <w:proofErr w:type="spellStart"/>
+      <w:r>
+        <w:rPr>
+          <w:rFonts w:cs="Consolas"/>
+          <w:color w:val="1F1F1F"/>
+        </w:rPr>
+        <w:t>mkdir</w:t>
+      </w:r>
+      <w:proofErr w:type="spellEnd"/>
+      <w:r>
+        <w:rPr>
+          <w:rFonts w:cs="Consolas"/>
+          <w:color w:val="1F1F1F"/>
+        </w:rPr>
+        <w:t xml:space="preserve"> C:\ss</w:t>
       </w:r>
       <w:r>
         <w:rPr>
@@ -4426,8 +6909,33 @@
           <w:color w:val="1F1F1F"/>
         </w:rPr>
         <w:br/>
-        <w:t>ssh-keygen -t rsa -m PEM -b 4096 -f .\softsim_key</w:t>
-      </w:r>
+        <w:t xml:space="preserve">ssh-keygen -t </w:t>
+      </w:r>
+      <w:proofErr w:type="spellStart"/>
+      <w:r>
+        <w:rPr>
+          <w:rFonts w:cs="Consolas"/>
+          <w:color w:val="1F1F1F"/>
+        </w:rPr>
+        <w:t>rsa</w:t>
+      </w:r>
+      <w:proofErr w:type="spellEnd"/>
+      <w:r>
+        <w:rPr>
+          <w:rFonts w:cs="Consolas"/>
+          <w:color w:val="1F1F1F"/>
+        </w:rPr>
+        <w:t xml:space="preserve"> -m PEM -b 4096 -f .\</w:t>
+      </w:r>
+      <w:proofErr w:type="spellStart"/>
+      <w:r>
+        <w:rPr>
+          <w:rFonts w:cs="Consolas"/>
+          <w:color w:val="1F1F1F"/>
+        </w:rPr>
+        <w:t>softsim_key</w:t>
+      </w:r>
+      <w:proofErr w:type="spellEnd"/>
       <w:r>
         <w:rPr>
           <w:rFonts w:cs="Consolas"/>
@@ -4441,8 +6949,17 @@
           <w:color w:val="1F1F1F"/>
         </w:rPr>
         <w:br/>
-        <w:t>ssh-keygen -e -m PKCS8 -f .\softsim_key.pub | Set-Content -Encoding ascii .\softsim_key_public.pem</w:t>
-      </w:r>
+        <w:t>ssh-keygen -e -m PKCS8 -f .\softsim_key.pub | Set-Content -Encoding ascii .\</w:t>
+      </w:r>
+      <w:proofErr w:type="spellStart"/>
+      <w:r>
+        <w:rPr>
+          <w:rFonts w:cs="Consolas"/>
+          <w:color w:val="1F1F1F"/>
+        </w:rPr>
+        <w:t>softsim_key_public.pem</w:t>
+      </w:r>
+      <w:proofErr w:type="spellEnd"/>
       <w:r>
         <w:rPr>
           <w:rFonts w:cs="Consolas"/>
@@ -4456,7 +6973,23 @@
           <w:color w:val="1F1F1F"/>
         </w:rPr>
         <w:br/>
-        <w:t>Get-Content .\softsim_key_public.pem -Raw | Set-Clipboard</w:t>
+        <w:t>Get-Content .\</w:t>
+      </w:r>
+      <w:proofErr w:type="spellStart"/>
+      <w:r>
+        <w:rPr>
+          <w:rFonts w:cs="Consolas"/>
+          <w:color w:val="1F1F1F"/>
+        </w:rPr>
+        <w:t>softsim_key_public.pem</w:t>
+      </w:r>
+      <w:proofErr w:type="spellEnd"/>
+      <w:r>
+        <w:rPr>
+          <w:rFonts w:cs="Consolas"/>
+          <w:color w:val="1F1F1F"/>
+        </w:rPr>
+        <w:t xml:space="preserve"> -Raw | Set-Clipboard</w:t>
       </w:r>
       <w:r>
         <w:rPr>
@@ -4471,7 +7004,39 @@
           <w:color w:val="1F1F1F"/>
         </w:rPr>
         <w:br/>
-        <w:t># Create the SoftSIM API key in the Onomondo platform using the copied public key.</w:t>
+        <w:t xml:space="preserve"># Create the </w:t>
+      </w:r>
+      <w:proofErr w:type="spellStart"/>
+      <w:r>
+        <w:rPr>
+          <w:rFonts w:cs="Consolas"/>
+          <w:color w:val="1F1F1F"/>
+        </w:rPr>
+        <w:t>SoftSIM</w:t>
+      </w:r>
+      <w:proofErr w:type="spellEnd"/>
+      <w:r>
+        <w:rPr>
+          <w:rFonts w:cs="Consolas"/>
+          <w:color w:val="1F1F1F"/>
+        </w:rPr>
+        <w:t xml:space="preserve"> API key in the </w:t>
+      </w:r>
+      <w:proofErr w:type="spellStart"/>
+      <w:r>
+        <w:rPr>
+          <w:rFonts w:cs="Consolas"/>
+          <w:color w:val="1F1F1F"/>
+        </w:rPr>
+        <w:t>Onomondo</w:t>
+      </w:r>
+      <w:proofErr w:type="spellEnd"/>
+      <w:r>
+        <w:rPr>
+          <w:rFonts w:cs="Consolas"/>
+          <w:color w:val="1F1F1F"/>
+        </w:rPr>
+        <w:t xml:space="preserve"> platform using the copied public key.</w:t>
       </w:r>
       <w:r>
         <w:rPr>
@@ -4486,7 +7051,55 @@
           <w:color w:val="1F1F1F"/>
         </w:rPr>
         <w:br/>
-        <w:t>$apiKey = Read-Host "Paste your Onomondo SoftSIM API key"</w:t>
+        <w:t>$</w:t>
+      </w:r>
+      <w:proofErr w:type="spellStart"/>
+      <w:r>
+        <w:rPr>
+          <w:rFonts w:cs="Consolas"/>
+          <w:color w:val="1F1F1F"/>
+        </w:rPr>
+        <w:t>apiKey</w:t>
+      </w:r>
+      <w:proofErr w:type="spellEnd"/>
+      <w:r>
+        <w:rPr>
+          <w:rFonts w:cs="Consolas"/>
+          <w:color w:val="1F1F1F"/>
+        </w:rPr>
+        <w:t xml:space="preserve"> = Read-Host "Paste your </w:t>
+      </w:r>
+      <w:proofErr w:type="spellStart"/>
+      <w:r>
+        <w:rPr>
+          <w:rFonts w:cs="Consolas"/>
+          <w:color w:val="1F1F1F"/>
+        </w:rPr>
+        <w:t>Onomondo</w:t>
+      </w:r>
+      <w:proofErr w:type="spellEnd"/>
+      <w:r>
+        <w:rPr>
+          <w:rFonts w:cs="Consolas"/>
+          <w:color w:val="1F1F1F"/>
+        </w:rPr>
+        <w:t xml:space="preserve"> </w:t>
+      </w:r>
+      <w:proofErr w:type="spellStart"/>
+      <w:r>
+        <w:rPr>
+          <w:rFonts w:cs="Consolas"/>
+          <w:color w:val="1F1F1F"/>
+        </w:rPr>
+        <w:t>SoftSIM</w:t>
+      </w:r>
+      <w:proofErr w:type="spellEnd"/>
+      <w:r>
+        <w:rPr>
+          <w:rFonts w:cs="Consolas"/>
+          <w:color w:val="1F1F1F"/>
+        </w:rPr>
+        <w:t xml:space="preserve"> API key"</w:t>
       </w:r>
       <w:r>
         <w:rPr>
@@ -4501,7 +7114,39 @@
           <w:color w:val="1F1F1F"/>
         </w:rPr>
         <w:br/>
-        <w:t>.\softsim.exe fetch --api-key $apiKey -n 1 -o .\profiles</w:t>
+        <w:t>.\softsim.exe fetch --</w:t>
+      </w:r>
+      <w:proofErr w:type="spellStart"/>
+      <w:r>
+        <w:rPr>
+          <w:rFonts w:cs="Consolas"/>
+          <w:color w:val="1F1F1F"/>
+        </w:rPr>
+        <w:t>api</w:t>
+      </w:r>
+      <w:proofErr w:type="spellEnd"/>
+      <w:r>
+        <w:rPr>
+          <w:rFonts w:cs="Consolas"/>
+          <w:color w:val="1F1F1F"/>
+        </w:rPr>
+        <w:t>-key $</w:t>
+      </w:r>
+      <w:proofErr w:type="spellStart"/>
+      <w:r>
+        <w:rPr>
+          <w:rFonts w:cs="Consolas"/>
+          <w:color w:val="1F1F1F"/>
+        </w:rPr>
+        <w:t>apiKey</w:t>
+      </w:r>
+      <w:proofErr w:type="spellEnd"/>
+      <w:r>
+        <w:rPr>
+          <w:rFonts w:cs="Consolas"/>
+          <w:color w:val="1F1F1F"/>
+        </w:rPr>
+        <w:t xml:space="preserve"> -n 1 -o .\profiles</w:t>
       </w:r>
       <w:r>
         <w:rPr>
@@ -4516,8 +7161,17 @@
           <w:color w:val="1F1F1F"/>
         </w:rPr>
         <w:br/>
-        <w:t>Remove-Variable apiKey</w:t>
-      </w:r>
+        <w:t xml:space="preserve">Remove-Variable </w:t>
+      </w:r>
+      <w:proofErr w:type="spellStart"/>
+      <w:r>
+        <w:rPr>
+          <w:rFonts w:cs="Consolas"/>
+          <w:color w:val="1F1F1F"/>
+        </w:rPr>
+        <w:t>apiKey</w:t>
+      </w:r>
+      <w:proofErr w:type="spellEnd"/>
       <w:r>
         <w:rPr>
           <w:rFonts w:cs="Consolas"/>
@@ -4531,7 +7185,22 @@
           <w:color w:val="1F1F1F"/>
         </w:rPr>
         <w:br/>
-        <w:t>dir .\profiles</w:t>
+      </w:r>
+      <w:proofErr w:type="spellStart"/>
+      <w:r>
+        <w:rPr>
+          <w:rFonts w:cs="Consolas"/>
+          <w:color w:val="1F1F1F"/>
+        </w:rPr>
+        <w:t>dir</w:t>
+      </w:r>
+      <w:proofErr w:type="spellEnd"/>
+      <w:r>
+        <w:rPr>
+          <w:rFonts w:cs="Consolas"/>
+          <w:color w:val="1F1F1F"/>
+        </w:rPr>
+        <w:t xml:space="preserve"> .\profiles</w:t>
       </w:r>
       <w:r>
         <w:rPr>
@@ -4546,7 +7215,39 @@
           <w:color w:val="1F1F1F"/>
         </w:rPr>
         <w:br/>
-        <w:t>.\softsim.exe next --key .\softsim_key -i .\profiles --format=hex | Set-Content -Encoding ascii .\profile_001.hex</w:t>
+        <w:t>.\softsim.exe next --key .\</w:t>
+      </w:r>
+      <w:proofErr w:type="spellStart"/>
+      <w:r>
+        <w:rPr>
+          <w:rFonts w:cs="Consolas"/>
+          <w:color w:val="1F1F1F"/>
+        </w:rPr>
+        <w:t>softsim_key</w:t>
+      </w:r>
+      <w:proofErr w:type="spellEnd"/>
+      <w:r>
+        <w:rPr>
+          <w:rFonts w:cs="Consolas"/>
+          <w:color w:val="1F1F1F"/>
+        </w:rPr>
+        <w:t xml:space="preserve"> -</w:t>
+      </w:r>
+      <w:proofErr w:type="spellStart"/>
+      <w:r>
+        <w:rPr>
+          <w:rFonts w:cs="Consolas"/>
+          <w:color w:val="1F1F1F"/>
+        </w:rPr>
+        <w:t>i</w:t>
+      </w:r>
+      <w:proofErr w:type="spellEnd"/>
+      <w:r>
+        <w:rPr>
+          <w:rFonts w:cs="Consolas"/>
+          <w:color w:val="1F1F1F"/>
+        </w:rPr>
+        <w:t xml:space="preserve"> .\profiles --format=hex | Set-Content -Encoding ascii .\profile_001.hex</w:t>
       </w:r>
       <w:r>
         <w:rPr>
@@ -4576,7 +7277,23 @@
           <w:color w:val="1F1F1F"/>
         </w:rPr>
         <w:br/>
-        <w:t>if ($profile -notmatch '^[0-9A-Fa-f]+$') {</w:t>
+        <w:t>if ($profile -</w:t>
+      </w:r>
+      <w:proofErr w:type="spellStart"/>
+      <w:r>
+        <w:rPr>
+          <w:rFonts w:cs="Consolas"/>
+          <w:color w:val="1F1F1F"/>
+        </w:rPr>
+        <w:t>notmatch</w:t>
+      </w:r>
+      <w:proofErr w:type="spellEnd"/>
+      <w:r>
+        <w:rPr>
+          <w:rFonts w:cs="Consolas"/>
+          <w:color w:val="1F1F1F"/>
+        </w:rPr>
+        <w:t xml:space="preserve"> '^[0-9A-Fa-f]+$') {</w:t>
       </w:r>
       <w:r>
         <w:rPr>
@@ -4607,7 +7324,25 @@
           <w:color w:val="1F1F1F"/>
         </w:rPr>
         <w:br/>
-        <w:t>if (($profile.Length % 2) -ne 0) {</w:t>
+        <w:t>if (($</w:t>
+      </w:r>
+      <w:proofErr w:type="spellStart"/>
+      <w:proofErr w:type="gramStart"/>
+      <w:r>
+        <w:rPr>
+          <w:rFonts w:cs="Consolas"/>
+          <w:color w:val="1F1F1F"/>
+        </w:rPr>
+        <w:t>profile.Length</w:t>
+      </w:r>
+      <w:proofErr w:type="spellEnd"/>
+      <w:proofErr w:type="gramEnd"/>
+      <w:r>
+        <w:rPr>
+          <w:rFonts w:cs="Consolas"/>
+          <w:color w:val="1F1F1F"/>
+        </w:rPr>
+        <w:t xml:space="preserve"> % 2) -ne 0) {</w:t>
       </w:r>
       <w:r>
         <w:rPr>
@@ -4638,8 +7373,19 @@
           <w:color w:val="1F1F1F"/>
         </w:rPr>
         <w:br/>
-        <w:t>$profile.Length</w:t>
-      </w:r>
+        <w:t>$</w:t>
+      </w:r>
+      <w:proofErr w:type="spellStart"/>
+      <w:proofErr w:type="gramStart"/>
+      <w:r>
+        <w:rPr>
+          <w:rFonts w:cs="Consolas"/>
+          <w:color w:val="1F1F1F"/>
+        </w:rPr>
+        <w:t>profile.Length</w:t>
+      </w:r>
+      <w:proofErr w:type="spellEnd"/>
+      <w:proofErr w:type="gramEnd"/>
       <w:r>
         <w:rPr>
           <w:rFonts w:cs="Consolas"/>
@@ -4678,7 +7424,23 @@
           <w:color w:val="1F1F1F"/>
         </w:rPr>
         <w:br/>
-        <w:t>2. Open the nRF Connect extension.</w:t>
+        <w:t xml:space="preserve">2. Open the </w:t>
+      </w:r>
+      <w:proofErr w:type="spellStart"/>
+      <w:r>
+        <w:rPr>
+          <w:rFonts w:cs="Consolas"/>
+          <w:color w:val="1F1F1F"/>
+        </w:rPr>
+        <w:t>nRF</w:t>
+      </w:r>
+      <w:proofErr w:type="spellEnd"/>
+      <w:r>
+        <w:rPr>
+          <w:rFonts w:cs="Consolas"/>
+          <w:color w:val="1F1F1F"/>
+        </w:rPr>
+        <w:t xml:space="preserve"> Connect extension.</w:t>
       </w:r>
       <w:r>
         <w:rPr>
@@ -4694,7 +7456,23 @@
           <w:color w:val="1F1F1F"/>
         </w:rPr>
         <w:br/>
-        <w:t>4. Open the nRF serial terminal for the nRF9151 DK serial port.</w:t>
+        <w:t xml:space="preserve">4. Open the </w:t>
+      </w:r>
+      <w:proofErr w:type="spellStart"/>
+      <w:r>
+        <w:rPr>
+          <w:rFonts w:cs="Consolas"/>
+          <w:color w:val="1F1F1F"/>
+        </w:rPr>
+        <w:t>nRF</w:t>
+      </w:r>
+      <w:proofErr w:type="spellEnd"/>
+      <w:r>
+        <w:rPr>
+          <w:rFonts w:cs="Consolas"/>
+          <w:color w:val="1F1F1F"/>
+        </w:rPr>
+        <w:t xml:space="preserve"> serial terminal for the nRF9151 DK serial port.</w:t>
       </w:r>
       <w:r>
         <w:rPr>
@@ -4717,7 +7495,23 @@
           <w:color w:val="1F1F1F"/>
         </w:rPr>
         <w:br/>
-        <w:t xml:space="preserve">   SoftSIM sample started.</w:t>
+        <w:t xml:space="preserve">   </w:t>
+      </w:r>
+      <w:proofErr w:type="spellStart"/>
+      <w:r>
+        <w:rPr>
+          <w:rFonts w:cs="Consolas"/>
+          <w:color w:val="1F1F1F"/>
+        </w:rPr>
+        <w:t>SoftSIM</w:t>
+      </w:r>
+      <w:proofErr w:type="spellEnd"/>
+      <w:r>
+        <w:rPr>
+          <w:rFonts w:cs="Consolas"/>
+          <w:color w:val="1F1F1F"/>
+        </w:rPr>
+        <w:t xml:space="preserve"> sample started.</w:t>
       </w:r>
       <w:r>
         <w:rPr>
@@ -4725,7 +7519,23 @@
           <w:color w:val="1F1F1F"/>
         </w:rPr>
         <w:br/>
-        <w:t xml:space="preserve">   Transfer SoftSIM profile using serial COM port, terminate by newline character (return key)</w:t>
+        <w:t xml:space="preserve">   Transfer </w:t>
+      </w:r>
+      <w:proofErr w:type="spellStart"/>
+      <w:r>
+        <w:rPr>
+          <w:rFonts w:cs="Consolas"/>
+          <w:color w:val="1F1F1F"/>
+        </w:rPr>
+        <w:t>SoftSIM</w:t>
+      </w:r>
+      <w:proofErr w:type="spellEnd"/>
+      <w:r>
+        <w:rPr>
+          <w:rFonts w:cs="Consolas"/>
+          <w:color w:val="1F1F1F"/>
+        </w:rPr>
+        <w:t xml:space="preserve"> profile using serial COM port, terminate by newline character (return key)</w:t>
       </w:r>
       <w:r>
         <w:rPr>
@@ -4791,20 +7601,62 @@
       </w:r>
     </w:p>
     <w:p>
+      <w:proofErr w:type="spellStart"/>
       <w:r>
         <w:rPr>
           <w:rFonts w:cs="Aptos"/>
           <w:b/>
           <w:sz w:val="19"/>
         </w:rPr>
-        <w:t xml:space="preserve">Onomondo Help Center: </w:t>
+        <w:t>Onomondo</w:t>
+      </w:r>
+      <w:proofErr w:type="spellEnd"/>
+      <w:r>
+        <w:rPr>
+          <w:rFonts w:cs="Aptos"/>
+          <w:b/>
+          <w:sz w:val="19"/>
+        </w:rPr>
+        <w:t xml:space="preserve"> Help Center: </w:t>
       </w:r>
       <w:r>
         <w:rPr>
           <w:rFonts w:cs="Aptos"/>
           <w:sz w:val="19"/>
         </w:rPr>
-        <w:t>How to integrate the Onomondo SoftSIM with the nRF91 Series from Nordic Semiconductor</w:t>
+        <w:t xml:space="preserve">How to integrate the </w:t>
+      </w:r>
+      <w:proofErr w:type="spellStart"/>
+      <w:r>
+        <w:rPr>
+          <w:rFonts w:cs="Aptos"/>
+          <w:sz w:val="19"/>
+        </w:rPr>
+        <w:t>Onomondo</w:t>
+      </w:r>
+      <w:proofErr w:type="spellEnd"/>
+      <w:r>
+        <w:rPr>
+          <w:rFonts w:cs="Aptos"/>
+          <w:sz w:val="19"/>
+        </w:rPr>
+        <w:t xml:space="preserve"> </w:t>
+      </w:r>
+      <w:proofErr w:type="spellStart"/>
+      <w:r>
+        <w:rPr>
+          <w:rFonts w:cs="Aptos"/>
+          <w:sz w:val="19"/>
+        </w:rPr>
+        <w:t>SoftSIM</w:t>
+      </w:r>
+      <w:proofErr w:type="spellEnd"/>
+      <w:r>
+        <w:rPr>
+          <w:rFonts w:cs="Aptos"/>
+          <w:sz w:val="19"/>
+        </w:rPr>
+        <w:t xml:space="preserve"> with the nRF91 Series from Nordic Semiconductor</w:t>
       </w:r>
     </w:p>
     <w:p>
@@ -4821,20 +7673,87 @@
       </w:r>
     </w:p>
     <w:p>
+      <w:proofErr w:type="spellStart"/>
       <w:r>
         <w:rPr>
           <w:rFonts w:cs="Aptos"/>
           <w:b/>
           <w:sz w:val="19"/>
         </w:rPr>
-        <w:t xml:space="preserve">Onomondo GitHub: </w:t>
-      </w:r>
+        <w:t>Onomondo</w:t>
+      </w:r>
+      <w:proofErr w:type="spellEnd"/>
+      <w:r>
+        <w:rPr>
+          <w:rFonts w:cs="Aptos"/>
+          <w:b/>
+          <w:sz w:val="19"/>
+        </w:rPr>
+        <w:t xml:space="preserve"> GitHub: </w:t>
+      </w:r>
+      <w:proofErr w:type="spellStart"/>
       <w:r>
         <w:rPr>
           <w:rFonts w:cs="Aptos"/>
           <w:sz w:val="19"/>
         </w:rPr>
-        <w:t>onomondo/nrf-softsim - Onomondo SoftSIM integration for Nordic Semiconductor nRF91 Series</w:t>
+        <w:t>onomondo</w:t>
+      </w:r>
+      <w:proofErr w:type="spellEnd"/>
+      <w:r>
+        <w:rPr>
+          <w:rFonts w:cs="Aptos"/>
+          <w:sz w:val="19"/>
+        </w:rPr>
+        <w:t>/</w:t>
+      </w:r>
+      <w:proofErr w:type="spellStart"/>
+      <w:r>
+        <w:rPr>
+          <w:rFonts w:cs="Aptos"/>
+          <w:sz w:val="19"/>
+        </w:rPr>
+        <w:t>nrf-softsim</w:t>
+      </w:r>
+      <w:proofErr w:type="spellEnd"/>
+      <w:r>
+        <w:rPr>
+          <w:rFonts w:cs="Aptos"/>
+          <w:sz w:val="19"/>
+        </w:rPr>
+        <w:t xml:space="preserve"> - </w:t>
+      </w:r>
+      <w:proofErr w:type="spellStart"/>
+      <w:r>
+        <w:rPr>
+          <w:rFonts w:cs="Aptos"/>
+          <w:sz w:val="19"/>
+        </w:rPr>
+        <w:t>Onomondo</w:t>
+      </w:r>
+      <w:proofErr w:type="spellEnd"/>
+      <w:r>
+        <w:rPr>
+          <w:rFonts w:cs="Aptos"/>
+          <w:sz w:val="19"/>
+        </w:rPr>
+        <w:t xml:space="preserve"> </w:t>
+      </w:r>
+      <w:proofErr w:type="spellStart"/>
+      <w:r>
+        <w:rPr>
+          <w:rFonts w:cs="Aptos"/>
+          <w:sz w:val="19"/>
+        </w:rPr>
+        <w:t>SoftSIM</w:t>
+      </w:r>
+      <w:proofErr w:type="spellEnd"/>
+      <w:r>
+        <w:rPr>
+          <w:rFonts w:cs="Aptos"/>
+          <w:sz w:val="19"/>
+        </w:rPr>
+        <w:t xml:space="preserve"> integration for Nordic Semiconductor nRF91 Series</w:t>
       </w:r>
     </w:p>
     <w:p>
@@ -4851,20 +7770,103 @@
       </w:r>
     </w:p>
     <w:p>
+      <w:proofErr w:type="spellStart"/>
       <w:r>
         <w:rPr>
           <w:rFonts w:cs="Aptos"/>
           <w:b/>
           <w:sz w:val="19"/>
         </w:rPr>
-        <w:t xml:space="preserve">Onomondo GitHub: </w:t>
-      </w:r>
+        <w:t>Onomondo</w:t>
+      </w:r>
+      <w:proofErr w:type="spellEnd"/>
+      <w:r>
+        <w:rPr>
+          <w:rFonts w:cs="Aptos"/>
+          <w:b/>
+          <w:sz w:val="19"/>
+        </w:rPr>
+        <w:t xml:space="preserve"> GitHub: </w:t>
+      </w:r>
+      <w:proofErr w:type="spellStart"/>
       <w:r>
         <w:rPr>
           <w:rFonts w:cs="Aptos"/>
           <w:sz w:val="19"/>
         </w:rPr>
-        <w:t>onomondo/onomondo-softsim-cli - Onomondo SoftSIM profile provisioning CLI tool</w:t>
+        <w:t>onomondo</w:t>
+      </w:r>
+      <w:proofErr w:type="spellEnd"/>
+      <w:r>
+        <w:rPr>
+          <w:rFonts w:cs="Aptos"/>
+          <w:sz w:val="19"/>
+        </w:rPr>
+        <w:t>/</w:t>
+      </w:r>
+      <w:proofErr w:type="spellStart"/>
+      <w:r>
+        <w:rPr>
+          <w:rFonts w:cs="Aptos"/>
+          <w:sz w:val="19"/>
+        </w:rPr>
+        <w:t>onomondo</w:t>
+      </w:r>
+      <w:proofErr w:type="spellEnd"/>
+      <w:r>
+        <w:rPr>
+          <w:rFonts w:cs="Aptos"/>
+          <w:sz w:val="19"/>
+        </w:rPr>
+        <w:t>-</w:t>
+      </w:r>
+      <w:proofErr w:type="spellStart"/>
+      <w:r>
+        <w:rPr>
+          <w:rFonts w:cs="Aptos"/>
+          <w:sz w:val="19"/>
+        </w:rPr>
+        <w:t>softsim</w:t>
+      </w:r>
+      <w:proofErr w:type="spellEnd"/>
+      <w:r>
+        <w:rPr>
+          <w:rFonts w:cs="Aptos"/>
+          <w:sz w:val="19"/>
+        </w:rPr>
+        <w:t xml:space="preserve">-cli - </w:t>
+      </w:r>
+      <w:proofErr w:type="spellStart"/>
+      <w:r>
+        <w:rPr>
+          <w:rFonts w:cs="Aptos"/>
+          <w:sz w:val="19"/>
+        </w:rPr>
+        <w:t>Onomondo</w:t>
+      </w:r>
+      <w:proofErr w:type="spellEnd"/>
+      <w:r>
+        <w:rPr>
+          <w:rFonts w:cs="Aptos"/>
+          <w:sz w:val="19"/>
+        </w:rPr>
+        <w:t xml:space="preserve"> </w:t>
+      </w:r>
+      <w:proofErr w:type="spellStart"/>
+      <w:r>
+        <w:rPr>
+          <w:rFonts w:cs="Aptos"/>
+          <w:sz w:val="19"/>
+        </w:rPr>
+        <w:t>SoftSIM</w:t>
+      </w:r>
+      <w:proofErr w:type="spellEnd"/>
+      <w:r>
+        <w:rPr>
+          <w:rFonts w:cs="Aptos"/>
+          <w:sz w:val="19"/>
+        </w:rPr>
+        <w:t xml:space="preserve"> profile provisioning CLI tool</w:t>
       </w:r>
     </w:p>
     <w:p>
@@ -4881,21 +7883,49 @@
       </w:r>
     </w:p>
     <w:p>
+      <w:proofErr w:type="spellStart"/>
       <w:r>
         <w:rPr>
           <w:rFonts w:cs="Aptos"/>
           <w:b/>
           <w:sz w:val="19"/>
         </w:rPr>
-        <w:t xml:space="preserve">Onomondo Help Center: </w:t>
-      </w:r>
+        <w:t>Onomondo</w:t>
+      </w:r>
+      <w:proofErr w:type="spellEnd"/>
+      <w:r>
+        <w:rPr>
+          <w:rFonts w:cs="Aptos"/>
+          <w:b/>
+          <w:sz w:val="19"/>
+        </w:rPr>
+        <w:t xml:space="preserve"> Help Center: </w:t>
+      </w:r>
+      <w:proofErr w:type="spellStart"/>
       <w:r>
         <w:rPr>
           <w:rFonts w:cs="Aptos"/>
           <w:sz w:val="19"/>
         </w:rPr>
-        <w:t>SoftSIM CLI tool for provisioning SoftSIM</w:t>
-      </w:r>
+        <w:t>SoftSIM</w:t>
+      </w:r>
+      <w:proofErr w:type="spellEnd"/>
+      <w:r>
+        <w:rPr>
+          <w:rFonts w:cs="Aptos"/>
+          <w:sz w:val="19"/>
+        </w:rPr>
+        <w:t xml:space="preserve"> CLI tool for provisioning </w:t>
+      </w:r>
+      <w:proofErr w:type="spellStart"/>
+      <w:r>
+        <w:rPr>
+          <w:rFonts w:cs="Aptos"/>
+          <w:sz w:val="19"/>
+        </w:rPr>
+        <w:t>SoftSIM</w:t>
+      </w:r>
+      <w:proofErr w:type="spellEnd"/>
     </w:p>
     <w:p>
       <w:pPr>
@@ -4989,13 +8019,23 @@
             <w:pPr>
               <w:spacing w:before="20" w:after="20"/>
             </w:pPr>
+            <w:proofErr w:type="spellStart"/>
             <w:r>
               <w:rPr>
                 <w:rFonts w:cs="Aptos"/>
                 <w:b/>
                 <w:sz w:val="17"/>
               </w:rPr>
-              <w:t>SoftSIM profile generated on PC</w:t>
+              <w:t>SoftSIM</w:t>
+            </w:r>
+            <w:proofErr w:type="spellEnd"/>
+            <w:r>
+              <w:rPr>
+                <w:rFonts w:cs="Aptos"/>
+                <w:b/>
+                <w:sz w:val="17"/>
+              </w:rPr>
+              <w:t xml:space="preserve"> profile generated on PC</w:t>
             </w:r>
           </w:p>
         </w:tc>
@@ -5030,13 +8070,23 @@
             <w:pPr>
               <w:spacing w:before="20" w:after="20"/>
             </w:pPr>
+            <w:proofErr w:type="spellStart"/>
             <w:r>
               <w:rPr>
                 <w:rFonts w:cs="Aptos"/>
                 <w:b/>
                 <w:sz w:val="17"/>
               </w:rPr>
-              <w:t>SoftSIM profile provisioned onto DK</w:t>
+              <w:t>SoftSIM</w:t>
+            </w:r>
+            <w:proofErr w:type="spellEnd"/>
+            <w:r>
+              <w:rPr>
+                <w:rFonts w:cs="Aptos"/>
+                <w:b/>
+                <w:sz w:val="17"/>
+              </w:rPr>
+              <w:t xml:space="preserve"> profile provisioned onto DK</w:t>
             </w:r>
           </w:p>
         </w:tc>
@@ -5094,8 +8144,17 @@
                 <w:rFonts w:cs="Aptos"/>
                 <w:sz w:val="17"/>
               </w:rPr>
-              <w:t>Done after Network registration status: Connected - roaming and LTE connected!.</w:t>
+              <w:t xml:space="preserve">Done after Network registration status: Connected - roaming and LTE </w:t>
             </w:r>
+            <w:proofErr w:type="gramStart"/>
+            <w:r>
+              <w:rPr>
+                <w:rFonts w:cs="Aptos"/>
+                <w:sz w:val="17"/>
+              </w:rPr>
+              <w:t>connected!.</w:t>
+            </w:r>
+            <w:proofErr w:type="gramEnd"/>
           </w:p>
         </w:tc>
       </w:tr>
@@ -5196,7 +8255,7 @@
 </file>
 
 <file path=word/endnotes.xml><?xml version="1.0" encoding="utf-8"?>
-<w:endnotes xmlns:wpc="http://schemas.microsoft.com/office/word/2010/wordprocessingCanvas" xmlns:cx="http://schemas.microsoft.com/office/drawing/2014/chartex" xmlns:cx1="http://schemas.microsoft.com/office/drawing/2015/9/8/chartex" xmlns:cx2="http://schemas.microsoft.com/office/drawing/2015/10/21/chartex" xmlns:cx3="http://schemas.microsoft.com/office/drawing/2016/5/9/chartex" xmlns:cx4="http://schemas.microsoft.com/office/drawing/2016/5/10/chartex" xmlns:cx5="http://schemas.microsoft.com/office/drawing/2016/5/11/chartex" xmlns:cx6="http://schemas.microsoft.com/office/drawing/2016/5/12/chartex" xmlns:cx7="http://schemas.microsoft.com/office/drawing/2016/5/13/chartex" xmlns:cx8="http://schemas.microsoft.com/office/drawing/2016/5/14/chartex" xmlns:mc="http://schemas.openxmlformats.org/markup-compatibility/2006" xmlns:aink="http://schemas.microsoft.com/office/drawing/2016/ink" xmlns:am3d="http://schemas.microsoft.com/office/drawing/2017/model3d" xmlns:o="urn:schemas-microsoft-com:office:office" xmlns:oel="http://schemas.microsoft.com/office/2019/extlst" xmlns:r="http://schemas.openxmlformats.org/officeDocument/2006/relationships" xmlns:m="http://schemas.openxmlformats.org/officeDocument/2006/math" xmlns:v="urn:schemas-microsoft-com:vml" xmlns:wp14="http://schemas.microsoft.com/office/word/2010/wordprocessingDrawing" xmlns:wp="http://schemas.openxmlformats.org/drawingml/2006/wordprocessingDrawing" xmlns:w10="urn:schemas-microsoft-com:office:word" xmlns:w="http://schemas.openxmlformats.org/wordprocessingml/2006/main" xmlns:w14="http://schemas.microsoft.com/office/word/2010/wordml" xmlns:w15="http://schemas.microsoft.com/office/word/2012/wordml" xmlns:w16cex="http://schemas.microsoft.com/office/word/2018/wordml/cex" xmlns:w16cid="http://schemas.microsoft.com/office/word/2016/wordml/cid" xmlns:w16="http://schemas.microsoft.com/office/word/2018/wordml" xmlns:w16du="http://schemas.microsoft.com/office/word/2023/wordml/word16du" xmlns:w16sdtdh="http://schemas.microsoft.com/office/word/2020/wordml/sdtdatahash" xmlns:w16sdtfl="http://schemas.microsoft.com/office/word/2024/wordml/sdtformatlock" xmlns:w16se="http://schemas.microsoft.com/office/word/2015/wordml/symex" xmlns:wpg="http://schemas.microsoft.com/office/word/2010/wordprocessingGroup" xmlns:wpi="http://schemas.microsoft.com/office/word/2010/wordprocessingInk" xmlns:wne="http://schemas.microsoft.com/office/word/2006/wordml" xmlns:wps="http://schemas.microsoft.com/office/word/2010/wordprocessingShape" mc:Ignorable="w14 w15 w16se w16cid w16 w16cex w16sdtdh w16sdtfl w16du wp14">
+<w:endnotes xmlns:wpc="http://schemas.microsoft.com/office/word/2010/wordprocessingCanvas" xmlns:cx="http://schemas.microsoft.com/office/drawing/2014/chartex" xmlns:cx1="http://schemas.microsoft.com/office/drawing/2015/9/8/chartex" xmlns:cx2="http://schemas.microsoft.com/office/drawing/2015/10/21/chartex" xmlns:cx3="http://schemas.microsoft.com/office/drawing/2016/5/9/chartex" xmlns:cx4="http://schemas.microsoft.com/office/drawing/2016/5/10/chartex" xmlns:cx5="http://schemas.microsoft.com/office/drawing/2016/5/11/chartex" xmlns:cx6="http://schemas.microsoft.com/office/drawing/2016/5/12/chartex" xmlns:cx7="http://schemas.microsoft.com/office/drawing/2016/5/13/chartex" xmlns:cx8="http://schemas.microsoft.com/office/drawing/2016/5/14/chartex" xmlns:mc="http://schemas.openxmlformats.org/markup-compatibility/2006" xmlns:aink="http://schemas.microsoft.com/office/drawing/2016/ink" xmlns:am3d="http://schemas.microsoft.com/office/drawing/2017/model3d" xmlns:o="urn:schemas-microsoft-com:office:office" xmlns:oel="http://schemas.microsoft.com/office/2019/extlst" xmlns:r="http://schemas.openxmlformats.org/officeDocument/2006/relationships" xmlns:m="http://schemas.openxmlformats.org/officeDocument/2006/math" xmlns:v="urn:schemas-microsoft-com:vml" xmlns:wp14="http://schemas.microsoft.com/office/word/2010/wordprocessingDrawing" xmlns:wp="http://schemas.openxmlformats.org/drawingml/2006/wordprocessingDrawing" xmlns:w10="urn:schemas-microsoft-com:office:word" xmlns:w="http://schemas.openxmlformats.org/wordprocessingml/2006/main" xmlns:w14="http://schemas.microsoft.com/office/word/2010/wordml" xmlns:w15="http://schemas.microsoft.com/office/word/2012/wordml" xmlns:w16cex="http://schemas.microsoft.com/office/word/2018/wordml/cex" xmlns:w16cid="http://schemas.microsoft.com/office/word/2016/wordml/cid" xmlns:w16="http://schemas.microsoft.com/office/word/2018/wordml" xmlns:w16du="http://schemas.microsoft.com/office/word/2023/wordml/word16du" xmlns:w16sdtdh="http://schemas.microsoft.com/office/word/2020/wordml/sdtdatahash" xmlns:w16se="http://schemas.microsoft.com/office/word/2015/wordml/symex" xmlns:wpg="http://schemas.microsoft.com/office/word/2010/wordprocessingGroup" xmlns:wpi="http://schemas.microsoft.com/office/word/2010/wordprocessingInk" xmlns:wne="http://schemas.microsoft.com/office/word/2006/wordml" xmlns:wps="http://schemas.microsoft.com/office/word/2010/wordprocessingShape" mc:Ignorable="w14 w15 w16se w16cid w16 w16cex w16sdtdh w16du wp14">
   <w:endnote w:type="separator" w:id="-1">
     <w:p>
       <w:pPr>
@@ -5221,7 +8280,7 @@
 </file>
 
 <file path=word/footer1.xml><?xml version="1.0" encoding="utf-8"?>
-<w:ftr xmlns:wpc="http://schemas.microsoft.com/office/word/2010/wordprocessingCanvas" xmlns:cx="http://schemas.microsoft.com/office/drawing/2014/chartex" xmlns:cx1="http://schemas.microsoft.com/office/drawing/2015/9/8/chartex" xmlns:cx2="http://schemas.microsoft.com/office/drawing/2015/10/21/chartex" xmlns:cx3="http://schemas.microsoft.com/office/drawing/2016/5/9/chartex" xmlns:cx4="http://schemas.microsoft.com/office/drawing/2016/5/10/chartex" xmlns:cx5="http://schemas.microsoft.com/office/drawing/2016/5/11/chartex" xmlns:cx6="http://schemas.microsoft.com/office/drawing/2016/5/12/chartex" xmlns:cx7="http://schemas.microsoft.com/office/drawing/2016/5/13/chartex" xmlns:cx8="http://schemas.microsoft.com/office/drawing/2016/5/14/chartex" xmlns:mc="http://schemas.openxmlformats.org/markup-compatibility/2006" xmlns:aink="http://schemas.microsoft.com/office/drawing/2016/ink" xmlns:am3d="http://schemas.microsoft.com/office/drawing/2017/model3d" xmlns:o="urn:schemas-microsoft-com:office:office" xmlns:oel="http://schemas.microsoft.com/office/2019/extlst" xmlns:r="http://schemas.openxmlformats.org/officeDocument/2006/relationships" xmlns:m="http://schemas.openxmlformats.org/officeDocument/2006/math" xmlns:v="urn:schemas-microsoft-com:vml" xmlns:wp14="http://schemas.microsoft.com/office/word/2010/wordprocessingDrawing" xmlns:wp="http://schemas.openxmlformats.org/drawingml/2006/wordprocessingDrawing" xmlns:w10="urn:schemas-microsoft-com:office:word" xmlns:w="http://schemas.openxmlformats.org/wordprocessingml/2006/main" xmlns:w14="http://schemas.microsoft.com/office/word/2010/wordml" xmlns:w15="http://schemas.microsoft.com/office/word/2012/wordml" xmlns:w16cex="http://schemas.microsoft.com/office/word/2018/wordml/cex" xmlns:w16cid="http://schemas.microsoft.com/office/word/2016/wordml/cid" xmlns:w16="http://schemas.microsoft.com/office/word/2018/wordml" xmlns:w16du="http://schemas.microsoft.com/office/word/2023/wordml/word16du" xmlns:w16sdtdh="http://schemas.microsoft.com/office/word/2020/wordml/sdtdatahash" xmlns:w16sdtfl="http://schemas.microsoft.com/office/word/2024/wordml/sdtformatlock" xmlns:w16se="http://schemas.microsoft.com/office/word/2015/wordml/symex" xmlns:wpg="http://schemas.microsoft.com/office/word/2010/wordprocessingGroup" xmlns:wpi="http://schemas.microsoft.com/office/word/2010/wordprocessingInk" xmlns:wne="http://schemas.microsoft.com/office/word/2006/wordml" xmlns:wps="http://schemas.microsoft.com/office/word/2010/wordprocessingShape" mc:Ignorable="w14 w15 w16se w16cid w16 w16cex w16sdtdh w16sdtfl w16du wp14">
+<w:ftr xmlns:wpc="http://schemas.microsoft.com/office/word/2010/wordprocessingCanvas" xmlns:cx="http://schemas.microsoft.com/office/drawing/2014/chartex" xmlns:cx1="http://schemas.microsoft.com/office/drawing/2015/9/8/chartex" xmlns:cx2="http://schemas.microsoft.com/office/drawing/2015/10/21/chartex" xmlns:cx3="http://schemas.microsoft.com/office/drawing/2016/5/9/chartex" xmlns:cx4="http://schemas.microsoft.com/office/drawing/2016/5/10/chartex" xmlns:cx5="http://schemas.microsoft.com/office/drawing/2016/5/11/chartex" xmlns:cx6="http://schemas.microsoft.com/office/drawing/2016/5/12/chartex" xmlns:cx7="http://schemas.microsoft.com/office/drawing/2016/5/13/chartex" xmlns:cx8="http://schemas.microsoft.com/office/drawing/2016/5/14/chartex" xmlns:mc="http://schemas.openxmlformats.org/markup-compatibility/2006" xmlns:aink="http://schemas.microsoft.com/office/drawing/2016/ink" xmlns:am3d="http://schemas.microsoft.com/office/drawing/2017/model3d" xmlns:o="urn:schemas-microsoft-com:office:office" xmlns:oel="http://schemas.microsoft.com/office/2019/extlst" xmlns:r="http://schemas.openxmlformats.org/officeDocument/2006/relationships" xmlns:m="http://schemas.openxmlformats.org/officeDocument/2006/math" xmlns:v="urn:schemas-microsoft-com:vml" xmlns:wp14="http://schemas.microsoft.com/office/word/2010/wordprocessingDrawing" xmlns:wp="http://schemas.openxmlformats.org/drawingml/2006/wordprocessingDrawing" xmlns:w10="urn:schemas-microsoft-com:office:word" xmlns:w="http://schemas.openxmlformats.org/wordprocessingml/2006/main" xmlns:w14="http://schemas.microsoft.com/office/word/2010/wordml" xmlns:w15="http://schemas.microsoft.com/office/word/2012/wordml" xmlns:w16cex="http://schemas.microsoft.com/office/word/2018/wordml/cex" xmlns:w16cid="http://schemas.microsoft.com/office/word/2016/wordml/cid" xmlns:w16="http://schemas.microsoft.com/office/word/2018/wordml" xmlns:w16du="http://schemas.microsoft.com/office/word/2023/wordml/word16du" xmlns:w16sdtdh="http://schemas.microsoft.com/office/word/2020/wordml/sdtdatahash" xmlns:w16se="http://schemas.microsoft.com/office/word/2015/wordml/symex" xmlns:wpg="http://schemas.microsoft.com/office/word/2010/wordprocessingGroup" xmlns:wpi="http://schemas.microsoft.com/office/word/2010/wordprocessingInk" xmlns:wne="http://schemas.microsoft.com/office/word/2006/wordml" xmlns:wps="http://schemas.microsoft.com/office/word/2010/wordprocessingShape" mc:Ignorable="w14 w15 w16se w16cid w16 w16cex w16sdtdh w16du wp14">
   <w:p>
     <w:pPr>
       <w:pStyle w:val="Footer"/>
@@ -5233,14 +8292,60 @@
         <w:color w:val="666666"/>
         <w:sz w:val="16"/>
       </w:rPr>
-      <w:t>Internal setup guide - Windows, VS Code, nRF Connect SDK, Onomondo SoftSIM</w:t>
+      <w:t xml:space="preserve">Internal setup guide - Windows, VS Code, </w:t>
     </w:r>
+    <w:proofErr w:type="spellStart"/>
+    <w:r>
+      <w:rPr>
+        <w:rFonts w:cs="Aptos"/>
+        <w:color w:val="666666"/>
+        <w:sz w:val="16"/>
+      </w:rPr>
+      <w:t>nRF</w:t>
+    </w:r>
+    <w:proofErr w:type="spellEnd"/>
+    <w:r>
+      <w:rPr>
+        <w:rFonts w:cs="Aptos"/>
+        <w:color w:val="666666"/>
+        <w:sz w:val="16"/>
+      </w:rPr>
+      <w:t xml:space="preserve"> Connect SDK, </w:t>
+    </w:r>
+    <w:proofErr w:type="spellStart"/>
+    <w:r>
+      <w:rPr>
+        <w:rFonts w:cs="Aptos"/>
+        <w:color w:val="666666"/>
+        <w:sz w:val="16"/>
+      </w:rPr>
+      <w:t>Onomondo</w:t>
+    </w:r>
+    <w:proofErr w:type="spellEnd"/>
+    <w:r>
+      <w:rPr>
+        <w:rFonts w:cs="Aptos"/>
+        <w:color w:val="666666"/>
+        <w:sz w:val="16"/>
+      </w:rPr>
+      <w:t xml:space="preserve"> </w:t>
+    </w:r>
+    <w:proofErr w:type="spellStart"/>
+    <w:r>
+      <w:rPr>
+        <w:rFonts w:cs="Aptos"/>
+        <w:color w:val="666666"/>
+        <w:sz w:val="16"/>
+      </w:rPr>
+      <w:t>SoftSIM</w:t>
+    </w:r>
+    <w:proofErr w:type="spellEnd"/>
   </w:p>
 </w:ftr>
 </file>
 
 <file path=word/footnotes.xml><?xml version="1.0" encoding="utf-8"?>
-<w:footnotes xmlns:wpc="http://schemas.microsoft.com/office/word/2010/wordprocessingCanvas" xmlns:cx="http://schemas.microsoft.com/office/drawing/2014/chartex" xmlns:cx1="http://schemas.microsoft.com/office/drawing/2015/9/8/chartex" xmlns:cx2="http://schemas.microsoft.com/office/drawing/2015/10/21/chartex" xmlns:cx3="http://schemas.microsoft.com/office/drawing/2016/5/9/chartex" xmlns:cx4="http://schemas.microsoft.com/office/drawing/2016/5/10/chartex" xmlns:cx5="http://schemas.microsoft.com/office/drawing/2016/5/11/chartex" xmlns:cx6="http://schemas.microsoft.com/office/drawing/2016/5/12/chartex" xmlns:cx7="http://schemas.microsoft.com/office/drawing/2016/5/13/chartex" xmlns:cx8="http://schemas.microsoft.com/office/drawing/2016/5/14/chartex" xmlns:mc="http://schemas.openxmlformats.org/markup-compatibility/2006" xmlns:aink="http://schemas.microsoft.com/office/drawing/2016/ink" xmlns:am3d="http://schemas.microsoft.com/office/drawing/2017/model3d" xmlns:o="urn:schemas-microsoft-com:office:office" xmlns:oel="http://schemas.microsoft.com/office/2019/extlst" xmlns:r="http://schemas.openxmlformats.org/officeDocument/2006/relationships" xmlns:m="http://schemas.openxmlformats.org/officeDocument/2006/math" xmlns:v="urn:schemas-microsoft-com:vml" xmlns:wp14="http://schemas.microsoft.com/office/word/2010/wordprocessingDrawing" xmlns:wp="http://schemas.openxmlformats.org/drawingml/2006/wordprocessingDrawing" xmlns:w10="urn:schemas-microsoft-com:office:word" xmlns:w="http://schemas.openxmlformats.org/wordprocessingml/2006/main" xmlns:w14="http://schemas.microsoft.com/office/word/2010/wordml" xmlns:w15="http://schemas.microsoft.com/office/word/2012/wordml" xmlns:w16cex="http://schemas.microsoft.com/office/word/2018/wordml/cex" xmlns:w16cid="http://schemas.microsoft.com/office/word/2016/wordml/cid" xmlns:w16="http://schemas.microsoft.com/office/word/2018/wordml" xmlns:w16du="http://schemas.microsoft.com/office/word/2023/wordml/word16du" xmlns:w16sdtdh="http://schemas.microsoft.com/office/word/2020/wordml/sdtdatahash" xmlns:w16sdtfl="http://schemas.microsoft.com/office/word/2024/wordml/sdtformatlock" xmlns:w16se="http://schemas.microsoft.com/office/word/2015/wordml/symex" xmlns:wpg="http://schemas.microsoft.com/office/word/2010/wordprocessingGroup" xmlns:wpi="http://schemas.microsoft.com/office/word/2010/wordprocessingInk" xmlns:wne="http://schemas.microsoft.com/office/word/2006/wordml" xmlns:wps="http://schemas.microsoft.com/office/word/2010/wordprocessingShape" mc:Ignorable="w14 w15 w16se w16cid w16 w16cex w16sdtdh w16sdtfl w16du wp14">
+<w:footnotes xmlns:wpc="http://schemas.microsoft.com/office/word/2010/wordprocessingCanvas" xmlns:cx="http://schemas.microsoft.com/office/drawing/2014/chartex" xmlns:cx1="http://schemas.microsoft.com/office/drawing/2015/9/8/chartex" xmlns:cx2="http://schemas.microsoft.com/office/drawing/2015/10/21/chartex" xmlns:cx3="http://schemas.microsoft.com/office/drawing/2016/5/9/chartex" xmlns:cx4="http://schemas.microsoft.com/office/drawing/2016/5/10/chartex" xmlns:cx5="http://schemas.microsoft.com/office/drawing/2016/5/11/chartex" xmlns:cx6="http://schemas.microsoft.com/office/drawing/2016/5/12/chartex" xmlns:cx7="http://schemas.microsoft.com/office/drawing/2016/5/13/chartex" xmlns:cx8="http://schemas.microsoft.com/office/drawing/2016/5/14/chartex" xmlns:mc="http://schemas.openxmlformats.org/markup-compatibility/2006" xmlns:aink="http://schemas.microsoft.com/office/drawing/2016/ink" xmlns:am3d="http://schemas.microsoft.com/office/drawing/2017/model3d" xmlns:o="urn:schemas-microsoft-com:office:office" xmlns:oel="http://schemas.microsoft.com/office/2019/extlst" xmlns:r="http://schemas.openxmlformats.org/officeDocument/2006/relationships" xmlns:m="http://schemas.openxmlformats.org/officeDocument/2006/math" xmlns:v="urn:schemas-microsoft-com:vml" xmlns:wp14="http://schemas.microsoft.com/office/word/2010/wordprocessingDrawing" xmlns:wp="http://schemas.openxmlformats.org/drawingml/2006/wordprocessingDrawing" xmlns:w10="urn:schemas-microsoft-com:office:word" xmlns:w="http://schemas.openxmlformats.org/wordprocessingml/2006/main" xmlns:w14="http://schemas.microsoft.com/office/word/2010/wordml" xmlns:w15="http://schemas.microsoft.com/office/word/2012/wordml" xmlns:w16cex="http://schemas.microsoft.com/office/word/2018/wordml/cex" xmlns:w16cid="http://schemas.microsoft.com/office/word/2016/wordml/cid" xmlns:w16="http://schemas.microsoft.com/office/word/2018/wordml" xmlns:w16du="http://schemas.microsoft.com/office/word/2023/wordml/word16du" xmlns:w16sdtdh="http://schemas.microsoft.com/office/word/2020/wordml/sdtdatahash" xmlns:w16se="http://schemas.microsoft.com/office/word/2015/wordml/symex" xmlns:wpg="http://schemas.microsoft.com/office/word/2010/wordprocessingGroup" xmlns:wpi="http://schemas.microsoft.com/office/word/2010/wordprocessingInk" xmlns:wne="http://schemas.microsoft.com/office/word/2006/wordml" xmlns:wps="http://schemas.microsoft.com/office/word/2010/wordprocessingShape" mc:Ignorable="w14 w15 w16se w16cid w16 w16cex w16sdtdh w16du wp14">
   <w:footnote w:type="separator" w:id="-1">
     <w:p>
       <w:pPr>
@@ -5265,26 +8370,54 @@
 </file>
 
 <file path=word/header1.xml><?xml version="1.0" encoding="utf-8"?>
-<w:hdr xmlns:wpc="http://schemas.microsoft.com/office/word/2010/wordprocessingCanvas" xmlns:cx="http://schemas.microsoft.com/office/drawing/2014/chartex" xmlns:cx1="http://schemas.microsoft.com/office/drawing/2015/9/8/chartex" xmlns:cx2="http://schemas.microsoft.com/office/drawing/2015/10/21/chartex" xmlns:cx3="http://schemas.microsoft.com/office/drawing/2016/5/9/chartex" xmlns:cx4="http://schemas.microsoft.com/office/drawing/2016/5/10/chartex" xmlns:cx5="http://schemas.microsoft.com/office/drawing/2016/5/11/chartex" xmlns:cx6="http://schemas.microsoft.com/office/drawing/2016/5/12/chartex" xmlns:cx7="http://schemas.microsoft.com/office/drawing/2016/5/13/chartex" xmlns:cx8="http://schemas.microsoft.com/office/drawing/2016/5/14/chartex" xmlns:mc="http://schemas.openxmlformats.org/markup-compatibility/2006" xmlns:aink="http://schemas.microsoft.com/office/drawing/2016/ink" xmlns:am3d="http://schemas.microsoft.com/office/drawing/2017/model3d" xmlns:o="urn:schemas-microsoft-com:office:office" xmlns:oel="http://schemas.microsoft.com/office/2019/extlst" xmlns:r="http://schemas.openxmlformats.org/officeDocument/2006/relationships" xmlns:m="http://schemas.openxmlformats.org/officeDocument/2006/math" xmlns:v="urn:schemas-microsoft-com:vml" xmlns:wp14="http://schemas.microsoft.com/office/word/2010/wordprocessingDrawing" xmlns:wp="http://schemas.openxmlformats.org/drawingml/2006/wordprocessingDrawing" xmlns:w10="urn:schemas-microsoft-com:office:word" xmlns:w="http://schemas.openxmlformats.org/wordprocessingml/2006/main" xmlns:w14="http://schemas.microsoft.com/office/word/2010/wordml" xmlns:w15="http://schemas.microsoft.com/office/word/2012/wordml" xmlns:w16cex="http://schemas.microsoft.com/office/word/2018/wordml/cex" xmlns:w16cid="http://schemas.microsoft.com/office/word/2016/wordml/cid" xmlns:w16="http://schemas.microsoft.com/office/word/2018/wordml" xmlns:w16du="http://schemas.microsoft.com/office/word/2023/wordml/word16du" xmlns:w16sdtdh="http://schemas.microsoft.com/office/word/2020/wordml/sdtdatahash" xmlns:w16sdtfl="http://schemas.microsoft.com/office/word/2024/wordml/sdtformatlock" xmlns:w16se="http://schemas.microsoft.com/office/word/2015/wordml/symex" xmlns:wpg="http://schemas.microsoft.com/office/word/2010/wordprocessingGroup" xmlns:wpi="http://schemas.microsoft.com/office/word/2010/wordprocessingInk" xmlns:wne="http://schemas.microsoft.com/office/word/2006/wordml" xmlns:wps="http://schemas.microsoft.com/office/word/2010/wordprocessingShape" mc:Ignorable="w14 w15 w16se w16cid w16 w16cex w16sdtdh w16sdtfl w16du wp14">
+<w:hdr xmlns:wpc="http://schemas.microsoft.com/office/word/2010/wordprocessingCanvas" xmlns:cx="http://schemas.microsoft.com/office/drawing/2014/chartex" xmlns:cx1="http://schemas.microsoft.com/office/drawing/2015/9/8/chartex" xmlns:cx2="http://schemas.microsoft.com/office/drawing/2015/10/21/chartex" xmlns:cx3="http://schemas.microsoft.com/office/drawing/2016/5/9/chartex" xmlns:cx4="http://schemas.microsoft.com/office/drawing/2016/5/10/chartex" xmlns:cx5="http://schemas.microsoft.com/office/drawing/2016/5/11/chartex" xmlns:cx6="http://schemas.microsoft.com/office/drawing/2016/5/12/chartex" xmlns:cx7="http://schemas.microsoft.com/office/drawing/2016/5/13/chartex" xmlns:cx8="http://schemas.microsoft.com/office/drawing/2016/5/14/chartex" xmlns:mc="http://schemas.openxmlformats.org/markup-compatibility/2006" xmlns:aink="http://schemas.microsoft.com/office/drawing/2016/ink" xmlns:am3d="http://schemas.microsoft.com/office/drawing/2017/model3d" xmlns:o="urn:schemas-microsoft-com:office:office" xmlns:oel="http://schemas.microsoft.com/office/2019/extlst" xmlns:r="http://schemas.openxmlformats.org/officeDocument/2006/relationships" xmlns:m="http://schemas.openxmlformats.org/officeDocument/2006/math" xmlns:v="urn:schemas-microsoft-com:vml" xmlns:wp14="http://schemas.microsoft.com/office/word/2010/wordprocessingDrawing" xmlns:wp="http://schemas.openxmlformats.org/drawingml/2006/wordprocessingDrawing" xmlns:w10="urn:schemas-microsoft-com:office:word" xmlns:w="http://schemas.openxmlformats.org/wordprocessingml/2006/main" xmlns:w14="http://schemas.microsoft.com/office/word/2010/wordml" xmlns:w15="http://schemas.microsoft.com/office/word/2012/wordml" xmlns:w16cex="http://schemas.microsoft.com/office/word/2018/wordml/cex" xmlns:w16cid="http://schemas.microsoft.com/office/word/2016/wordml/cid" xmlns:w16="http://schemas.microsoft.com/office/word/2018/wordml" xmlns:w16du="http://schemas.microsoft.com/office/word/2023/wordml/word16du" xmlns:w16sdtdh="http://schemas.microsoft.com/office/word/2020/wordml/sdtdatahash" xmlns:w16se="http://schemas.microsoft.com/office/word/2015/wordml/symex" xmlns:wpg="http://schemas.microsoft.com/office/word/2010/wordprocessingGroup" xmlns:wpi="http://schemas.microsoft.com/office/word/2010/wordprocessingInk" xmlns:wne="http://schemas.microsoft.com/office/word/2006/wordml" xmlns:wps="http://schemas.microsoft.com/office/word/2010/wordprocessingShape" mc:Ignorable="w14 w15 w16se w16cid w16 w16cex w16sdtdh w16du wp14">
   <w:p>
     <w:pPr>
       <w:pStyle w:val="Header"/>
       <w:jc w:val="right"/>
     </w:pPr>
+    <w:proofErr w:type="spellStart"/>
     <w:r>
       <w:rPr>
         <w:rFonts w:cs="Aptos"/>
         <w:color w:val="666666"/>
         <w:sz w:val="16"/>
       </w:rPr>
-      <w:t>Onomondo SoftSIM nRF9151 DK provisioning guide</w:t>
+      <w:t>Onomondo</w:t>
+    </w:r>
+    <w:proofErr w:type="spellEnd"/>
+    <w:r>
+      <w:rPr>
+        <w:rFonts w:cs="Aptos"/>
+        <w:color w:val="666666"/>
+        <w:sz w:val="16"/>
+      </w:rPr>
+      <w:t xml:space="preserve"> </w:t>
+    </w:r>
+    <w:proofErr w:type="spellStart"/>
+    <w:r>
+      <w:rPr>
+        <w:rFonts w:cs="Aptos"/>
+        <w:color w:val="666666"/>
+        <w:sz w:val="16"/>
+      </w:rPr>
+      <w:t>SoftSIM</w:t>
+    </w:r>
+    <w:proofErr w:type="spellEnd"/>
+    <w:r>
+      <w:rPr>
+        <w:rFonts w:cs="Aptos"/>
+        <w:color w:val="666666"/>
+        <w:sz w:val="16"/>
+      </w:rPr>
+      <w:t xml:space="preserve"> nRF9151 DK provisioning guide</w:t>
     </w:r>
   </w:p>
 </w:hdr>
 </file>
 
 <file path=word/numbering.xml><?xml version="1.0" encoding="utf-8"?>
-<w:numbering xmlns:wpc="http://schemas.microsoft.com/office/word/2010/wordprocessingCanvas" xmlns:cx="http://schemas.microsoft.com/office/drawing/2014/chartex" xmlns:cx1="http://schemas.microsoft.com/office/drawing/2015/9/8/chartex" xmlns:cx2="http://schemas.microsoft.com/office/drawing/2015/10/21/chartex" xmlns:cx3="http://schemas.microsoft.com/office/drawing/2016/5/9/chartex" xmlns:cx4="http://schemas.microsoft.com/office/drawing/2016/5/10/chartex" xmlns:cx5="http://schemas.microsoft.com/office/drawing/2016/5/11/chartex" xmlns:cx6="http://schemas.microsoft.com/office/drawing/2016/5/12/chartex" xmlns:cx7="http://schemas.microsoft.com/office/drawing/2016/5/13/chartex" xmlns:cx8="http://schemas.microsoft.com/office/drawing/2016/5/14/chartex" xmlns:mc="http://schemas.openxmlformats.org/markup-compatibility/2006" xmlns:aink="http://schemas.microsoft.com/office/drawing/2016/ink" xmlns:am3d="http://schemas.microsoft.com/office/drawing/2017/model3d" xmlns:o="urn:schemas-microsoft-com:office:office" xmlns:oel="http://schemas.microsoft.com/office/2019/extlst" xmlns:r="http://schemas.openxmlformats.org/officeDocument/2006/relationships" xmlns:m="http://schemas.openxmlformats.org/officeDocument/2006/math" xmlns:v="urn:schemas-microsoft-com:vml" xmlns:wp14="http://schemas.microsoft.com/office/word/2010/wordprocessingDrawing" xmlns:wp="http://schemas.openxmlformats.org/drawingml/2006/wordprocessingDrawing" xmlns:w10="urn:schemas-microsoft-com:office:word" xmlns:w="http://schemas.openxmlformats.org/wordprocessingml/2006/main" xmlns:w14="http://schemas.microsoft.com/office/word/2010/wordml" xmlns:w15="http://schemas.microsoft.com/office/word/2012/wordml" xmlns:w16cex="http://schemas.microsoft.com/office/word/2018/wordml/cex" xmlns:w16cid="http://schemas.microsoft.com/office/word/2016/wordml/cid" xmlns:w16="http://schemas.microsoft.com/office/word/2018/wordml" xmlns:w16du="http://schemas.microsoft.com/office/word/2023/wordml/word16du" xmlns:w16sdtdh="http://schemas.microsoft.com/office/word/2020/wordml/sdtdatahash" xmlns:w16sdtfl="http://schemas.microsoft.com/office/word/2024/wordml/sdtformatlock" xmlns:w16se="http://schemas.microsoft.com/office/word/2015/wordml/symex" xmlns:wpg="http://schemas.microsoft.com/office/word/2010/wordprocessingGroup" xmlns:wpi="http://schemas.microsoft.com/office/word/2010/wordprocessingInk" xmlns:wne="http://schemas.microsoft.com/office/word/2006/wordml" xmlns:wps="http://schemas.microsoft.com/office/word/2010/wordprocessingShape" mc:Ignorable="w14 w15 w16se w16cid w16 w16cex w16sdtdh w16sdtfl w16du wp14">
+<w:numbering xmlns:wpc="http://schemas.microsoft.com/office/word/2010/wordprocessingCanvas" xmlns:cx="http://schemas.microsoft.com/office/drawing/2014/chartex" xmlns:cx1="http://schemas.microsoft.com/office/drawing/2015/9/8/chartex" xmlns:cx2="http://schemas.microsoft.com/office/drawing/2015/10/21/chartex" xmlns:cx3="http://schemas.microsoft.com/office/drawing/2016/5/9/chartex" xmlns:cx4="http://schemas.microsoft.com/office/drawing/2016/5/10/chartex" xmlns:cx5="http://schemas.microsoft.com/office/drawing/2016/5/11/chartex" xmlns:cx6="http://schemas.microsoft.com/office/drawing/2016/5/12/chartex" xmlns:cx7="http://schemas.microsoft.com/office/drawing/2016/5/13/chartex" xmlns:cx8="http://schemas.microsoft.com/office/drawing/2016/5/14/chartex" xmlns:mc="http://schemas.openxmlformats.org/markup-compatibility/2006" xmlns:aink="http://schemas.microsoft.com/office/drawing/2016/ink" xmlns:am3d="http://schemas.microsoft.com/office/drawing/2017/model3d" xmlns:o="urn:schemas-microsoft-com:office:office" xmlns:oel="http://schemas.microsoft.com/office/2019/extlst" xmlns:r="http://schemas.openxmlformats.org/officeDocument/2006/relationships" xmlns:m="http://schemas.openxmlformats.org/officeDocument/2006/math" xmlns:v="urn:schemas-microsoft-com:vml" xmlns:wp14="http://schemas.microsoft.com/office/word/2010/wordprocessingDrawing" xmlns:wp="http://schemas.openxmlformats.org/drawingml/2006/wordprocessingDrawing" xmlns:w10="urn:schemas-microsoft-com:office:word" xmlns:w="http://schemas.openxmlformats.org/wordprocessingml/2006/main" xmlns:w14="http://schemas.microsoft.com/office/word/2010/wordml" xmlns:w15="http://schemas.microsoft.com/office/word/2012/wordml" xmlns:w16cex="http://schemas.microsoft.com/office/word/2018/wordml/cex" xmlns:w16cid="http://schemas.microsoft.com/office/word/2016/wordml/cid" xmlns:w16="http://schemas.microsoft.com/office/word/2018/wordml" xmlns:w16du="http://schemas.microsoft.com/office/word/2023/wordml/word16du" xmlns:w16sdtdh="http://schemas.microsoft.com/office/word/2020/wordml/sdtdatahash" xmlns:w16se="http://schemas.microsoft.com/office/word/2015/wordml/symex" xmlns:wpg="http://schemas.microsoft.com/office/word/2010/wordprocessingGroup" xmlns:wpi="http://schemas.microsoft.com/office/word/2010/wordprocessingInk" xmlns:wne="http://schemas.microsoft.com/office/word/2006/wordml" xmlns:wps="http://schemas.microsoft.com/office/word/2010/wordprocessingShape" mc:Ignorable="w14 w15 w16se w16cid w16 w16cex w16sdtdh w16du wp14">
   <w:abstractNum w:abstractNumId="0" w15:restartNumberingAfterBreak="0">
     <w:nsid w:val="FFFFFF7C"/>
     <w:multiLevelType w:val="singleLevel"/>
@@ -5719,7 +8852,7 @@
 </file>
 
 <file path=word/styles.xml><?xml version="1.0" encoding="utf-8"?>
-<w:styles xmlns:mc="http://schemas.openxmlformats.org/markup-compatibility/2006" xmlns:r="http://schemas.openxmlformats.org/officeDocument/2006/relationships" xmlns:w="http://schemas.openxmlformats.org/wordprocessingml/2006/main" xmlns:w14="http://schemas.microsoft.com/office/word/2010/wordml" xmlns:w15="http://schemas.microsoft.com/office/word/2012/wordml" xmlns:w16cex="http://schemas.microsoft.com/office/word/2018/wordml/cex" xmlns:w16cid="http://schemas.microsoft.com/office/word/2016/wordml/cid" xmlns:w16="http://schemas.microsoft.com/office/word/2018/wordml" xmlns:w16du="http://schemas.microsoft.com/office/word/2023/wordml/word16du" xmlns:w16sdtdh="http://schemas.microsoft.com/office/word/2020/wordml/sdtdatahash" xmlns:w16sdtfl="http://schemas.microsoft.com/office/word/2024/wordml/sdtformatlock" xmlns:w16se="http://schemas.microsoft.com/office/word/2015/wordml/symex" mc:Ignorable="w14 w15 w16se w16cid w16 w16cex w16sdtdh w16sdtfl w16du">
+<w:styles xmlns:mc="http://schemas.openxmlformats.org/markup-compatibility/2006" xmlns:r="http://schemas.openxmlformats.org/officeDocument/2006/relationships" xmlns:w="http://schemas.openxmlformats.org/wordprocessingml/2006/main" xmlns:w14="http://schemas.microsoft.com/office/word/2010/wordml" xmlns:w15="http://schemas.microsoft.com/office/word/2012/wordml" xmlns:w16cex="http://schemas.microsoft.com/office/word/2018/wordml/cex" xmlns:w16cid="http://schemas.microsoft.com/office/word/2016/wordml/cid" xmlns:w16="http://schemas.microsoft.com/office/word/2018/wordml" xmlns:w16du="http://schemas.microsoft.com/office/word/2023/wordml/word16du" xmlns:w16sdtdh="http://schemas.microsoft.com/office/word/2020/wordml/sdtdatahash" xmlns:w16se="http://schemas.microsoft.com/office/word/2015/wordml/symex" mc:Ignorable="w14 w15 w16se w16cid w16 w16cex w16sdtdh w16du">
   <w:docDefaults>
     <w:rPrDefault>
       <w:rPr>

--- a/1_Onomondo_Softsim_NRF9151_Setup.docx
+++ b/1_Onomondo_Softsim_NRF9151_Setup.docx
@@ -1,27 +1,18 @@
 
 <file path=word/document.xml><?xml version="1.0" encoding="utf-8"?>
-<w:document xmlns:wpc="http://schemas.microsoft.com/office/word/2010/wordprocessingCanvas" xmlns:cx="http://schemas.microsoft.com/office/drawing/2014/chartex" xmlns:cx1="http://schemas.microsoft.com/office/drawing/2015/9/8/chartex" xmlns:cx2="http://schemas.microsoft.com/office/drawing/2015/10/21/chartex" xmlns:cx3="http://schemas.microsoft.com/office/drawing/2016/5/9/chartex" xmlns:cx4="http://schemas.microsoft.com/office/drawing/2016/5/10/chartex" xmlns:cx5="http://schemas.microsoft.com/office/drawing/2016/5/11/chartex" xmlns:cx6="http://schemas.microsoft.com/office/drawing/2016/5/12/chartex" xmlns:cx7="http://schemas.microsoft.com/office/drawing/2016/5/13/chartex" xmlns:cx8="http://schemas.microsoft.com/office/drawing/2016/5/14/chartex" xmlns:mc="http://schemas.openxmlformats.org/markup-compatibility/2006" xmlns:aink="http://schemas.microsoft.com/office/drawing/2016/ink" xmlns:am3d="http://schemas.microsoft.com/office/drawing/2017/model3d" xmlns:o="urn:schemas-microsoft-com:office:office" xmlns:oel="http://schemas.microsoft.com/office/2019/extlst" xmlns:r="http://schemas.openxmlformats.org/officeDocument/2006/relationships" xmlns:m="http://schemas.openxmlformats.org/officeDocument/2006/math" xmlns:v="urn:schemas-microsoft-com:vml" xmlns:wp14="http://schemas.microsoft.com/office/word/2010/wordprocessingDrawing" xmlns:wp="http://schemas.openxmlformats.org/drawingml/2006/wordprocessingDrawing" xmlns:w10="urn:schemas-microsoft-com:office:word" xmlns:w="http://schemas.openxmlformats.org/wordprocessingml/2006/main" xmlns:w14="http://schemas.microsoft.com/office/word/2010/wordml" xmlns:w15="http://schemas.microsoft.com/office/word/2012/wordml" xmlns:w16cex="http://schemas.microsoft.com/office/word/2018/wordml/cex" xmlns:w16cid="http://schemas.microsoft.com/office/word/2016/wordml/cid" xmlns:w16="http://schemas.microsoft.com/office/word/2018/wordml" xmlns:w16du="http://schemas.microsoft.com/office/word/2023/wordml/word16du" xmlns:w16sdtdh="http://schemas.microsoft.com/office/word/2020/wordml/sdtdatahash" xmlns:w16se="http://schemas.microsoft.com/office/word/2015/wordml/symex" xmlns:wpg="http://schemas.microsoft.com/office/word/2010/wordprocessingGroup" xmlns:wpi="http://schemas.microsoft.com/office/word/2010/wordprocessingInk" xmlns:wne="http://schemas.microsoft.com/office/word/2006/wordml" xmlns:wps="http://schemas.microsoft.com/office/word/2010/wordprocessingShape" mc:Ignorable="w14 w15 w16se w16cid w16 w16cex w16sdtdh w16du wp14">
+<w:document xmlns:wpc="http://schemas.microsoft.com/office/word/2010/wordprocessingCanvas" xmlns:cx="http://schemas.microsoft.com/office/drawing/2014/chartex" xmlns:cx1="http://schemas.microsoft.com/office/drawing/2015/9/8/chartex" xmlns:cx2="http://schemas.microsoft.com/office/drawing/2015/10/21/chartex" xmlns:cx3="http://schemas.microsoft.com/office/drawing/2016/5/9/chartex" xmlns:cx4="http://schemas.microsoft.com/office/drawing/2016/5/10/chartex" xmlns:cx5="http://schemas.microsoft.com/office/drawing/2016/5/11/chartex" xmlns:cx6="http://schemas.microsoft.com/office/drawing/2016/5/12/chartex" xmlns:cx7="http://schemas.microsoft.com/office/drawing/2016/5/13/chartex" xmlns:cx8="http://schemas.microsoft.com/office/drawing/2016/5/14/chartex" xmlns:mc="http://schemas.openxmlformats.org/markup-compatibility/2006" xmlns:aink="http://schemas.microsoft.com/office/drawing/2016/ink" xmlns:am3d="http://schemas.microsoft.com/office/drawing/2017/model3d" xmlns:o="urn:schemas-microsoft-com:office:office" xmlns:oel="http://schemas.microsoft.com/office/2019/extlst" xmlns:r="http://schemas.openxmlformats.org/officeDocument/2006/relationships" xmlns:m="http://schemas.openxmlformats.org/officeDocument/2006/math" xmlns:v="urn:schemas-microsoft-com:vml" xmlns:wp14="http://schemas.microsoft.com/office/word/2010/wordprocessingDrawing" xmlns:wp="http://schemas.openxmlformats.org/drawingml/2006/wordprocessingDrawing" xmlns:w10="urn:schemas-microsoft-com:office:word" xmlns:w="http://schemas.openxmlformats.org/wordprocessingml/2006/main" xmlns:w14="http://schemas.microsoft.com/office/word/2010/wordml" xmlns:w15="http://schemas.microsoft.com/office/word/2012/wordml" xmlns:w16cex="http://schemas.microsoft.com/office/word/2018/wordml/cex" xmlns:w16cid="http://schemas.microsoft.com/office/word/2016/wordml/cid" xmlns:w16="http://schemas.microsoft.com/office/word/2018/wordml" xmlns:w16du="http://schemas.microsoft.com/office/word/2023/wordml/word16du" xmlns:w16sdtdh="http://schemas.microsoft.com/office/word/2020/wordml/sdtdatahash" xmlns:w16sdtfl="http://schemas.microsoft.com/office/word/2024/wordml/sdtformatlock" xmlns:w16se="http://schemas.microsoft.com/office/word/2015/wordml/symex" xmlns:wpg="http://schemas.microsoft.com/office/word/2010/wordprocessingGroup" xmlns:wpi="http://schemas.microsoft.com/office/word/2010/wordprocessingInk" xmlns:wne="http://schemas.microsoft.com/office/word/2006/wordml" xmlns:wps="http://schemas.microsoft.com/office/word/2010/wordprocessingShape" mc:Ignorable="w14 w15 w16se w16cid w16 w16cex w16sdtdh w16sdtfl w16du wp14">
   <w:body>
     <w:p>
       <w:pPr>
         <w:pStyle w:val="Title"/>
         <w:jc w:val="center"/>
       </w:pPr>
-      <w:proofErr w:type="spellStart"/>
       <w:r>
         <w:rPr>
           <w:rFonts w:ascii="Aptos Display" w:hAnsi="Aptos Display" w:cs="Aptos Display"/>
           <w:color w:val="1F4E79"/>
         </w:rPr>
-        <w:t>Onomondo</w:t>
-      </w:r>
-      <w:proofErr w:type="spellEnd"/>
-      <w:r>
-        <w:rPr>
-          <w:rFonts w:ascii="Aptos Display" w:hAnsi="Aptos Display" w:cs="Aptos Display"/>
-          <w:color w:val="1F4E79"/>
-        </w:rPr>
-        <w:t xml:space="preserve"> </w:t>
+        <w:t xml:space="preserve">Onomondo </w:t>
       </w:r>
       <w:proofErr w:type="spellStart"/>
       <w:r>
@@ -71,27 +62,7 @@
           <w:color w:val="444444"/>
           <w:sz w:val="26"/>
         </w:rPr>
-        <w:t xml:space="preserve"> Connect, and the </w:t>
-      </w:r>
-      <w:proofErr w:type="spellStart"/>
-      <w:r>
-        <w:rPr>
-          <w:rFonts w:cs="Aptos"/>
-          <w:i/>
-          <w:color w:val="444444"/>
-          <w:sz w:val="26"/>
-        </w:rPr>
-        <w:t>Onomondo</w:t>
-      </w:r>
-      <w:proofErr w:type="spellEnd"/>
-      <w:r>
-        <w:rPr>
-          <w:rFonts w:cs="Aptos"/>
-          <w:i/>
-          <w:color w:val="444444"/>
-          <w:sz w:val="26"/>
-        </w:rPr>
-        <w:t xml:space="preserve"> </w:t>
+        <w:t xml:space="preserve"> Connect, and the Onomondo </w:t>
       </w:r>
       <w:proofErr w:type="spellStart"/>
       <w:r>
@@ -173,25 +144,7 @@
                 <w:color w:val="000000"/>
                 <w:sz w:val="19"/>
               </w:rPr>
-              <w:t xml:space="preserve">At the end of this procedure, the nRF9151 DK has an </w:t>
-            </w:r>
-            <w:proofErr w:type="spellStart"/>
-            <w:r>
-              <w:rPr>
-                <w:rFonts w:cs="Aptos"/>
-                <w:color w:val="000000"/>
-                <w:sz w:val="19"/>
-              </w:rPr>
-              <w:t>Onomondo</w:t>
-            </w:r>
-            <w:proofErr w:type="spellEnd"/>
-            <w:r>
-              <w:rPr>
-                <w:rFonts w:cs="Aptos"/>
-                <w:color w:val="000000"/>
-                <w:sz w:val="19"/>
-              </w:rPr>
-              <w:t xml:space="preserve"> </w:t>
+              <w:t xml:space="preserve">At the end of this procedure, the nRF9151 DK has an Onomondo </w:t>
             </w:r>
             <w:proofErr w:type="spellStart"/>
             <w:r>
@@ -283,15 +236,7 @@
         <w:spacing w:after="40"/>
       </w:pPr>
       <w:r>
-        <w:t xml:space="preserve">4. Create the </w:t>
-      </w:r>
-      <w:proofErr w:type="spellStart"/>
-      <w:r>
-        <w:t>Onomondo</w:t>
-      </w:r>
-      <w:proofErr w:type="spellEnd"/>
-      <w:r>
-        <w:t xml:space="preserve"> </w:t>
+        <w:t xml:space="preserve">4. Create the Onomondo </w:t>
       </w:r>
       <w:proofErr w:type="spellStart"/>
       <w:r>
@@ -317,15 +262,7 @@
         <w:spacing w:after="40"/>
       </w:pPr>
       <w:r>
-        <w:t xml:space="preserve">6. Download and prepare the </w:t>
-      </w:r>
-      <w:proofErr w:type="spellStart"/>
-      <w:r>
-        <w:t>Onomondo</w:t>
-      </w:r>
-      <w:proofErr w:type="spellEnd"/>
-      <w:r>
-        <w:t xml:space="preserve"> </w:t>
+        <w:t xml:space="preserve">6. Download and prepare the Onomondo </w:t>
       </w:r>
       <w:proofErr w:type="spellStart"/>
       <w:r>
@@ -515,15 +452,7 @@
         <w:spacing w:after="40"/>
       </w:pPr>
       <w:r>
-        <w:t xml:space="preserve">You already have an </w:t>
-      </w:r>
-      <w:proofErr w:type="spellStart"/>
-      <w:r>
-        <w:t>Onomondo</w:t>
-      </w:r>
-      <w:proofErr w:type="spellEnd"/>
-      <w:r>
-        <w:t xml:space="preserve"> account and at least one allocated </w:t>
+        <w:t xml:space="preserve">You already have an Onomondo account and at least one allocated </w:t>
       </w:r>
       <w:proofErr w:type="spellStart"/>
       <w:r>
@@ -642,15 +571,7 @@
         <w:spacing w:after="40"/>
       </w:pPr>
       <w:r>
-        <w:t xml:space="preserve">Do not paste the </w:t>
-      </w:r>
-      <w:proofErr w:type="spellStart"/>
-      <w:r>
-        <w:t>Onomondo</w:t>
-      </w:r>
-      <w:proofErr w:type="spellEnd"/>
-      <w:r>
-        <w:t xml:space="preserve"> </w:t>
+        <w:t xml:space="preserve">Do not paste the Onomondo </w:t>
       </w:r>
       <w:proofErr w:type="spellStart"/>
       <w:r>
@@ -780,25 +701,7 @@
                 <w:color w:val="000000"/>
                 <w:sz w:val="19"/>
               </w:rPr>
-              <w:t xml:space="preserve">The </w:t>
-            </w:r>
-            <w:proofErr w:type="spellStart"/>
-            <w:r>
-              <w:rPr>
-                <w:rFonts w:cs="Aptos"/>
-                <w:color w:val="000000"/>
-                <w:sz w:val="19"/>
-              </w:rPr>
-              <w:t>Onomondo</w:t>
-            </w:r>
-            <w:proofErr w:type="spellEnd"/>
-            <w:r>
-              <w:rPr>
-                <w:rFonts w:cs="Aptos"/>
-                <w:color w:val="000000"/>
-                <w:sz w:val="19"/>
-              </w:rPr>
-              <w:t xml:space="preserve"> </w:t>
+              <w:t xml:space="preserve">The Onomondo </w:t>
             </w:r>
             <w:proofErr w:type="spellStart"/>
             <w:r>
@@ -864,21 +767,12 @@
         <w:spacing w:before="40" w:after="120" w:line="240" w:lineRule="auto"/>
         <w:ind w:left="216" w:right="72"/>
       </w:pPr>
-      <w:proofErr w:type="spellStart"/>
-      <w:r>
-        <w:rPr>
-          <w:rFonts w:cs="Consolas"/>
-          <w:color w:val="1F1F1F"/>
-        </w:rPr>
-        <w:t>Onomondo</w:t>
-      </w:r>
-      <w:proofErr w:type="spellEnd"/>
-      <w:r>
-        <w:rPr>
-          <w:rFonts w:cs="Consolas"/>
-          <w:color w:val="1F1F1F"/>
-        </w:rPr>
-        <w:t xml:space="preserve"> account</w:t>
+      <w:r>
+        <w:rPr>
+          <w:rFonts w:cs="Consolas"/>
+          <w:color w:val="1F1F1F"/>
+        </w:rPr>
+        <w:t>Onomondo account</w:t>
       </w:r>
       <w:r>
         <w:rPr>
@@ -1311,15 +1205,7 @@
       </w:pPr>
       <w:r>
         <w:lastRenderedPageBreak/>
-        <w:t xml:space="preserve">4. Create the </w:t>
-      </w:r>
-      <w:proofErr w:type="spellStart"/>
-      <w:r>
-        <w:t>Onomondo</w:t>
-      </w:r>
-      <w:proofErr w:type="spellEnd"/>
-      <w:r>
-        <w:t xml:space="preserve"> </w:t>
+        <w:t xml:space="preserve">4. Create the Onomondo </w:t>
       </w:r>
       <w:proofErr w:type="spellStart"/>
       <w:r>
@@ -1332,15 +1218,7 @@
     </w:p>
     <w:p>
       <w:r>
-        <w:t xml:space="preserve">Create a clean workspace that is separate from the default Nordic SDK workspace. This prevents west from mixing the default Nordic manifest with the </w:t>
-      </w:r>
-      <w:proofErr w:type="spellStart"/>
-      <w:r>
-        <w:t>Onomondo</w:t>
-      </w:r>
-      <w:proofErr w:type="spellEnd"/>
-      <w:r>
-        <w:t xml:space="preserve"> </w:t>
+        <w:t xml:space="preserve">Create a clean workspace that is separate from the default Nordic SDK workspace. This prevents west from mixing the default Nordic manifest with the Onomondo </w:t>
       </w:r>
       <w:proofErr w:type="spellStart"/>
       <w:r>
@@ -1614,7 +1492,7 @@
           <w:rFonts w:cs="Consolas"/>
           <w:color w:val="1F1F1F"/>
         </w:rPr>
-        <w:t>will5</w:t>
+        <w:t>%USERNAME%</w:t>
       </w:r>
       <w:r>
         <w:rPr>
@@ -1636,7 +1514,7 @@
           <w:rFonts w:cs="Consolas"/>
           <w:color w:val="1F1F1F"/>
         </w:rPr>
-        <w:t>will5</w:t>
+        <w:t>%USERNAME%</w:t>
       </w:r>
       <w:r>
         <w:rPr>
@@ -1651,14 +1529,26 @@
         <w:pStyle w:val="Heading2"/>
       </w:pPr>
       <w:r>
-        <w:t xml:space="preserve">4.2 Correction: clear ZEPHYR_BASE before west </w:t>
+        <w:t xml:space="preserve">4.2 </w:t>
+      </w:r>
+      <w:r>
+        <w:rPr>
+          <w:u w:val="single"/>
+        </w:rPr>
+        <w:t xml:space="preserve">Correction: clear ZEPHYR_BASE before west </w:t>
       </w:r>
       <w:proofErr w:type="spellStart"/>
       <w:r>
+        <w:rPr>
+          <w:u w:val="single"/>
+        </w:rPr>
         <w:t>init</w:t>
       </w:r>
       <w:proofErr w:type="spellEnd"/>
       <w:r>
+        <w:rPr>
+          <w:u w:val="single"/>
+        </w:rPr>
         <w:t xml:space="preserve"> if needed</w:t>
       </w:r>
     </w:p>
@@ -1738,6 +1628,9 @@
     </w:p>
     <w:p>
       <w:r>
+        <w:rPr>
+          <w:highlight w:val="yellow"/>
+        </w:rPr>
         <w:t>Run this command in the same PowerShell session:</w:t>
       </w:r>
     </w:p>
@@ -1861,15 +1754,7 @@
         <w:pStyle w:val="Heading2"/>
       </w:pPr>
       <w:r>
-        <w:t xml:space="preserve">4.3 Initialize the </w:t>
-      </w:r>
-      <w:proofErr w:type="spellStart"/>
-      <w:r>
-        <w:t>Onomondo</w:t>
-      </w:r>
-      <w:proofErr w:type="spellEnd"/>
-      <w:r>
-        <w:t xml:space="preserve"> </w:t>
+        <w:t xml:space="preserve">4.3 Initialize the Onomondo </w:t>
       </w:r>
       <w:proofErr w:type="spellStart"/>
       <w:r>
@@ -2275,15 +2160,7 @@
       </w:pPr>
       <w:r>
         <w:lastRenderedPageBreak/>
-        <w:t xml:space="preserve">6. Download and prepare the </w:t>
-      </w:r>
-      <w:proofErr w:type="spellStart"/>
-      <w:r>
-        <w:t>Onomondo</w:t>
-      </w:r>
-      <w:proofErr w:type="spellEnd"/>
-      <w:r>
-        <w:t xml:space="preserve"> </w:t>
+        <w:t xml:space="preserve">6. Download and prepare the Onomondo </w:t>
       </w:r>
       <w:proofErr w:type="spellStart"/>
       <w:r>
@@ -2296,31 +2173,15 @@
     </w:p>
     <w:p>
       <w:r>
-        <w:t xml:space="preserve">The </w:t>
+        <w:t xml:space="preserve">The Onomondo </w:t>
       </w:r>
       <w:proofErr w:type="spellStart"/>
       <w:r>
-        <w:t>Onomondo</w:t>
+        <w:t>SoftSIM</w:t>
       </w:r>
       <w:proofErr w:type="spellEnd"/>
       <w:r>
-        <w:t xml:space="preserve"> </w:t>
-      </w:r>
-      <w:proofErr w:type="spellStart"/>
-      <w:r>
-        <w:t>SoftSIM</w:t>
-      </w:r>
-      <w:proofErr w:type="spellEnd"/>
-      <w:r>
-        <w:t xml:space="preserve"> CLI is the PC-side tool used to fetch encrypted profiles from </w:t>
-      </w:r>
-      <w:proofErr w:type="spellStart"/>
-      <w:r>
-        <w:t>Onomondo</w:t>
-      </w:r>
-      <w:proofErr w:type="spellEnd"/>
-      <w:r>
-        <w:t xml:space="preserve"> and convert one profile into the HEX format accepted by the nRF91 </w:t>
+        <w:t xml:space="preserve"> CLI is the PC-side tool used to fetch encrypted profiles from Onomondo and convert one profile into the HEX format accepted by the nRF91 </w:t>
       </w:r>
       <w:proofErr w:type="spellStart"/>
       <w:r>
@@ -2385,15 +2246,7 @@
         <w:spacing w:after="40"/>
       </w:pPr>
       <w:r>
-        <w:t xml:space="preserve">Open the </w:t>
-      </w:r>
-      <w:proofErr w:type="spellStart"/>
-      <w:r>
-        <w:t>Onomondo</w:t>
-      </w:r>
-      <w:proofErr w:type="spellEnd"/>
-      <w:r>
-        <w:t xml:space="preserve"> </w:t>
+        <w:t xml:space="preserve">Open the Onomondo </w:t>
       </w:r>
       <w:proofErr w:type="spellStart"/>
       <w:r>
@@ -2951,15 +2804,7 @@
         <w:spacing w:after="40"/>
       </w:pPr>
       <w:r>
-        <w:t xml:space="preserve">Log into the </w:t>
-      </w:r>
-      <w:proofErr w:type="spellStart"/>
-      <w:r>
-        <w:t>Onomondo</w:t>
-      </w:r>
-      <w:proofErr w:type="spellEnd"/>
-      <w:r>
-        <w:t xml:space="preserve"> platform.</w:t>
+        <w:t>Log into the Onomondo platform.</w:t>
       </w:r>
     </w:p>
     <w:p>
@@ -3318,23 +3163,7 @@
           <w:rFonts w:cs="Consolas"/>
           <w:color w:val="1F1F1F"/>
         </w:rPr>
-        <w:t xml:space="preserve"> = Read-Host "Paste your </w:t>
-      </w:r>
-      <w:proofErr w:type="spellStart"/>
-      <w:r>
-        <w:rPr>
-          <w:rFonts w:cs="Consolas"/>
-          <w:color w:val="1F1F1F"/>
-        </w:rPr>
-        <w:t>Onomondo</w:t>
-      </w:r>
-      <w:proofErr w:type="spellEnd"/>
-      <w:r>
-        <w:rPr>
-          <w:rFonts w:cs="Consolas"/>
-          <w:color w:val="1F1F1F"/>
-        </w:rPr>
-        <w:t xml:space="preserve"> </w:t>
+        <w:t xml:space="preserve"> = Read-Host "Paste your Onomondo </w:t>
       </w:r>
       <w:proofErr w:type="spellStart"/>
       <w:r>
@@ -3370,23 +3199,7 @@
           <w:rFonts w:cs="Consolas"/>
           <w:color w:val="1F1F1F"/>
         </w:rPr>
-        <w:t xml:space="preserve">Paste your </w:t>
-      </w:r>
-      <w:proofErr w:type="spellStart"/>
-      <w:r>
-        <w:rPr>
-          <w:rFonts w:cs="Consolas"/>
-          <w:color w:val="1F1F1F"/>
-        </w:rPr>
-        <w:t>Onomondo</w:t>
-      </w:r>
-      <w:proofErr w:type="spellEnd"/>
-      <w:r>
-        <w:rPr>
-          <w:rFonts w:cs="Consolas"/>
-          <w:color w:val="1F1F1F"/>
-        </w:rPr>
-        <w:t xml:space="preserve"> </w:t>
+        <w:t xml:space="preserve">Paste your Onomondo </w:t>
       </w:r>
       <w:proofErr w:type="spellStart"/>
       <w:r>
@@ -3407,15 +3220,7 @@
     </w:p>
     <w:p>
       <w:r>
-        <w:t xml:space="preserve">At that prompt, paste your </w:t>
-      </w:r>
-      <w:proofErr w:type="spellStart"/>
-      <w:r>
-        <w:t>Onomondo</w:t>
-      </w:r>
-      <w:proofErr w:type="spellEnd"/>
-      <w:r>
-        <w:t xml:space="preserve"> </w:t>
+        <w:t xml:space="preserve">At that prompt, paste your Onomondo </w:t>
       </w:r>
       <w:proofErr w:type="spellStart"/>
       <w:r>
@@ -3726,7 +3531,15 @@
       </w:r>
       <w:proofErr w:type="gramEnd"/>
       <w:r>
-        <w:t>\profiles shows a downloaded encrypted profile file:</w:t>
+        <w:t xml:space="preserve">\profiles </w:t>
+      </w:r>
+      <w:proofErr w:type="gramStart"/>
+      <w:r>
+        <w:t>shows</w:t>
+      </w:r>
+      <w:proofErr w:type="gramEnd"/>
+      <w:r>
+        <w:t xml:space="preserve"> a downloaded encrypted profile file:</w:t>
       </w:r>
     </w:p>
     <w:p>
@@ -3735,11 +3548,17 @@
         <w:shd w:val="clear" w:color="auto" w:fill="F2F2F2"/>
         <w:spacing w:before="40" w:after="120" w:line="240" w:lineRule="auto"/>
         <w:ind w:left="216" w:right="72"/>
-      </w:pPr>
-      <w:r>
-        <w:rPr>
-          <w:rFonts w:cs="Consolas"/>
-          <w:color w:val="1F1F1F"/>
+        <w:rPr>
+          <w:sz w:val="14"/>
+          <w:szCs w:val="18"/>
+        </w:rPr>
+      </w:pPr>
+      <w:r>
+        <w:rPr>
+          <w:rFonts w:cs="Consolas"/>
+          <w:color w:val="1F1F1F"/>
+          <w:sz w:val="14"/>
+          <w:szCs w:val="18"/>
         </w:rPr>
         <w:t>.\softsim.exe next --</w:t>
       </w:r>
@@ -3748,6 +3567,8 @@
         <w:rPr>
           <w:rFonts w:cs="Consolas"/>
           <w:color w:val="1F1F1F"/>
+          <w:sz w:val="14"/>
+          <w:szCs w:val="18"/>
         </w:rPr>
         <w:t>key .</w:t>
       </w:r>
@@ -3756,6 +3577,8 @@
         <w:rPr>
           <w:rFonts w:cs="Consolas"/>
           <w:color w:val="1F1F1F"/>
+          <w:sz w:val="14"/>
+          <w:szCs w:val="18"/>
         </w:rPr>
         <w:t>\</w:t>
       </w:r>
@@ -3764,6 +3587,8 @@
         <w:rPr>
           <w:rFonts w:cs="Consolas"/>
           <w:color w:val="1F1F1F"/>
+          <w:sz w:val="14"/>
+          <w:szCs w:val="18"/>
         </w:rPr>
         <w:t>softsim_key</w:t>
       </w:r>
@@ -3772,14 +3597,19 @@
         <w:rPr>
           <w:rFonts w:cs="Consolas"/>
           <w:color w:val="1F1F1F"/>
+          <w:sz w:val="14"/>
+          <w:szCs w:val="18"/>
         </w:rPr>
         <w:t xml:space="preserve"> -</w:t>
       </w:r>
       <w:proofErr w:type="spellStart"/>
-      <w:r>
-        <w:rPr>
-          <w:rFonts w:cs="Consolas"/>
-          <w:color w:val="1F1F1F"/>
+      <w:proofErr w:type="gramStart"/>
+      <w:r>
+        <w:rPr>
+          <w:rFonts w:cs="Consolas"/>
+          <w:color w:val="1F1F1F"/>
+          <w:sz w:val="14"/>
+          <w:szCs w:val="18"/>
         </w:rPr>
         <w:t>i</w:t>
       </w:r>
@@ -3788,8 +3618,20 @@
         <w:rPr>
           <w:rFonts w:cs="Consolas"/>
           <w:color w:val="1F1F1F"/>
-        </w:rPr>
-        <w:t xml:space="preserve"> .\profiles --format=hex | Set-Content -Encoding ascii .\profile_001.hex</w:t>
+          <w:sz w:val="14"/>
+          <w:szCs w:val="18"/>
+        </w:rPr>
+        <w:t xml:space="preserve"> .</w:t>
+      </w:r>
+      <w:proofErr w:type="gramEnd"/>
+      <w:r>
+        <w:rPr>
+          <w:rFonts w:cs="Consolas"/>
+          <w:color w:val="1F1F1F"/>
+          <w:sz w:val="14"/>
+          <w:szCs w:val="18"/>
+        </w:rPr>
+        <w:t>\profiles --format=hex | Set-Content -Encoding ascii .\profile_001.hex</w:t>
       </w:r>
     </w:p>
     <w:p>
@@ -3889,7 +3731,23 @@
           <w:rFonts w:cs="Consolas"/>
           <w:color w:val="1F1F1F"/>
         </w:rPr>
-        <w:t xml:space="preserve"> '^[0-9A-Fa-f]+$') {</w:t>
+        <w:t xml:space="preserve"> '^[0-9A-Fa-</w:t>
+      </w:r>
+      <w:proofErr w:type="gramStart"/>
+      <w:r>
+        <w:rPr>
+          <w:rFonts w:cs="Consolas"/>
+          <w:color w:val="1F1F1F"/>
+        </w:rPr>
+        <w:t>f]+</w:t>
+      </w:r>
+      <w:proofErr w:type="gramEnd"/>
+      <w:r>
+        <w:rPr>
+          <w:rFonts w:cs="Consolas"/>
+          <w:color w:val="1F1F1F"/>
+        </w:rPr>
+        <w:t>$') {</w:t>
       </w:r>
       <w:r>
         <w:rPr>
@@ -3897,7 +3755,23 @@
           <w:color w:val="1F1F1F"/>
         </w:rPr>
         <w:br/>
-        <w:t xml:space="preserve">    throw "profile_001.hex contains non-hex characters. Do not provision this."</w:t>
+        <w:t xml:space="preserve">    throw "profile_001.hex contains non-</w:t>
+      </w:r>
+      <w:proofErr w:type="gramStart"/>
+      <w:r>
+        <w:rPr>
+          <w:rFonts w:cs="Consolas"/>
+          <w:color w:val="1F1F1F"/>
+        </w:rPr>
+        <w:t>hex</w:t>
+      </w:r>
+      <w:proofErr w:type="gramEnd"/>
+      <w:r>
+        <w:rPr>
+          <w:rFonts w:cs="Consolas"/>
+          <w:color w:val="1F1F1F"/>
+        </w:rPr>
+        <w:t xml:space="preserve"> characters. Do not provision this."</w:t>
       </w:r>
       <w:r>
         <w:rPr>
@@ -5129,6 +5003,7 @@
             <w:pPr>
               <w:spacing w:before="20" w:after="20"/>
             </w:pPr>
+            <w:proofErr w:type="gramStart"/>
             <w:r>
               <w:rPr>
                 <w:rFonts w:cs="Aptos"/>
@@ -5145,28 +5020,13 @@
               <w:t>SoftSIM</w:t>
             </w:r>
             <w:proofErr w:type="spellEnd"/>
-            <w:r>
-              <w:rPr>
-                <w:rFonts w:cs="Aptos"/>
-                <w:sz w:val="17"/>
-              </w:rPr>
-              <w:t xml:space="preserve"> is </w:t>
-            </w:r>
-            <w:proofErr w:type="gramStart"/>
-            <w:r>
-              <w:rPr>
-                <w:rFonts w:cs="Aptos"/>
-                <w:sz w:val="17"/>
-              </w:rPr>
-              <w:t>provisioned</w:t>
-            </w:r>
             <w:proofErr w:type="gramEnd"/>
             <w:r>
               <w:rPr>
                 <w:rFonts w:cs="Aptos"/>
                 <w:sz w:val="17"/>
               </w:rPr>
-              <w:t xml:space="preserve"> and the board is attached to LTE.</w:t>
+              <w:t xml:space="preserve"> is provisioned and the board is attached to LTE.</w:t>
             </w:r>
           </w:p>
         </w:tc>
@@ -5261,25 +5121,7 @@
                 <w:color w:val="000000"/>
                 <w:sz w:val="19"/>
               </w:rPr>
-              <w:t xml:space="preserve">This developer kit now has an </w:t>
-            </w:r>
-            <w:proofErr w:type="spellStart"/>
-            <w:r>
-              <w:rPr>
-                <w:rFonts w:cs="Aptos"/>
-                <w:color w:val="000000"/>
-                <w:sz w:val="19"/>
-              </w:rPr>
-              <w:t>Onomondo</w:t>
-            </w:r>
-            <w:proofErr w:type="spellEnd"/>
-            <w:r>
-              <w:rPr>
-                <w:rFonts w:cs="Aptos"/>
-                <w:color w:val="000000"/>
-                <w:sz w:val="19"/>
-              </w:rPr>
-              <w:t xml:space="preserve"> </w:t>
+              <w:t xml:space="preserve">This developer kit now has an Onomondo </w:t>
             </w:r>
             <w:proofErr w:type="spellStart"/>
             <w:r>
@@ -5327,15 +5169,7 @@
         <w:pStyle w:val="Heading2"/>
       </w:pPr>
       <w:r>
-        <w:t xml:space="preserve">10.2 Check the </w:t>
-      </w:r>
-      <w:proofErr w:type="spellStart"/>
-      <w:r>
-        <w:t>Onomondo</w:t>
-      </w:r>
-      <w:proofErr w:type="spellEnd"/>
-      <w:r>
-        <w:t xml:space="preserve"> platform</w:t>
+        <w:t>10.2 Check the Onomondo platform</w:t>
       </w:r>
     </w:p>
     <w:p>
@@ -5344,15 +5178,7 @@
         <w:spacing w:after="40"/>
       </w:pPr>
       <w:r>
-        <w:t xml:space="preserve">Log into the </w:t>
-      </w:r>
-      <w:proofErr w:type="spellStart"/>
-      <w:r>
-        <w:t>Onomondo</w:t>
-      </w:r>
-      <w:proofErr w:type="spellEnd"/>
-      <w:r>
-        <w:t xml:space="preserve"> platform.</w:t>
+        <w:t>Log into the Onomondo platform.</w:t>
       </w:r>
     </w:p>
     <w:p>
@@ -5592,23 +5418,7 @@
                 <w:rFonts w:cs="Aptos"/>
                 <w:sz w:val="16"/>
               </w:rPr>
-              <w:t xml:space="preserve"> fails with missing </w:t>
-            </w:r>
-            <w:proofErr w:type="spellStart"/>
-            <w:r>
-              <w:rPr>
-                <w:rFonts w:cs="Aptos"/>
-                <w:sz w:val="16"/>
-              </w:rPr>
-              <w:t>Onomondo</w:t>
-            </w:r>
-            <w:proofErr w:type="spellEnd"/>
-            <w:r>
-              <w:rPr>
-                <w:rFonts w:cs="Aptos"/>
-                <w:sz w:val="16"/>
-              </w:rPr>
-              <w:t xml:space="preserve"> UICC files</w:t>
+              <w:t xml:space="preserve"> fails with missing Onomondo UICC files</w:t>
             </w:r>
           </w:p>
         </w:tc>
@@ -5985,6 +5795,7 @@
               <w:t xml:space="preserve">\profiles, then </w:t>
             </w:r>
             <w:proofErr w:type="spellStart"/>
+            <w:proofErr w:type="gramStart"/>
             <w:r>
               <w:rPr>
                 <w:rFonts w:cs="Aptos"/>
@@ -5998,7 +5809,15 @@
                 <w:rFonts w:cs="Aptos"/>
                 <w:sz w:val="16"/>
               </w:rPr>
-              <w:t xml:space="preserve"> .\profiles.</w:t>
+              <w:t xml:space="preserve"> .</w:t>
+            </w:r>
+            <w:proofErr w:type="gramEnd"/>
+            <w:r>
+              <w:rPr>
+                <w:rFonts w:cs="Aptos"/>
+                <w:sz w:val="16"/>
+              </w:rPr>
+              <w:t>\profiles.</w:t>
             </w:r>
           </w:p>
         </w:tc>
@@ -6347,23 +6166,7 @@
                 <w:rFonts w:cs="Aptos"/>
                 <w:sz w:val="16"/>
               </w:rPr>
-              <w:t xml:space="preserve">Check antenna, location, </w:t>
-            </w:r>
-            <w:proofErr w:type="spellStart"/>
-            <w:r>
-              <w:rPr>
-                <w:rFonts w:cs="Aptos"/>
-                <w:sz w:val="16"/>
-              </w:rPr>
-              <w:t>Onomondo</w:t>
-            </w:r>
-            <w:proofErr w:type="spellEnd"/>
-            <w:r>
-              <w:rPr>
-                <w:rFonts w:cs="Aptos"/>
-                <w:sz w:val="16"/>
-              </w:rPr>
-              <w:t xml:space="preserve"> platform status, modem firmware, and network logs.</w:t>
+              <w:t>Check antenna, location, Onomondo platform status, modem firmware, and network logs.</w:t>
             </w:r>
           </w:p>
         </w:tc>
@@ -6522,7 +6325,7 @@
           <w:rFonts w:cs="Consolas"/>
           <w:color w:val="1F1F1F"/>
         </w:rPr>
-        <w:t>will5</w:t>
+        <w:t>%USERNAME%</w:t>
       </w:r>
       <w:r>
         <w:rPr>
@@ -6635,12 +6438,21 @@
         <w:t xml:space="preserve">Remove-Item </w:t>
       </w:r>
       <w:proofErr w:type="spellStart"/>
-      <w:r>
-        <w:rPr>
-          <w:rFonts w:cs="Consolas"/>
-          <w:color w:val="1F1F1F"/>
-        </w:rPr>
-        <w:t>Env:ZEPHYR_BASE</w:t>
+      <w:proofErr w:type="gramStart"/>
+      <w:r>
+        <w:rPr>
+          <w:rFonts w:cs="Consolas"/>
+          <w:color w:val="1F1F1F"/>
+        </w:rPr>
+        <w:t>Env:ZEPHYR</w:t>
+      </w:r>
+      <w:proofErr w:type="gramEnd"/>
+      <w:r>
+        <w:rPr>
+          <w:rFonts w:cs="Consolas"/>
+          <w:color w:val="1F1F1F"/>
+        </w:rPr>
+        <w:t>_BASE</w:t>
       </w:r>
       <w:proofErr w:type="spellEnd"/>
       <w:r>
@@ -7020,23 +6832,7 @@
           <w:rFonts w:cs="Consolas"/>
           <w:color w:val="1F1F1F"/>
         </w:rPr>
-        <w:t xml:space="preserve"> API key in the </w:t>
-      </w:r>
-      <w:proofErr w:type="spellStart"/>
-      <w:r>
-        <w:rPr>
-          <w:rFonts w:cs="Consolas"/>
-          <w:color w:val="1F1F1F"/>
-        </w:rPr>
-        <w:t>Onomondo</w:t>
-      </w:r>
-      <w:proofErr w:type="spellEnd"/>
-      <w:r>
-        <w:rPr>
-          <w:rFonts w:cs="Consolas"/>
-          <w:color w:val="1F1F1F"/>
-        </w:rPr>
-        <w:t xml:space="preserve"> platform using the copied public key.</w:t>
+        <w:t xml:space="preserve"> API key in the Onomondo platform using the copied public key.</w:t>
       </w:r>
       <w:r>
         <w:rPr>
@@ -7067,23 +6863,7 @@
           <w:rFonts w:cs="Consolas"/>
           <w:color w:val="1F1F1F"/>
         </w:rPr>
-        <w:t xml:space="preserve"> = Read-Host "Paste your </w:t>
-      </w:r>
-      <w:proofErr w:type="spellStart"/>
-      <w:r>
-        <w:rPr>
-          <w:rFonts w:cs="Consolas"/>
-          <w:color w:val="1F1F1F"/>
-        </w:rPr>
-        <w:t>Onomondo</w:t>
-      </w:r>
-      <w:proofErr w:type="spellEnd"/>
-      <w:r>
-        <w:rPr>
-          <w:rFonts w:cs="Consolas"/>
-          <w:color w:val="1F1F1F"/>
-        </w:rPr>
-        <w:t xml:space="preserve"> </w:t>
+        <w:t xml:space="preserve"> = Read-Host "Paste your Onomondo </w:t>
       </w:r>
       <w:proofErr w:type="spellStart"/>
       <w:r>
@@ -7601,62 +7381,107 @@
       </w:r>
     </w:p>
     <w:p>
-      <w:proofErr w:type="spellStart"/>
       <w:r>
         <w:rPr>
           <w:rFonts w:cs="Aptos"/>
           <w:b/>
           <w:sz w:val="19"/>
         </w:rPr>
-        <w:t>Onomondo</w:t>
+        <w:t xml:space="preserve">Onomondo Help Center: </w:t>
+      </w:r>
+      <w:r>
+        <w:rPr>
+          <w:rFonts w:cs="Aptos"/>
+          <w:sz w:val="19"/>
+        </w:rPr>
+        <w:t xml:space="preserve">How to integrate the Onomondo </w:t>
+      </w:r>
+      <w:proofErr w:type="spellStart"/>
+      <w:r>
+        <w:rPr>
+          <w:rFonts w:cs="Aptos"/>
+          <w:sz w:val="19"/>
+        </w:rPr>
+        <w:t>SoftSIM</w:t>
       </w:r>
       <w:proofErr w:type="spellEnd"/>
+      <w:r>
+        <w:rPr>
+          <w:rFonts w:cs="Aptos"/>
+          <w:sz w:val="19"/>
+        </w:rPr>
+        <w:t xml:space="preserve"> with the nRF91 Series from Nordic Semiconductor</w:t>
+      </w:r>
+    </w:p>
+    <w:p>
+      <w:pPr>
+        <w:ind w:left="360"/>
+      </w:pPr>
+      <w:r>
+        <w:rPr>
+          <w:rFonts w:ascii="Consolas" w:hAnsi="Consolas" w:cs="Consolas"/>
+          <w:color w:val="1F4E79"/>
+          <w:sz w:val="17"/>
+        </w:rPr>
+        <w:t>https://help.onomondo.com/en/articles/208415-how-to-integrate-the-onomondo-softsim-with-the-nrf91-series-from-nordic-semiconductor</w:t>
+      </w:r>
+    </w:p>
+    <w:p>
       <w:r>
         <w:rPr>
           <w:rFonts w:cs="Aptos"/>
           <w:b/>
           <w:sz w:val="19"/>
         </w:rPr>
-        <w:t xml:space="preserve"> Help Center: </w:t>
-      </w:r>
+        <w:t xml:space="preserve">Onomondo GitHub: </w:t>
+      </w:r>
+      <w:proofErr w:type="spellStart"/>
       <w:r>
         <w:rPr>
           <w:rFonts w:cs="Aptos"/>
           <w:sz w:val="19"/>
         </w:rPr>
-        <w:t xml:space="preserve">How to integrate the </w:t>
-      </w:r>
-      <w:proofErr w:type="spellStart"/>
+        <w:t>onomondo</w:t>
+      </w:r>
+      <w:proofErr w:type="spellEnd"/>
       <w:r>
         <w:rPr>
           <w:rFonts w:cs="Aptos"/>
           <w:sz w:val="19"/>
         </w:rPr>
-        <w:t>Onomondo</w:t>
-      </w:r>
-      <w:proofErr w:type="spellEnd"/>
+        <w:t>/</w:t>
+      </w:r>
+      <w:proofErr w:type="spellStart"/>
       <w:r>
         <w:rPr>
           <w:rFonts w:cs="Aptos"/>
           <w:sz w:val="19"/>
         </w:rPr>
-        <w:t xml:space="preserve"> </w:t>
-      </w:r>
-      <w:proofErr w:type="spellStart"/>
+        <w:t>nrf-softsim</w:t>
+      </w:r>
+      <w:proofErr w:type="spellEnd"/>
       <w:r>
         <w:rPr>
           <w:rFonts w:cs="Aptos"/>
           <w:sz w:val="19"/>
         </w:rPr>
-        <w:t>SoftSIM</w:t>
-      </w:r>
-      <w:proofErr w:type="spellEnd"/>
+        <w:t xml:space="preserve"> - Onomondo </w:t>
+      </w:r>
+      <w:proofErr w:type="spellStart"/>
       <w:r>
         <w:rPr>
           <w:rFonts w:cs="Aptos"/>
           <w:sz w:val="19"/>
         </w:rPr>
-        <w:t xml:space="preserve"> with the nRF91 Series from Nordic Semiconductor</w:t>
+        <w:t>SoftSIM</w:t>
+      </w:r>
+      <w:proofErr w:type="spellEnd"/>
+      <w:r>
+        <w:rPr>
+          <w:rFonts w:cs="Aptos"/>
+          <w:sz w:val="19"/>
+        </w:rPr>
+        <w:t xml:space="preserve"> integration for Nordic Semiconductor nRF91 Series</w:t>
       </w:r>
     </w:p>
     <w:p>
@@ -7669,237 +7494,104 @@
           <w:color w:val="1F4E79"/>
           <w:sz w:val="17"/>
         </w:rPr>
-        <w:t>https://help.onomondo.com/en/articles/208415-how-to-integrate-the-onomondo-softsim-with-the-nrf91-series-from-nordic-semiconductor</w:t>
+        <w:t>https://github.com/onomondo/nrf-softsim</w:t>
       </w:r>
     </w:p>
     <w:p>
-      <w:proofErr w:type="spellStart"/>
       <w:r>
         <w:rPr>
           <w:rFonts w:cs="Aptos"/>
           <w:b/>
           <w:sz w:val="19"/>
         </w:rPr>
-        <w:t>Onomondo</w:t>
+        <w:t xml:space="preserve">Onomondo GitHub: </w:t>
+      </w:r>
+      <w:proofErr w:type="spellStart"/>
+      <w:r>
+        <w:rPr>
+          <w:rFonts w:cs="Aptos"/>
+          <w:sz w:val="19"/>
+        </w:rPr>
+        <w:t>onomondo</w:t>
       </w:r>
       <w:proofErr w:type="spellEnd"/>
+      <w:r>
+        <w:rPr>
+          <w:rFonts w:cs="Aptos"/>
+          <w:sz w:val="19"/>
+        </w:rPr>
+        <w:t>/</w:t>
+      </w:r>
+      <w:proofErr w:type="spellStart"/>
+      <w:r>
+        <w:rPr>
+          <w:rFonts w:cs="Aptos"/>
+          <w:sz w:val="19"/>
+        </w:rPr>
+        <w:t>onomondo</w:t>
+      </w:r>
+      <w:proofErr w:type="spellEnd"/>
+      <w:r>
+        <w:rPr>
+          <w:rFonts w:cs="Aptos"/>
+          <w:sz w:val="19"/>
+        </w:rPr>
+        <w:t>-</w:t>
+      </w:r>
+      <w:proofErr w:type="spellStart"/>
+      <w:r>
+        <w:rPr>
+          <w:rFonts w:cs="Aptos"/>
+          <w:sz w:val="19"/>
+        </w:rPr>
+        <w:t>softsim</w:t>
+      </w:r>
+      <w:proofErr w:type="spellEnd"/>
+      <w:r>
+        <w:rPr>
+          <w:rFonts w:cs="Aptos"/>
+          <w:sz w:val="19"/>
+        </w:rPr>
+        <w:t xml:space="preserve">-cli - Onomondo </w:t>
+      </w:r>
+      <w:proofErr w:type="spellStart"/>
+      <w:r>
+        <w:rPr>
+          <w:rFonts w:cs="Aptos"/>
+          <w:sz w:val="19"/>
+        </w:rPr>
+        <w:t>SoftSIM</w:t>
+      </w:r>
+      <w:proofErr w:type="spellEnd"/>
+      <w:r>
+        <w:rPr>
+          <w:rFonts w:cs="Aptos"/>
+          <w:sz w:val="19"/>
+        </w:rPr>
+        <w:t xml:space="preserve"> profile provisioning CLI tool</w:t>
+      </w:r>
+    </w:p>
+    <w:p>
+      <w:pPr>
+        <w:ind w:left="360"/>
+      </w:pPr>
+      <w:r>
+        <w:rPr>
+          <w:rFonts w:ascii="Consolas" w:hAnsi="Consolas" w:cs="Consolas"/>
+          <w:color w:val="1F4E79"/>
+          <w:sz w:val="17"/>
+        </w:rPr>
+        <w:t>https://github.com/onomondo/onomondo-softsim-cli</w:t>
+      </w:r>
+    </w:p>
+    <w:p>
       <w:r>
         <w:rPr>
           <w:rFonts w:cs="Aptos"/>
           <w:b/>
           <w:sz w:val="19"/>
         </w:rPr>
-        <w:t xml:space="preserve"> GitHub: </w:t>
-      </w:r>
-      <w:proofErr w:type="spellStart"/>
-      <w:r>
-        <w:rPr>
-          <w:rFonts w:cs="Aptos"/>
-          <w:sz w:val="19"/>
-        </w:rPr>
-        <w:t>onomondo</w:t>
-      </w:r>
-      <w:proofErr w:type="spellEnd"/>
-      <w:r>
-        <w:rPr>
-          <w:rFonts w:cs="Aptos"/>
-          <w:sz w:val="19"/>
-        </w:rPr>
-        <w:t>/</w:t>
-      </w:r>
-      <w:proofErr w:type="spellStart"/>
-      <w:r>
-        <w:rPr>
-          <w:rFonts w:cs="Aptos"/>
-          <w:sz w:val="19"/>
-        </w:rPr>
-        <w:t>nrf-softsim</w:t>
-      </w:r>
-      <w:proofErr w:type="spellEnd"/>
-      <w:r>
-        <w:rPr>
-          <w:rFonts w:cs="Aptos"/>
-          <w:sz w:val="19"/>
-        </w:rPr>
-        <w:t xml:space="preserve"> - </w:t>
-      </w:r>
-      <w:proofErr w:type="spellStart"/>
-      <w:r>
-        <w:rPr>
-          <w:rFonts w:cs="Aptos"/>
-          <w:sz w:val="19"/>
-        </w:rPr>
-        <w:t>Onomondo</w:t>
-      </w:r>
-      <w:proofErr w:type="spellEnd"/>
-      <w:r>
-        <w:rPr>
-          <w:rFonts w:cs="Aptos"/>
-          <w:sz w:val="19"/>
-        </w:rPr>
-        <w:t xml:space="preserve"> </w:t>
-      </w:r>
-      <w:proofErr w:type="spellStart"/>
-      <w:r>
-        <w:rPr>
-          <w:rFonts w:cs="Aptos"/>
-          <w:sz w:val="19"/>
-        </w:rPr>
-        <w:t>SoftSIM</w:t>
-      </w:r>
-      <w:proofErr w:type="spellEnd"/>
-      <w:r>
-        <w:rPr>
-          <w:rFonts w:cs="Aptos"/>
-          <w:sz w:val="19"/>
-        </w:rPr>
-        <w:t xml:space="preserve"> integration for Nordic Semiconductor nRF91 Series</w:t>
-      </w:r>
-    </w:p>
-    <w:p>
-      <w:pPr>
-        <w:ind w:left="360"/>
-      </w:pPr>
-      <w:r>
-        <w:rPr>
-          <w:rFonts w:ascii="Consolas" w:hAnsi="Consolas" w:cs="Consolas"/>
-          <w:color w:val="1F4E79"/>
-          <w:sz w:val="17"/>
-        </w:rPr>
-        <w:t>https://github.com/onomondo/nrf-softsim</w:t>
-      </w:r>
-    </w:p>
-    <w:p>
-      <w:proofErr w:type="spellStart"/>
-      <w:r>
-        <w:rPr>
-          <w:rFonts w:cs="Aptos"/>
-          <w:b/>
-          <w:sz w:val="19"/>
-        </w:rPr>
-        <w:t>Onomondo</w:t>
-      </w:r>
-      <w:proofErr w:type="spellEnd"/>
-      <w:r>
-        <w:rPr>
-          <w:rFonts w:cs="Aptos"/>
-          <w:b/>
-          <w:sz w:val="19"/>
-        </w:rPr>
-        <w:t xml:space="preserve"> GitHub: </w:t>
-      </w:r>
-      <w:proofErr w:type="spellStart"/>
-      <w:r>
-        <w:rPr>
-          <w:rFonts w:cs="Aptos"/>
-          <w:sz w:val="19"/>
-        </w:rPr>
-        <w:t>onomondo</w:t>
-      </w:r>
-      <w:proofErr w:type="spellEnd"/>
-      <w:r>
-        <w:rPr>
-          <w:rFonts w:cs="Aptos"/>
-          <w:sz w:val="19"/>
-        </w:rPr>
-        <w:t>/</w:t>
-      </w:r>
-      <w:proofErr w:type="spellStart"/>
-      <w:r>
-        <w:rPr>
-          <w:rFonts w:cs="Aptos"/>
-          <w:sz w:val="19"/>
-        </w:rPr>
-        <w:t>onomondo</w:t>
-      </w:r>
-      <w:proofErr w:type="spellEnd"/>
-      <w:r>
-        <w:rPr>
-          <w:rFonts w:cs="Aptos"/>
-          <w:sz w:val="19"/>
-        </w:rPr>
-        <w:t>-</w:t>
-      </w:r>
-      <w:proofErr w:type="spellStart"/>
-      <w:r>
-        <w:rPr>
-          <w:rFonts w:cs="Aptos"/>
-          <w:sz w:val="19"/>
-        </w:rPr>
-        <w:t>softsim</w:t>
-      </w:r>
-      <w:proofErr w:type="spellEnd"/>
-      <w:r>
-        <w:rPr>
-          <w:rFonts w:cs="Aptos"/>
-          <w:sz w:val="19"/>
-        </w:rPr>
-        <w:t xml:space="preserve">-cli - </w:t>
-      </w:r>
-      <w:proofErr w:type="spellStart"/>
-      <w:r>
-        <w:rPr>
-          <w:rFonts w:cs="Aptos"/>
-          <w:sz w:val="19"/>
-        </w:rPr>
-        <w:t>Onomondo</w:t>
-      </w:r>
-      <w:proofErr w:type="spellEnd"/>
-      <w:r>
-        <w:rPr>
-          <w:rFonts w:cs="Aptos"/>
-          <w:sz w:val="19"/>
-        </w:rPr>
-        <w:t xml:space="preserve"> </w:t>
-      </w:r>
-      <w:proofErr w:type="spellStart"/>
-      <w:r>
-        <w:rPr>
-          <w:rFonts w:cs="Aptos"/>
-          <w:sz w:val="19"/>
-        </w:rPr>
-        <w:t>SoftSIM</w:t>
-      </w:r>
-      <w:proofErr w:type="spellEnd"/>
-      <w:r>
-        <w:rPr>
-          <w:rFonts w:cs="Aptos"/>
-          <w:sz w:val="19"/>
-        </w:rPr>
-        <w:t xml:space="preserve"> profile provisioning CLI tool</w:t>
-      </w:r>
-    </w:p>
-    <w:p>
-      <w:pPr>
-        <w:ind w:left="360"/>
-      </w:pPr>
-      <w:r>
-        <w:rPr>
-          <w:rFonts w:ascii="Consolas" w:hAnsi="Consolas" w:cs="Consolas"/>
-          <w:color w:val="1F4E79"/>
-          <w:sz w:val="17"/>
-        </w:rPr>
-        <w:t>https://github.com/onomondo/onomondo-softsim-cli</w:t>
-      </w:r>
-    </w:p>
-    <w:p>
-      <w:proofErr w:type="spellStart"/>
-      <w:r>
-        <w:rPr>
-          <w:rFonts w:cs="Aptos"/>
-          <w:b/>
-          <w:sz w:val="19"/>
-        </w:rPr>
-        <w:t>Onomondo</w:t>
-      </w:r>
-      <w:proofErr w:type="spellEnd"/>
-      <w:r>
-        <w:rPr>
-          <w:rFonts w:cs="Aptos"/>
-          <w:b/>
-          <w:sz w:val="19"/>
-        </w:rPr>
-        <w:t xml:space="preserve"> Help Center: </w:t>
+        <w:t xml:space="preserve">Onomondo Help Center: </w:t>
       </w:r>
       <w:proofErr w:type="spellStart"/>
       <w:r>
@@ -8255,7 +7947,7 @@
 </file>
 
 <file path=word/endnotes.xml><?xml version="1.0" encoding="utf-8"?>
-<w:endnotes xmlns:wpc="http://schemas.microsoft.com/office/word/2010/wordprocessingCanvas" xmlns:cx="http://schemas.microsoft.com/office/drawing/2014/chartex" xmlns:cx1="http://schemas.microsoft.com/office/drawing/2015/9/8/chartex" xmlns:cx2="http://schemas.microsoft.com/office/drawing/2015/10/21/chartex" xmlns:cx3="http://schemas.microsoft.com/office/drawing/2016/5/9/chartex" xmlns:cx4="http://schemas.microsoft.com/office/drawing/2016/5/10/chartex" xmlns:cx5="http://schemas.microsoft.com/office/drawing/2016/5/11/chartex" xmlns:cx6="http://schemas.microsoft.com/office/drawing/2016/5/12/chartex" xmlns:cx7="http://schemas.microsoft.com/office/drawing/2016/5/13/chartex" xmlns:cx8="http://schemas.microsoft.com/office/drawing/2016/5/14/chartex" xmlns:mc="http://schemas.openxmlformats.org/markup-compatibility/2006" xmlns:aink="http://schemas.microsoft.com/office/drawing/2016/ink" xmlns:am3d="http://schemas.microsoft.com/office/drawing/2017/model3d" xmlns:o="urn:schemas-microsoft-com:office:office" xmlns:oel="http://schemas.microsoft.com/office/2019/extlst" xmlns:r="http://schemas.openxmlformats.org/officeDocument/2006/relationships" xmlns:m="http://schemas.openxmlformats.org/officeDocument/2006/math" xmlns:v="urn:schemas-microsoft-com:vml" xmlns:wp14="http://schemas.microsoft.com/office/word/2010/wordprocessingDrawing" xmlns:wp="http://schemas.openxmlformats.org/drawingml/2006/wordprocessingDrawing" xmlns:w10="urn:schemas-microsoft-com:office:word" xmlns:w="http://schemas.openxmlformats.org/wordprocessingml/2006/main" xmlns:w14="http://schemas.microsoft.com/office/word/2010/wordml" xmlns:w15="http://schemas.microsoft.com/office/word/2012/wordml" xmlns:w16cex="http://schemas.microsoft.com/office/word/2018/wordml/cex" xmlns:w16cid="http://schemas.microsoft.com/office/word/2016/wordml/cid" xmlns:w16="http://schemas.microsoft.com/office/word/2018/wordml" xmlns:w16du="http://schemas.microsoft.com/office/word/2023/wordml/word16du" xmlns:w16sdtdh="http://schemas.microsoft.com/office/word/2020/wordml/sdtdatahash" xmlns:w16se="http://schemas.microsoft.com/office/word/2015/wordml/symex" xmlns:wpg="http://schemas.microsoft.com/office/word/2010/wordprocessingGroup" xmlns:wpi="http://schemas.microsoft.com/office/word/2010/wordprocessingInk" xmlns:wne="http://schemas.microsoft.com/office/word/2006/wordml" xmlns:wps="http://schemas.microsoft.com/office/word/2010/wordprocessingShape" mc:Ignorable="w14 w15 w16se w16cid w16 w16cex w16sdtdh w16du wp14">
+<w:endnotes xmlns:wpc="http://schemas.microsoft.com/office/word/2010/wordprocessingCanvas" xmlns:cx="http://schemas.microsoft.com/office/drawing/2014/chartex" xmlns:cx1="http://schemas.microsoft.com/office/drawing/2015/9/8/chartex" xmlns:cx2="http://schemas.microsoft.com/office/drawing/2015/10/21/chartex" xmlns:cx3="http://schemas.microsoft.com/office/drawing/2016/5/9/chartex" xmlns:cx4="http://schemas.microsoft.com/office/drawing/2016/5/10/chartex" xmlns:cx5="http://schemas.microsoft.com/office/drawing/2016/5/11/chartex" xmlns:cx6="http://schemas.microsoft.com/office/drawing/2016/5/12/chartex" xmlns:cx7="http://schemas.microsoft.com/office/drawing/2016/5/13/chartex" xmlns:cx8="http://schemas.microsoft.com/office/drawing/2016/5/14/chartex" xmlns:mc="http://schemas.openxmlformats.org/markup-compatibility/2006" xmlns:aink="http://schemas.microsoft.com/office/drawing/2016/ink" xmlns:am3d="http://schemas.microsoft.com/office/drawing/2017/model3d" xmlns:o="urn:schemas-microsoft-com:office:office" xmlns:oel="http://schemas.microsoft.com/office/2019/extlst" xmlns:r="http://schemas.openxmlformats.org/officeDocument/2006/relationships" xmlns:m="http://schemas.openxmlformats.org/officeDocument/2006/math" xmlns:v="urn:schemas-microsoft-com:vml" xmlns:wp14="http://schemas.microsoft.com/office/word/2010/wordprocessingDrawing" xmlns:wp="http://schemas.openxmlformats.org/drawingml/2006/wordprocessingDrawing" xmlns:w10="urn:schemas-microsoft-com:office:word" xmlns:w="http://schemas.openxmlformats.org/wordprocessingml/2006/main" xmlns:w14="http://schemas.microsoft.com/office/word/2010/wordml" xmlns:w15="http://schemas.microsoft.com/office/word/2012/wordml" xmlns:w16cex="http://schemas.microsoft.com/office/word/2018/wordml/cex" xmlns:w16cid="http://schemas.microsoft.com/office/word/2016/wordml/cid" xmlns:w16="http://schemas.microsoft.com/office/word/2018/wordml" xmlns:w16du="http://schemas.microsoft.com/office/word/2023/wordml/word16du" xmlns:w16sdtdh="http://schemas.microsoft.com/office/word/2020/wordml/sdtdatahash" xmlns:w16sdtfl="http://schemas.microsoft.com/office/word/2024/wordml/sdtformatlock" xmlns:w16se="http://schemas.microsoft.com/office/word/2015/wordml/symex" xmlns:wpg="http://schemas.microsoft.com/office/word/2010/wordprocessingGroup" xmlns:wpi="http://schemas.microsoft.com/office/word/2010/wordprocessingInk" xmlns:wne="http://schemas.microsoft.com/office/word/2006/wordml" xmlns:wps="http://schemas.microsoft.com/office/word/2010/wordprocessingShape" mc:Ignorable="w14 w15 w16se w16cid w16 w16cex w16sdtdh w16sdtfl w16du wp14">
   <w:endnote w:type="separator" w:id="-1">
     <w:p>
       <w:pPr>
@@ -8280,7 +7972,7 @@
 </file>
 
 <file path=word/footer1.xml><?xml version="1.0" encoding="utf-8"?>
-<w:ftr xmlns:wpc="http://schemas.microsoft.com/office/word/2010/wordprocessingCanvas" xmlns:cx="http://schemas.microsoft.com/office/drawing/2014/chartex" xmlns:cx1="http://schemas.microsoft.com/office/drawing/2015/9/8/chartex" xmlns:cx2="http://schemas.microsoft.com/office/drawing/2015/10/21/chartex" xmlns:cx3="http://schemas.microsoft.com/office/drawing/2016/5/9/chartex" xmlns:cx4="http://schemas.microsoft.com/office/drawing/2016/5/10/chartex" xmlns:cx5="http://schemas.microsoft.com/office/drawing/2016/5/11/chartex" xmlns:cx6="http://schemas.microsoft.com/office/drawing/2016/5/12/chartex" xmlns:cx7="http://schemas.microsoft.com/office/drawing/2016/5/13/chartex" xmlns:cx8="http://schemas.microsoft.com/office/drawing/2016/5/14/chartex" xmlns:mc="http://schemas.openxmlformats.org/markup-compatibility/2006" xmlns:aink="http://schemas.microsoft.com/office/drawing/2016/ink" xmlns:am3d="http://schemas.microsoft.com/office/drawing/2017/model3d" xmlns:o="urn:schemas-microsoft-com:office:office" xmlns:oel="http://schemas.microsoft.com/office/2019/extlst" xmlns:r="http://schemas.openxmlformats.org/officeDocument/2006/relationships" xmlns:m="http://schemas.openxmlformats.org/officeDocument/2006/math" xmlns:v="urn:schemas-microsoft-com:vml" xmlns:wp14="http://schemas.microsoft.com/office/word/2010/wordprocessingDrawing" xmlns:wp="http://schemas.openxmlformats.org/drawingml/2006/wordprocessingDrawing" xmlns:w10="urn:schemas-microsoft-com:office:word" xmlns:w="http://schemas.openxmlformats.org/wordprocessingml/2006/main" xmlns:w14="http://schemas.microsoft.com/office/word/2010/wordml" xmlns:w15="http://schemas.microsoft.com/office/word/2012/wordml" xmlns:w16cex="http://schemas.microsoft.com/office/word/2018/wordml/cex" xmlns:w16cid="http://schemas.microsoft.com/office/word/2016/wordml/cid" xmlns:w16="http://schemas.microsoft.com/office/word/2018/wordml" xmlns:w16du="http://schemas.microsoft.com/office/word/2023/wordml/word16du" xmlns:w16sdtdh="http://schemas.microsoft.com/office/word/2020/wordml/sdtdatahash" xmlns:w16se="http://schemas.microsoft.com/office/word/2015/wordml/symex" xmlns:wpg="http://schemas.microsoft.com/office/word/2010/wordprocessingGroup" xmlns:wpi="http://schemas.microsoft.com/office/word/2010/wordprocessingInk" xmlns:wne="http://schemas.microsoft.com/office/word/2006/wordml" xmlns:wps="http://schemas.microsoft.com/office/word/2010/wordprocessingShape" mc:Ignorable="w14 w15 w16se w16cid w16 w16cex w16sdtdh w16du wp14">
+<w:ftr xmlns:wpc="http://schemas.microsoft.com/office/word/2010/wordprocessingCanvas" xmlns:cx="http://schemas.microsoft.com/office/drawing/2014/chartex" xmlns:cx1="http://schemas.microsoft.com/office/drawing/2015/9/8/chartex" xmlns:cx2="http://schemas.microsoft.com/office/drawing/2015/10/21/chartex" xmlns:cx3="http://schemas.microsoft.com/office/drawing/2016/5/9/chartex" xmlns:cx4="http://schemas.microsoft.com/office/drawing/2016/5/10/chartex" xmlns:cx5="http://schemas.microsoft.com/office/drawing/2016/5/11/chartex" xmlns:cx6="http://schemas.microsoft.com/office/drawing/2016/5/12/chartex" xmlns:cx7="http://schemas.microsoft.com/office/drawing/2016/5/13/chartex" xmlns:cx8="http://schemas.microsoft.com/office/drawing/2016/5/14/chartex" xmlns:mc="http://schemas.openxmlformats.org/markup-compatibility/2006" xmlns:aink="http://schemas.microsoft.com/office/drawing/2016/ink" xmlns:am3d="http://schemas.microsoft.com/office/drawing/2017/model3d" xmlns:o="urn:schemas-microsoft-com:office:office" xmlns:oel="http://schemas.microsoft.com/office/2019/extlst" xmlns:r="http://schemas.openxmlformats.org/officeDocument/2006/relationships" xmlns:m="http://schemas.openxmlformats.org/officeDocument/2006/math" xmlns:v="urn:schemas-microsoft-com:vml" xmlns:wp14="http://schemas.microsoft.com/office/word/2010/wordprocessingDrawing" xmlns:wp="http://schemas.openxmlformats.org/drawingml/2006/wordprocessingDrawing" xmlns:w10="urn:schemas-microsoft-com:office:word" xmlns:w="http://schemas.openxmlformats.org/wordprocessingml/2006/main" xmlns:w14="http://schemas.microsoft.com/office/word/2010/wordml" xmlns:w15="http://schemas.microsoft.com/office/word/2012/wordml" xmlns:w16cex="http://schemas.microsoft.com/office/word/2018/wordml/cex" xmlns:w16cid="http://schemas.microsoft.com/office/word/2016/wordml/cid" xmlns:w16="http://schemas.microsoft.com/office/word/2018/wordml" xmlns:w16du="http://schemas.microsoft.com/office/word/2023/wordml/word16du" xmlns:w16sdtdh="http://schemas.microsoft.com/office/word/2020/wordml/sdtdatahash" xmlns:w16sdtfl="http://schemas.microsoft.com/office/word/2024/wordml/sdtformatlock" xmlns:w16se="http://schemas.microsoft.com/office/word/2015/wordml/symex" xmlns:wpg="http://schemas.microsoft.com/office/word/2010/wordprocessingGroup" xmlns:wpi="http://schemas.microsoft.com/office/word/2010/wordprocessingInk" xmlns:wne="http://schemas.microsoft.com/office/word/2006/wordml" xmlns:wps="http://schemas.microsoft.com/office/word/2010/wordprocessingShape" mc:Ignorable="w14 w15 w16se w16cid w16 w16cex w16sdtdh w16sdtfl w16du wp14">
   <w:p>
     <w:pPr>
       <w:pStyle w:val="Footer"/>
@@ -8310,25 +8002,7 @@
         <w:color w:val="666666"/>
         <w:sz w:val="16"/>
       </w:rPr>
-      <w:t xml:space="preserve"> Connect SDK, </w:t>
-    </w:r>
-    <w:proofErr w:type="spellStart"/>
-    <w:r>
-      <w:rPr>
-        <w:rFonts w:cs="Aptos"/>
-        <w:color w:val="666666"/>
-        <w:sz w:val="16"/>
-      </w:rPr>
-      <w:t>Onomondo</w:t>
-    </w:r>
-    <w:proofErr w:type="spellEnd"/>
-    <w:r>
-      <w:rPr>
-        <w:rFonts w:cs="Aptos"/>
-        <w:color w:val="666666"/>
-        <w:sz w:val="16"/>
-      </w:rPr>
-      <w:t xml:space="preserve"> </w:t>
+      <w:t xml:space="preserve"> Connect SDK, Onomondo </w:t>
     </w:r>
     <w:proofErr w:type="spellStart"/>
     <w:r>
@@ -8345,7 +8019,7 @@
 </file>
 
 <file path=word/footnotes.xml><?xml version="1.0" encoding="utf-8"?>
-<w:footnotes xmlns:wpc="http://schemas.microsoft.com/office/word/2010/wordprocessingCanvas" xmlns:cx="http://schemas.microsoft.com/office/drawing/2014/chartex" xmlns:cx1="http://schemas.microsoft.com/office/drawing/2015/9/8/chartex" xmlns:cx2="http://schemas.microsoft.com/office/drawing/2015/10/21/chartex" xmlns:cx3="http://schemas.microsoft.com/office/drawing/2016/5/9/chartex" xmlns:cx4="http://schemas.microsoft.com/office/drawing/2016/5/10/chartex" xmlns:cx5="http://schemas.microsoft.com/office/drawing/2016/5/11/chartex" xmlns:cx6="http://schemas.microsoft.com/office/drawing/2016/5/12/chartex" xmlns:cx7="http://schemas.microsoft.com/office/drawing/2016/5/13/chartex" xmlns:cx8="http://schemas.microsoft.com/office/drawing/2016/5/14/chartex" xmlns:mc="http://schemas.openxmlformats.org/markup-compatibility/2006" xmlns:aink="http://schemas.microsoft.com/office/drawing/2016/ink" xmlns:am3d="http://schemas.microsoft.com/office/drawing/2017/model3d" xmlns:o="urn:schemas-microsoft-com:office:office" xmlns:oel="http://schemas.microsoft.com/office/2019/extlst" xmlns:r="http://schemas.openxmlformats.org/officeDocument/2006/relationships" xmlns:m="http://schemas.openxmlformats.org/officeDocument/2006/math" xmlns:v="urn:schemas-microsoft-com:vml" xmlns:wp14="http://schemas.microsoft.com/office/word/2010/wordprocessingDrawing" xmlns:wp="http://schemas.openxmlformats.org/drawingml/2006/wordprocessingDrawing" xmlns:w10="urn:schemas-microsoft-com:office:word" xmlns:w="http://schemas.openxmlformats.org/wordprocessingml/2006/main" xmlns:w14="http://schemas.microsoft.com/office/word/2010/wordml" xmlns:w15="http://schemas.microsoft.com/office/word/2012/wordml" xmlns:w16cex="http://schemas.microsoft.com/office/word/2018/wordml/cex" xmlns:w16cid="http://schemas.microsoft.com/office/word/2016/wordml/cid" xmlns:w16="http://schemas.microsoft.com/office/word/2018/wordml" xmlns:w16du="http://schemas.microsoft.com/office/word/2023/wordml/word16du" xmlns:w16sdtdh="http://schemas.microsoft.com/office/word/2020/wordml/sdtdatahash" xmlns:w16se="http://schemas.microsoft.com/office/word/2015/wordml/symex" xmlns:wpg="http://schemas.microsoft.com/office/word/2010/wordprocessingGroup" xmlns:wpi="http://schemas.microsoft.com/office/word/2010/wordprocessingInk" xmlns:wne="http://schemas.microsoft.com/office/word/2006/wordml" xmlns:wps="http://schemas.microsoft.com/office/word/2010/wordprocessingShape" mc:Ignorable="w14 w15 w16se w16cid w16 w16cex w16sdtdh w16du wp14">
+<w:footnotes xmlns:wpc="http://schemas.microsoft.com/office/word/2010/wordprocessingCanvas" xmlns:cx="http://schemas.microsoft.com/office/drawing/2014/chartex" xmlns:cx1="http://schemas.microsoft.com/office/drawing/2015/9/8/chartex" xmlns:cx2="http://schemas.microsoft.com/office/drawing/2015/10/21/chartex" xmlns:cx3="http://schemas.microsoft.com/office/drawing/2016/5/9/chartex" xmlns:cx4="http://schemas.microsoft.com/office/drawing/2016/5/10/chartex" xmlns:cx5="http://schemas.microsoft.com/office/drawing/2016/5/11/chartex" xmlns:cx6="http://schemas.microsoft.com/office/drawing/2016/5/12/chartex" xmlns:cx7="http://schemas.microsoft.com/office/drawing/2016/5/13/chartex" xmlns:cx8="http://schemas.microsoft.com/office/drawing/2016/5/14/chartex" xmlns:mc="http://schemas.openxmlformats.org/markup-compatibility/2006" xmlns:aink="http://schemas.microsoft.com/office/drawing/2016/ink" xmlns:am3d="http://schemas.microsoft.com/office/drawing/2017/model3d" xmlns:o="urn:schemas-microsoft-com:office:office" xmlns:oel="http://schemas.microsoft.com/office/2019/extlst" xmlns:r="http://schemas.openxmlformats.org/officeDocument/2006/relationships" xmlns:m="http://schemas.openxmlformats.org/officeDocument/2006/math" xmlns:v="urn:schemas-microsoft-com:vml" xmlns:wp14="http://schemas.microsoft.com/office/word/2010/wordprocessingDrawing" xmlns:wp="http://schemas.openxmlformats.org/drawingml/2006/wordprocessingDrawing" xmlns:w10="urn:schemas-microsoft-com:office:word" xmlns:w="http://schemas.openxmlformats.org/wordprocessingml/2006/main" xmlns:w14="http://schemas.microsoft.com/office/word/2010/wordml" xmlns:w15="http://schemas.microsoft.com/office/word/2012/wordml" xmlns:w16cex="http://schemas.microsoft.com/office/word/2018/wordml/cex" xmlns:w16cid="http://schemas.microsoft.com/office/word/2016/wordml/cid" xmlns:w16="http://schemas.microsoft.com/office/word/2018/wordml" xmlns:w16du="http://schemas.microsoft.com/office/word/2023/wordml/word16du" xmlns:w16sdtdh="http://schemas.microsoft.com/office/word/2020/wordml/sdtdatahash" xmlns:w16sdtfl="http://schemas.microsoft.com/office/word/2024/wordml/sdtformatlock" xmlns:w16se="http://schemas.microsoft.com/office/word/2015/wordml/symex" xmlns:wpg="http://schemas.microsoft.com/office/word/2010/wordprocessingGroup" xmlns:wpi="http://schemas.microsoft.com/office/word/2010/wordprocessingInk" xmlns:wne="http://schemas.microsoft.com/office/word/2006/wordml" xmlns:wps="http://schemas.microsoft.com/office/word/2010/wordprocessingShape" mc:Ignorable="w14 w15 w16se w16cid w16 w16cex w16sdtdh w16sdtfl w16du wp14">
   <w:footnote w:type="separator" w:id="-1">
     <w:p>
       <w:pPr>
@@ -8370,29 +8044,19 @@
 </file>
 
 <file path=word/header1.xml><?xml version="1.0" encoding="utf-8"?>
-<w:hdr xmlns:wpc="http://schemas.microsoft.com/office/word/2010/wordprocessingCanvas" xmlns:cx="http://schemas.microsoft.com/office/drawing/2014/chartex" xmlns:cx1="http://schemas.microsoft.com/office/drawing/2015/9/8/chartex" xmlns:cx2="http://schemas.microsoft.com/office/drawing/2015/10/21/chartex" xmlns:cx3="http://schemas.microsoft.com/office/drawing/2016/5/9/chartex" xmlns:cx4="http://schemas.microsoft.com/office/drawing/2016/5/10/chartex" xmlns:cx5="http://schemas.microsoft.com/office/drawing/2016/5/11/chartex" xmlns:cx6="http://schemas.microsoft.com/office/drawing/2016/5/12/chartex" xmlns:cx7="http://schemas.microsoft.com/office/drawing/2016/5/13/chartex" xmlns:cx8="http://schemas.microsoft.com/office/drawing/2016/5/14/chartex" xmlns:mc="http://schemas.openxmlformats.org/markup-compatibility/2006" xmlns:aink="http://schemas.microsoft.com/office/drawing/2016/ink" xmlns:am3d="http://schemas.microsoft.com/office/drawing/2017/model3d" xmlns:o="urn:schemas-microsoft-com:office:office" xmlns:oel="http://schemas.microsoft.com/office/2019/extlst" xmlns:r="http://schemas.openxmlformats.org/officeDocument/2006/relationships" xmlns:m="http://schemas.openxmlformats.org/officeDocument/2006/math" xmlns:v="urn:schemas-microsoft-com:vml" xmlns:wp14="http://schemas.microsoft.com/office/word/2010/wordprocessingDrawing" xmlns:wp="http://schemas.openxmlformats.org/drawingml/2006/wordprocessingDrawing" xmlns:w10="urn:schemas-microsoft-com:office:word" xmlns:w="http://schemas.openxmlformats.org/wordprocessingml/2006/main" xmlns:w14="http://schemas.microsoft.com/office/word/2010/wordml" xmlns:w15="http://schemas.microsoft.com/office/word/2012/wordml" xmlns:w16cex="http://schemas.microsoft.com/office/word/2018/wordml/cex" xmlns:w16cid="http://schemas.microsoft.com/office/word/2016/wordml/cid" xmlns:w16="http://schemas.microsoft.com/office/word/2018/wordml" xmlns:w16du="http://schemas.microsoft.com/office/word/2023/wordml/word16du" xmlns:w16sdtdh="http://schemas.microsoft.com/office/word/2020/wordml/sdtdatahash" xmlns:w16se="http://schemas.microsoft.com/office/word/2015/wordml/symex" xmlns:wpg="http://schemas.microsoft.com/office/word/2010/wordprocessingGroup" xmlns:wpi="http://schemas.microsoft.com/office/word/2010/wordprocessingInk" xmlns:wne="http://schemas.microsoft.com/office/word/2006/wordml" xmlns:wps="http://schemas.microsoft.com/office/word/2010/wordprocessingShape" mc:Ignorable="w14 w15 w16se w16cid w16 w16cex w16sdtdh w16du wp14">
+<w:hdr xmlns:wpc="http://schemas.microsoft.com/office/word/2010/wordprocessingCanvas" xmlns:cx="http://schemas.microsoft.com/office/drawing/2014/chartex" xmlns:cx1="http://schemas.microsoft.com/office/drawing/2015/9/8/chartex" xmlns:cx2="http://schemas.microsoft.com/office/drawing/2015/10/21/chartex" xmlns:cx3="http://schemas.microsoft.com/office/drawing/2016/5/9/chartex" xmlns:cx4="http://schemas.microsoft.com/office/drawing/2016/5/10/chartex" xmlns:cx5="http://schemas.microsoft.com/office/drawing/2016/5/11/chartex" xmlns:cx6="http://schemas.microsoft.com/office/drawing/2016/5/12/chartex" xmlns:cx7="http://schemas.microsoft.com/office/drawing/2016/5/13/chartex" xmlns:cx8="http://schemas.microsoft.com/office/drawing/2016/5/14/chartex" xmlns:mc="http://schemas.openxmlformats.org/markup-compatibility/2006" xmlns:aink="http://schemas.microsoft.com/office/drawing/2016/ink" xmlns:am3d="http://schemas.microsoft.com/office/drawing/2017/model3d" xmlns:o="urn:schemas-microsoft-com:office:office" xmlns:oel="http://schemas.microsoft.com/office/2019/extlst" xmlns:r="http://schemas.openxmlformats.org/officeDocument/2006/relationships" xmlns:m="http://schemas.openxmlformats.org/officeDocument/2006/math" xmlns:v="urn:schemas-microsoft-com:vml" xmlns:wp14="http://schemas.microsoft.com/office/word/2010/wordprocessingDrawing" xmlns:wp="http://schemas.openxmlformats.org/drawingml/2006/wordprocessingDrawing" xmlns:w10="urn:schemas-microsoft-com:office:word" xmlns:w="http://schemas.openxmlformats.org/wordprocessingml/2006/main" xmlns:w14="http://schemas.microsoft.com/office/word/2010/wordml" xmlns:w15="http://schemas.microsoft.com/office/word/2012/wordml" xmlns:w16cex="http://schemas.microsoft.com/office/word/2018/wordml/cex" xmlns:w16cid="http://schemas.microsoft.com/office/word/2016/wordml/cid" xmlns:w16="http://schemas.microsoft.com/office/word/2018/wordml" xmlns:w16du="http://schemas.microsoft.com/office/word/2023/wordml/word16du" xmlns:w16sdtdh="http://schemas.microsoft.com/office/word/2020/wordml/sdtdatahash" xmlns:w16sdtfl="http://schemas.microsoft.com/office/word/2024/wordml/sdtformatlock" xmlns:w16se="http://schemas.microsoft.com/office/word/2015/wordml/symex" xmlns:wpg="http://schemas.microsoft.com/office/word/2010/wordprocessingGroup" xmlns:wpi="http://schemas.microsoft.com/office/word/2010/wordprocessingInk" xmlns:wne="http://schemas.microsoft.com/office/word/2006/wordml" xmlns:wps="http://schemas.microsoft.com/office/word/2010/wordprocessingShape" mc:Ignorable="w14 w15 w16se w16cid w16 w16cex w16sdtdh w16sdtfl w16du wp14">
   <w:p>
     <w:pPr>
       <w:pStyle w:val="Header"/>
       <w:jc w:val="right"/>
     </w:pPr>
-    <w:proofErr w:type="spellStart"/>
     <w:r>
       <w:rPr>
         <w:rFonts w:cs="Aptos"/>
         <w:color w:val="666666"/>
         <w:sz w:val="16"/>
       </w:rPr>
-      <w:t>Onomondo</w:t>
-    </w:r>
-    <w:proofErr w:type="spellEnd"/>
-    <w:r>
-      <w:rPr>
-        <w:rFonts w:cs="Aptos"/>
-        <w:color w:val="666666"/>
-        <w:sz w:val="16"/>
-      </w:rPr>
-      <w:t xml:space="preserve"> </w:t>
+      <w:t xml:space="preserve">Onomondo </w:t>
     </w:r>
     <w:proofErr w:type="spellStart"/>
     <w:r>
@@ -8417,7 +8081,7 @@
 </file>
 
 <file path=word/numbering.xml><?xml version="1.0" encoding="utf-8"?>
-<w:numbering xmlns:wpc="http://schemas.microsoft.com/office/word/2010/wordprocessingCanvas" xmlns:cx="http://schemas.microsoft.com/office/drawing/2014/chartex" xmlns:cx1="http://schemas.microsoft.com/office/drawing/2015/9/8/chartex" xmlns:cx2="http://schemas.microsoft.com/office/drawing/2015/10/21/chartex" xmlns:cx3="http://schemas.microsoft.com/office/drawing/2016/5/9/chartex" xmlns:cx4="http://schemas.microsoft.com/office/drawing/2016/5/10/chartex" xmlns:cx5="http://schemas.microsoft.com/office/drawing/2016/5/11/chartex" xmlns:cx6="http://schemas.microsoft.com/office/drawing/2016/5/12/chartex" xmlns:cx7="http://schemas.microsoft.com/office/drawing/2016/5/13/chartex" xmlns:cx8="http://schemas.microsoft.com/office/drawing/2016/5/14/chartex" xmlns:mc="http://schemas.openxmlformats.org/markup-compatibility/2006" xmlns:aink="http://schemas.microsoft.com/office/drawing/2016/ink" xmlns:am3d="http://schemas.microsoft.com/office/drawing/2017/model3d" xmlns:o="urn:schemas-microsoft-com:office:office" xmlns:oel="http://schemas.microsoft.com/office/2019/extlst" xmlns:r="http://schemas.openxmlformats.org/officeDocument/2006/relationships" xmlns:m="http://schemas.openxmlformats.org/officeDocument/2006/math" xmlns:v="urn:schemas-microsoft-com:vml" xmlns:wp14="http://schemas.microsoft.com/office/word/2010/wordprocessingDrawing" xmlns:wp="http://schemas.openxmlformats.org/drawingml/2006/wordprocessingDrawing" xmlns:w10="urn:schemas-microsoft-com:office:word" xmlns:w="http://schemas.openxmlformats.org/wordprocessingml/2006/main" xmlns:w14="http://schemas.microsoft.com/office/word/2010/wordml" xmlns:w15="http://schemas.microsoft.com/office/word/2012/wordml" xmlns:w16cex="http://schemas.microsoft.com/office/word/2018/wordml/cex" xmlns:w16cid="http://schemas.microsoft.com/office/word/2016/wordml/cid" xmlns:w16="http://schemas.microsoft.com/office/word/2018/wordml" xmlns:w16du="http://schemas.microsoft.com/office/word/2023/wordml/word16du" xmlns:w16sdtdh="http://schemas.microsoft.com/office/word/2020/wordml/sdtdatahash" xmlns:w16se="http://schemas.microsoft.com/office/word/2015/wordml/symex" xmlns:wpg="http://schemas.microsoft.com/office/word/2010/wordprocessingGroup" xmlns:wpi="http://schemas.microsoft.com/office/word/2010/wordprocessingInk" xmlns:wne="http://schemas.microsoft.com/office/word/2006/wordml" xmlns:wps="http://schemas.microsoft.com/office/word/2010/wordprocessingShape" mc:Ignorable="w14 w15 w16se w16cid w16 w16cex w16sdtdh w16du wp14">
+<w:numbering xmlns:wpc="http://schemas.microsoft.com/office/word/2010/wordprocessingCanvas" xmlns:cx="http://schemas.microsoft.com/office/drawing/2014/chartex" xmlns:cx1="http://schemas.microsoft.com/office/drawing/2015/9/8/chartex" xmlns:cx2="http://schemas.microsoft.com/office/drawing/2015/10/21/chartex" xmlns:cx3="http://schemas.microsoft.com/office/drawing/2016/5/9/chartex" xmlns:cx4="http://schemas.microsoft.com/office/drawing/2016/5/10/chartex" xmlns:cx5="http://schemas.microsoft.com/office/drawing/2016/5/11/chartex" xmlns:cx6="http://schemas.microsoft.com/office/drawing/2016/5/12/chartex" xmlns:cx7="http://schemas.microsoft.com/office/drawing/2016/5/13/chartex" xmlns:cx8="http://schemas.microsoft.com/office/drawing/2016/5/14/chartex" xmlns:mc="http://schemas.openxmlformats.org/markup-compatibility/2006" xmlns:aink="http://schemas.microsoft.com/office/drawing/2016/ink" xmlns:am3d="http://schemas.microsoft.com/office/drawing/2017/model3d" xmlns:o="urn:schemas-microsoft-com:office:office" xmlns:oel="http://schemas.microsoft.com/office/2019/extlst" xmlns:r="http://schemas.openxmlformats.org/officeDocument/2006/relationships" xmlns:m="http://schemas.openxmlformats.org/officeDocument/2006/math" xmlns:v="urn:schemas-microsoft-com:vml" xmlns:wp14="http://schemas.microsoft.com/office/word/2010/wordprocessingDrawing" xmlns:wp="http://schemas.openxmlformats.org/drawingml/2006/wordprocessingDrawing" xmlns:w10="urn:schemas-microsoft-com:office:word" xmlns:w="http://schemas.openxmlformats.org/wordprocessingml/2006/main" xmlns:w14="http://schemas.microsoft.com/office/word/2010/wordml" xmlns:w15="http://schemas.microsoft.com/office/word/2012/wordml" xmlns:w16cex="http://schemas.microsoft.com/office/word/2018/wordml/cex" xmlns:w16cid="http://schemas.microsoft.com/office/word/2016/wordml/cid" xmlns:w16="http://schemas.microsoft.com/office/word/2018/wordml" xmlns:w16du="http://schemas.microsoft.com/office/word/2023/wordml/word16du" xmlns:w16sdtdh="http://schemas.microsoft.com/office/word/2020/wordml/sdtdatahash" xmlns:w16sdtfl="http://schemas.microsoft.com/office/word/2024/wordml/sdtformatlock" xmlns:w16se="http://schemas.microsoft.com/office/word/2015/wordml/symex" xmlns:wpg="http://schemas.microsoft.com/office/word/2010/wordprocessingGroup" xmlns:wpi="http://schemas.microsoft.com/office/word/2010/wordprocessingInk" xmlns:wne="http://schemas.microsoft.com/office/word/2006/wordml" xmlns:wps="http://schemas.microsoft.com/office/word/2010/wordprocessingShape" mc:Ignorable="w14 w15 w16se w16cid w16 w16cex w16sdtdh w16sdtfl w16du wp14">
   <w:abstractNum w:abstractNumId="0" w15:restartNumberingAfterBreak="0">
     <w:nsid w:val="FFFFFF7C"/>
     <w:multiLevelType w:val="singleLevel"/>
@@ -8852,7 +8516,7 @@
 </file>
 
 <file path=word/styles.xml><?xml version="1.0" encoding="utf-8"?>
-<w:styles xmlns:mc="http://schemas.openxmlformats.org/markup-compatibility/2006" xmlns:r="http://schemas.openxmlformats.org/officeDocument/2006/relationships" xmlns:w="http://schemas.openxmlformats.org/wordprocessingml/2006/main" xmlns:w14="http://schemas.microsoft.com/office/word/2010/wordml" xmlns:w15="http://schemas.microsoft.com/office/word/2012/wordml" xmlns:w16cex="http://schemas.microsoft.com/office/word/2018/wordml/cex" xmlns:w16cid="http://schemas.microsoft.com/office/word/2016/wordml/cid" xmlns:w16="http://schemas.microsoft.com/office/word/2018/wordml" xmlns:w16du="http://schemas.microsoft.com/office/word/2023/wordml/word16du" xmlns:w16sdtdh="http://schemas.microsoft.com/office/word/2020/wordml/sdtdatahash" xmlns:w16se="http://schemas.microsoft.com/office/word/2015/wordml/symex" mc:Ignorable="w14 w15 w16se w16cid w16 w16cex w16sdtdh w16du">
+<w:styles xmlns:mc="http://schemas.openxmlformats.org/markup-compatibility/2006" xmlns:r="http://schemas.openxmlformats.org/officeDocument/2006/relationships" xmlns:w="http://schemas.openxmlformats.org/wordprocessingml/2006/main" xmlns:w14="http://schemas.microsoft.com/office/word/2010/wordml" xmlns:w15="http://schemas.microsoft.com/office/word/2012/wordml" xmlns:w16cex="http://schemas.microsoft.com/office/word/2018/wordml/cex" xmlns:w16cid="http://schemas.microsoft.com/office/word/2016/wordml/cid" xmlns:w16="http://schemas.microsoft.com/office/word/2018/wordml" xmlns:w16du="http://schemas.microsoft.com/office/word/2023/wordml/word16du" xmlns:w16sdtdh="http://schemas.microsoft.com/office/word/2020/wordml/sdtdatahash" xmlns:w16sdtfl="http://schemas.microsoft.com/office/word/2024/wordml/sdtformatlock" xmlns:w16se="http://schemas.microsoft.com/office/word/2015/wordml/symex" mc:Ignorable="w14 w15 w16se w16cid w16 w16cex w16sdtdh w16sdtfl w16du">
   <w:docDefaults>
     <w:rPrDefault>
       <w:rPr>
